--- a/Лабораторные работы/64/3/3.docx
+++ b/Лабораторные работы/64/3/3.docx
@@ -177,7 +177,7 @@
           <w:r>
             <w:fldChar w:fldCharType="separate"/>
           </w:r>
-          <w:hyperlink w:anchor="_Toc228875684" w:history="1">
+          <w:hyperlink w:anchor="_Toc230012491" w:history="1">
             <w:r>
               <w:rPr>
                 <w:rStyle w:val="a6"/>
@@ -204,7 +204,7 @@
                 <w:noProof/>
                 <w:webHidden/>
               </w:rPr>
-              <w:instrText xml:space="preserve"> PAGEREF _Toc228875684 \h </w:instrText>
+              <w:instrText xml:space="preserve"> PAGEREF _Toc230012491 \h </w:instrText>
             </w:r>
             <w:r>
               <w:rPr>
@@ -224,7 +224,7 @@
                 <w:noProof/>
                 <w:webHidden/>
               </w:rPr>
-              <w:t>1</w:t>
+              <w:t>2</w:t>
             </w:r>
             <w:r>
               <w:rPr>
@@ -247,7 +247,7 @@
               <w:lang w:eastAsia="ru-RU"/>
             </w:rPr>
           </w:pPr>
-          <w:hyperlink w:anchor="_Toc228875685" w:history="1">
+          <w:hyperlink w:anchor="_Toc230012492" w:history="1">
             <w:r>
               <w:rPr>
                 <w:rStyle w:val="a6"/>
@@ -274,7 +274,7 @@
                 <w:noProof/>
                 <w:webHidden/>
               </w:rPr>
-              <w:instrText xml:space="preserve"> PAGEREF _Toc228875685 \h </w:instrText>
+              <w:instrText xml:space="preserve"> PAGEREF _Toc230012492 \h </w:instrText>
             </w:r>
             <w:r>
               <w:rPr>
@@ -317,7 +317,7 @@
               <w:lang w:eastAsia="ru-RU"/>
             </w:rPr>
           </w:pPr>
-          <w:hyperlink w:anchor="_Toc228875686" w:history="1">
+          <w:hyperlink w:anchor="_Toc230012493" w:history="1">
             <w:r>
               <w:rPr>
                 <w:rStyle w:val="a6"/>
@@ -344,7 +344,7 @@
                 <w:noProof/>
                 <w:webHidden/>
               </w:rPr>
-              <w:instrText xml:space="preserve"> PAGEREF _Toc228875686 \h </w:instrText>
+              <w:instrText xml:space="preserve"> PAGEREF _Toc230012493 \h </w:instrText>
             </w:r>
             <w:r>
               <w:rPr>
@@ -387,7 +387,7 @@
               <w:lang w:eastAsia="ru-RU"/>
             </w:rPr>
           </w:pPr>
-          <w:hyperlink w:anchor="_Toc228875687" w:history="1">
+          <w:hyperlink w:anchor="_Toc230012494" w:history="1">
             <w:r>
               <w:rPr>
                 <w:rStyle w:val="a6"/>
@@ -414,7 +414,7 @@
                 <w:noProof/>
                 <w:webHidden/>
               </w:rPr>
-              <w:instrText xml:space="preserve"> PAGEREF _Toc228875687 \h </w:instrText>
+              <w:instrText xml:space="preserve"> PAGEREF _Toc230012494 \h </w:instrText>
             </w:r>
             <w:r>
               <w:rPr>
@@ -457,7 +457,7 @@
               <w:lang w:eastAsia="ru-RU"/>
             </w:rPr>
           </w:pPr>
-          <w:hyperlink w:anchor="_Toc228875688" w:history="1">
+          <w:hyperlink w:anchor="_Toc230012495" w:history="1">
             <w:r>
               <w:rPr>
                 <w:rStyle w:val="a6"/>
@@ -484,7 +484,7 @@
                 <w:noProof/>
                 <w:webHidden/>
               </w:rPr>
-              <w:instrText xml:space="preserve"> PAGEREF _Toc228875688 \h </w:instrText>
+              <w:instrText xml:space="preserve"> PAGEREF _Toc230012495 \h </w:instrText>
             </w:r>
             <w:r>
               <w:rPr>
@@ -527,13 +527,13 @@
               <w:lang w:eastAsia="ru-RU"/>
             </w:rPr>
           </w:pPr>
-          <w:hyperlink w:anchor="_Toc228875689" w:history="1">
+          <w:hyperlink w:anchor="_Toc230012496" w:history="1">
             <w:r>
               <w:rPr>
                 <w:rStyle w:val="a6"/>
                 <w:noProof/>
               </w:rPr>
-              <w:t>УЛУЧШЕНИЕ МОДЕЛИ</w:t>
+              <w:t>Улучшение модели</w:t>
             </w:r>
             <w:r>
               <w:rPr>
@@ -554,7 +554,7 @@
                 <w:noProof/>
                 <w:webHidden/>
               </w:rPr>
-              <w:instrText xml:space="preserve"> PAGEREF _Toc228875689 \h </w:instrText>
+              <w:instrText xml:space="preserve"> PAGEREF _Toc230012496 \h </w:instrText>
             </w:r>
             <w:r>
               <w:rPr>
@@ -597,20 +597,13 @@
               <w:lang w:eastAsia="ru-RU"/>
             </w:rPr>
           </w:pPr>
-          <w:hyperlink w:anchor="_Toc228875690" w:history="1">
+          <w:hyperlink w:anchor="_Toc230012497" w:history="1">
             <w:r>
               <w:rPr>
                 <w:rStyle w:val="a6"/>
                 <w:noProof/>
               </w:rPr>
-              <w:t>Вес</w:t>
-            </w:r>
-            <w:r>
-              <w:rPr>
-                <w:rStyle w:val="a6"/>
-                <w:noProof/>
-              </w:rPr>
-              <w:t>а</w:t>
+              <w:t>Веса</w:t>
             </w:r>
             <w:r>
               <w:rPr>
@@ -631,7 +624,7 @@
                 <w:noProof/>
                 <w:webHidden/>
               </w:rPr>
-              <w:instrText xml:space="preserve"> PAGEREF _Toc228875690 \h </w:instrText>
+              <w:instrText xml:space="preserve"> PAGEREF _Toc230012497 \h </w:instrText>
             </w:r>
             <w:r>
               <w:rPr>
@@ -674,7 +667,7 @@
               <w:lang w:eastAsia="ru-RU"/>
             </w:rPr>
           </w:pPr>
-          <w:hyperlink w:anchor="_Toc228875691" w:history="1">
+          <w:hyperlink w:anchor="_Toc230012498" w:history="1">
             <w:r>
               <w:rPr>
                 <w:rStyle w:val="a6"/>
@@ -701,7 +694,7 @@
                 <w:noProof/>
                 <w:webHidden/>
               </w:rPr>
-              <w:instrText xml:space="preserve"> PAGEREF _Toc228875691 \h </w:instrText>
+              <w:instrText xml:space="preserve"> PAGEREF _Toc230012498 \h </w:instrText>
             </w:r>
             <w:r>
               <w:rPr>
@@ -744,7 +737,7 @@
               <w:lang w:eastAsia="ru-RU"/>
             </w:rPr>
           </w:pPr>
-          <w:hyperlink w:anchor="_Toc228875692" w:history="1">
+          <w:hyperlink w:anchor="_Toc230012499" w:history="1">
             <w:r>
               <w:rPr>
                 <w:rStyle w:val="a6"/>
@@ -771,7 +764,7 @@
                 <w:noProof/>
                 <w:webHidden/>
               </w:rPr>
-              <w:instrText xml:space="preserve"> PAGEREF _Toc228875692 \h </w:instrText>
+              <w:instrText xml:space="preserve"> PAGEREF _Toc230012499 \h </w:instrText>
             </w:r>
             <w:r>
               <w:rPr>
@@ -814,7 +807,7 @@
               <w:lang w:eastAsia="ru-RU"/>
             </w:rPr>
           </w:pPr>
-          <w:hyperlink w:anchor="_Toc228875693" w:history="1">
+          <w:hyperlink w:anchor="_Toc230012500" w:history="1">
             <w:r>
               <w:rPr>
                 <w:rStyle w:val="a6"/>
@@ -841,7 +834,7 @@
                 <w:noProof/>
                 <w:webHidden/>
               </w:rPr>
-              <w:instrText xml:space="preserve"> PAGEREF _Toc228875693 \h </w:instrText>
+              <w:instrText xml:space="preserve"> PAGEREF _Toc230012500 \h </w:instrText>
             </w:r>
             <w:r>
               <w:rPr>
@@ -884,7 +877,7 @@
               <w:lang w:eastAsia="ru-RU"/>
             </w:rPr>
           </w:pPr>
-          <w:hyperlink w:anchor="_Toc228875694" w:history="1">
+          <w:hyperlink w:anchor="_Toc230012501" w:history="1">
             <w:r>
               <w:rPr>
                 <w:rStyle w:val="a6"/>
@@ -911,7 +904,7 @@
                 <w:noProof/>
                 <w:webHidden/>
               </w:rPr>
-              <w:instrText xml:space="preserve"> PAGEREF _Toc228875694 \h </w:instrText>
+              <w:instrText xml:space="preserve"> PAGEREF _Toc230012501 \h </w:instrText>
             </w:r>
             <w:r>
               <w:rPr>
@@ -954,7 +947,7 @@
               <w:lang w:eastAsia="ru-RU"/>
             </w:rPr>
           </w:pPr>
-          <w:hyperlink w:anchor="_Toc228875695" w:history="1">
+          <w:hyperlink w:anchor="_Toc230012502" w:history="1">
             <w:r>
               <w:rPr>
                 <w:rStyle w:val="a6"/>
@@ -996,7 +989,7 @@
                 <w:noProof/>
                 <w:webHidden/>
               </w:rPr>
-              <w:instrText xml:space="preserve"> PAGEREF _Toc228875695 \h </w:instrText>
+              <w:instrText xml:space="preserve"> PAGEREF _Toc230012502 \h </w:instrText>
             </w:r>
             <w:r>
               <w:rPr>
@@ -1039,7 +1032,7 @@
               <w:lang w:eastAsia="ru-RU"/>
             </w:rPr>
           </w:pPr>
-          <w:hyperlink w:anchor="_Toc228875696" w:history="1">
+          <w:hyperlink w:anchor="_Toc230012503" w:history="1">
             <w:r>
               <w:rPr>
                 <w:rStyle w:val="a6"/>
@@ -1066,7 +1059,7 @@
                 <w:noProof/>
                 <w:webHidden/>
               </w:rPr>
-              <w:instrText xml:space="preserve"> PAGEREF _Toc228875696 \h </w:instrText>
+              <w:instrText xml:space="preserve"> PAGEREF _Toc230012503 \h </w:instrText>
             </w:r>
             <w:r>
               <w:rPr>
@@ -1109,7 +1102,7 @@
               <w:lang w:eastAsia="ru-RU"/>
             </w:rPr>
           </w:pPr>
-          <w:hyperlink w:anchor="_Toc228875697" w:history="1">
+          <w:hyperlink w:anchor="_Toc230012504" w:history="1">
             <w:r>
               <w:rPr>
                 <w:rStyle w:val="a6"/>
@@ -1136,7 +1129,7 @@
                 <w:noProof/>
                 <w:webHidden/>
               </w:rPr>
-              <w:instrText xml:space="preserve"> PAGEREF _Toc228875697 \h </w:instrText>
+              <w:instrText xml:space="preserve"> PAGEREF _Toc230012504 \h </w:instrText>
             </w:r>
             <w:r>
               <w:rPr>
@@ -1179,7 +1172,7 @@
               <w:lang w:eastAsia="ru-RU"/>
             </w:rPr>
           </w:pPr>
-          <w:hyperlink w:anchor="_Toc228875698" w:history="1">
+          <w:hyperlink w:anchor="_Toc230012505" w:history="1">
             <w:r>
               <w:rPr>
                 <w:rStyle w:val="a6"/>
@@ -1206,7 +1199,7 @@
                 <w:noProof/>
                 <w:webHidden/>
               </w:rPr>
-              <w:instrText xml:space="preserve"> PAGEREF _Toc228875698 \h </w:instrText>
+              <w:instrText xml:space="preserve"> PAGEREF _Toc230012505 \h </w:instrText>
             </w:r>
             <w:r>
               <w:rPr>
@@ -1249,7 +1242,7 @@
               <w:lang w:eastAsia="ru-RU"/>
             </w:rPr>
           </w:pPr>
-          <w:hyperlink w:anchor="_Toc228875699" w:history="1">
+          <w:hyperlink w:anchor="_Toc230012506" w:history="1">
             <w:r>
               <w:rPr>
                 <w:rStyle w:val="a6"/>
@@ -1276,7 +1269,7 @@
                 <w:noProof/>
                 <w:webHidden/>
               </w:rPr>
-              <w:instrText xml:space="preserve"> PAGEREF _Toc228875699 \h </w:instrText>
+              <w:instrText xml:space="preserve"> PAGEREF _Toc230012506 \h </w:instrText>
             </w:r>
             <w:r>
               <w:rPr>
@@ -1319,7 +1312,7 @@
               <w:lang w:eastAsia="ru-RU"/>
             </w:rPr>
           </w:pPr>
-          <w:hyperlink w:anchor="_Toc228875700" w:history="1">
+          <w:hyperlink w:anchor="_Toc230012507" w:history="1">
             <w:r>
               <w:rPr>
                 <w:rStyle w:val="a6"/>
@@ -1346,7 +1339,7 @@
                 <w:noProof/>
                 <w:webHidden/>
               </w:rPr>
-              <w:instrText xml:space="preserve"> PAGEREF _Toc228875700 \h </w:instrText>
+              <w:instrText xml:space="preserve"> PAGEREF _Toc230012507 \h </w:instrText>
             </w:r>
             <w:r>
               <w:rPr>
@@ -1389,7 +1382,7 @@
               <w:lang w:eastAsia="ru-RU"/>
             </w:rPr>
           </w:pPr>
-          <w:hyperlink w:anchor="_Toc228875701" w:history="1">
+          <w:hyperlink w:anchor="_Toc230012508" w:history="1">
             <w:r>
               <w:rPr>
                 <w:rStyle w:val="a6"/>
@@ -1416,7 +1409,7 @@
                 <w:noProof/>
                 <w:webHidden/>
               </w:rPr>
-              <w:instrText xml:space="preserve"> PAGEREF _Toc228875701 \h </w:instrText>
+              <w:instrText xml:space="preserve"> PAGEREF _Toc230012508 \h </w:instrText>
             </w:r>
             <w:r>
               <w:rPr>
@@ -1459,7 +1452,7 @@
               <w:lang w:eastAsia="ru-RU"/>
             </w:rPr>
           </w:pPr>
-          <w:hyperlink w:anchor="_Toc228875702" w:history="1">
+          <w:hyperlink w:anchor="_Toc230012509" w:history="1">
             <w:r>
               <w:rPr>
                 <w:rStyle w:val="a6"/>
@@ -1486,7 +1479,7 @@
                 <w:noProof/>
                 <w:webHidden/>
               </w:rPr>
-              <w:instrText xml:space="preserve"> PAGEREF _Toc228875702 \h </w:instrText>
+              <w:instrText xml:space="preserve"> PAGEREF _Toc230012509 \h </w:instrText>
             </w:r>
             <w:r>
               <w:rPr>
@@ -1529,7 +1522,7 @@
               <w:lang w:eastAsia="ru-RU"/>
             </w:rPr>
           </w:pPr>
-          <w:hyperlink w:anchor="_Toc228875703" w:history="1">
+          <w:hyperlink w:anchor="_Toc230012510" w:history="1">
             <w:r>
               <w:rPr>
                 <w:rStyle w:val="a6"/>
@@ -1556,7 +1549,7 @@
                 <w:noProof/>
                 <w:webHidden/>
               </w:rPr>
-              <w:instrText xml:space="preserve"> PAGEREF _Toc228875703 \h </w:instrText>
+              <w:instrText xml:space="preserve"> PAGEREF _Toc230012510 \h </w:instrText>
             </w:r>
             <w:r>
               <w:rPr>
@@ -1599,7 +1592,7 @@
               <w:lang w:eastAsia="ru-RU"/>
             </w:rPr>
           </w:pPr>
-          <w:hyperlink w:anchor="_Toc228875704" w:history="1">
+          <w:hyperlink w:anchor="_Toc230012511" w:history="1">
             <w:r>
               <w:rPr>
                 <w:rStyle w:val="a6"/>
@@ -1626,7 +1619,7 @@
                 <w:noProof/>
                 <w:webHidden/>
               </w:rPr>
-              <w:instrText xml:space="preserve"> PAGEREF _Toc228875704 \h </w:instrText>
+              <w:instrText xml:space="preserve"> PAGEREF _Toc230012511 \h </w:instrText>
             </w:r>
             <w:r>
               <w:rPr>
@@ -1669,7 +1662,7 @@
               <w:lang w:eastAsia="ru-RU"/>
             </w:rPr>
           </w:pPr>
-          <w:hyperlink w:anchor="_Toc228875705" w:history="1">
+          <w:hyperlink w:anchor="_Toc230012512" w:history="1">
             <w:r>
               <w:rPr>
                 <w:rStyle w:val="a6"/>
@@ -1696,7 +1689,7 @@
                 <w:noProof/>
                 <w:webHidden/>
               </w:rPr>
-              <w:instrText xml:space="preserve"> PAGEREF _Toc228875705 \h </w:instrText>
+              <w:instrText xml:space="preserve"> PAGEREF _Toc230012512 \h </w:instrText>
             </w:r>
             <w:r>
               <w:rPr>
@@ -1739,7 +1732,7 @@
               <w:lang w:eastAsia="ru-RU"/>
             </w:rPr>
           </w:pPr>
-          <w:hyperlink w:anchor="_Toc228875706" w:history="1">
+          <w:hyperlink w:anchor="_Toc230012513" w:history="1">
             <w:r>
               <w:rPr>
                 <w:rStyle w:val="a6"/>
@@ -1766,7 +1759,7 @@
                 <w:noProof/>
                 <w:webHidden/>
               </w:rPr>
-              <w:instrText xml:space="preserve"> PAGEREF _Toc228875706 \h </w:instrText>
+              <w:instrText xml:space="preserve"> PAGEREF _Toc230012513 \h </w:instrText>
             </w:r>
             <w:r>
               <w:rPr>
@@ -1809,7 +1802,7 @@
               <w:lang w:eastAsia="ru-RU"/>
             </w:rPr>
           </w:pPr>
-          <w:hyperlink w:anchor="_Toc228875707" w:history="1">
+          <w:hyperlink w:anchor="_Toc230012514" w:history="1">
             <w:r>
               <w:rPr>
                 <w:rStyle w:val="a6"/>
@@ -1836,7 +1829,7 @@
                 <w:noProof/>
                 <w:webHidden/>
               </w:rPr>
-              <w:instrText xml:space="preserve"> PAGEREF _Toc228875707 \h </w:instrText>
+              <w:instrText xml:space="preserve"> PAGEREF _Toc230012514 \h </w:instrText>
             </w:r>
             <w:r>
               <w:rPr>
@@ -1879,21 +1872,13 @@
               <w:lang w:eastAsia="ru-RU"/>
             </w:rPr>
           </w:pPr>
-          <w:hyperlink w:anchor="_Toc228875708" w:history="1">
+          <w:hyperlink w:anchor="_Toc230012515" w:history="1">
             <w:r>
               <w:rPr>
                 <w:rStyle w:val="a6"/>
                 <w:noProof/>
               </w:rPr>
-              <w:t xml:space="preserve">Обработка слоев </w:t>
-            </w:r>
-            <w:r>
-              <w:rPr>
-                <w:rStyle w:val="a6"/>
-                <w:noProof/>
-                <w:highlight w:val="green"/>
-              </w:rPr>
-              <w:t>с помощью мини-пакетов</w:t>
+              <w:t>Обработка слоев с помощью мини-пакетов</w:t>
             </w:r>
             <w:r>
               <w:rPr>
@@ -1914,7 +1899,7 @@
                 <w:noProof/>
                 <w:webHidden/>
               </w:rPr>
-              <w:instrText xml:space="preserve"> PAGEREF _Toc228875708 \h </w:instrText>
+              <w:instrText xml:space="preserve"> PAGEREF _Toc230012515 \h </w:instrText>
             </w:r>
             <w:r>
               <w:rPr>
@@ -1957,7 +1942,7 @@
               <w:lang w:eastAsia="ru-RU"/>
             </w:rPr>
           </w:pPr>
-          <w:hyperlink w:anchor="_Toc228875709" w:history="1">
+          <w:hyperlink w:anchor="_Toc230012516" w:history="1">
             <w:r>
               <w:rPr>
                 <w:rStyle w:val="a6"/>
@@ -1984,7 +1969,7 @@
                 <w:noProof/>
                 <w:webHidden/>
               </w:rPr>
-              <w:instrText xml:space="preserve"> PAGEREF _Toc228875709 \h </w:instrText>
+              <w:instrText xml:space="preserve"> PAGEREF _Toc230012516 \h </w:instrText>
             </w:r>
             <w:r>
               <w:rPr>
@@ -2004,7 +1989,7 @@
                 <w:noProof/>
                 <w:webHidden/>
               </w:rPr>
-              <w:t>20</w:t>
+              <w:t>19</w:t>
             </w:r>
             <w:r>
               <w:rPr>
@@ -2027,13 +2012,13 @@
               <w:lang w:eastAsia="ru-RU"/>
             </w:rPr>
           </w:pPr>
-          <w:hyperlink w:anchor="_Toc228875710" w:history="1">
+          <w:hyperlink w:anchor="_Toc230012517" w:history="1">
             <w:r>
               <w:rPr>
                 <w:rStyle w:val="a6"/>
                 <w:noProof/>
               </w:rPr>
-              <w:t>Вычисление градиента потерь — Часть 2</w:t>
+              <w:t>Вычисление градиента функции потерь — Часть 2</w:t>
             </w:r>
             <w:r>
               <w:rPr>
@@ -2054,7 +2039,7 @@
                 <w:noProof/>
                 <w:webHidden/>
               </w:rPr>
-              <w:instrText xml:space="preserve"> PAGEREF _Toc228875710 \h </w:instrText>
+              <w:instrText xml:space="preserve"> PAGEREF _Toc230012517 \h </w:instrText>
             </w:r>
             <w:r>
               <w:rPr>
@@ -2097,7 +2082,7 @@
               <w:lang w:eastAsia="ru-RU"/>
             </w:rPr>
           </w:pPr>
-          <w:hyperlink w:anchor="_Toc228875711" w:history="1">
+          <w:hyperlink w:anchor="_Toc230012518" w:history="1">
             <w:r>
               <w:rPr>
                 <w:rStyle w:val="a6"/>
@@ -2124,7 +2109,7 @@
                 <w:noProof/>
                 <w:webHidden/>
               </w:rPr>
-              <w:instrText xml:space="preserve"> PAGEREF _Toc228875711 \h </w:instrText>
+              <w:instrText xml:space="preserve"> PAGEREF _Toc230012518 \h </w:instrText>
             </w:r>
             <w:r>
               <w:rPr>
@@ -2167,7 +2152,7 @@
               <w:lang w:eastAsia="ru-RU"/>
             </w:rPr>
           </w:pPr>
-          <w:hyperlink w:anchor="_Toc228875712" w:history="1">
+          <w:hyperlink w:anchor="_Toc230012519" w:history="1">
             <w:r>
               <w:rPr>
                 <w:rStyle w:val="a6"/>
@@ -2194,7 +2179,7 @@
                 <w:noProof/>
                 <w:webHidden/>
               </w:rPr>
-              <w:instrText xml:space="preserve"> PAGEREF _Toc228875712 \h </w:instrText>
+              <w:instrText xml:space="preserve"> PAGEREF _Toc230012519 \h </w:instrText>
             </w:r>
             <w:r>
               <w:rPr>
@@ -2240,7 +2225,12 @@
       <w:pPr>
         <w:pStyle w:val="1"/>
       </w:pPr>
-      <w:bookmarkStart w:id="1" w:name="_Toc228875684"/>
+    </w:p>
+    <w:p>
+      <w:pPr>
+        <w:pStyle w:val="1"/>
+      </w:pPr>
+      <w:bookmarkStart w:id="1" w:name="_Toc230012491"/>
       <w:r>
         <w:t>Введение</w:t>
       </w:r>
@@ -2263,9 +2253,11 @@
       <w:r>
         <w:t xml:space="preserve"> </w:t>
       </w:r>
+      <w:proofErr w:type="spellStart"/>
       <w:r>
         <w:t>WebGPU</w:t>
       </w:r>
+      <w:proofErr w:type="spellEnd"/>
       <w:r>
         <w:t xml:space="preserve"> </w:t>
       </w:r>
@@ -2297,83 +2289,76 @@
         <w:t xml:space="preserve">Наиболее </w:t>
       </w:r>
       <w:r>
-        <w:t>популярн</w:t>
-      </w:r>
-      <w:r>
-        <w:t>ой</w:t>
-      </w:r>
-      <w:r>
-        <w:t xml:space="preserve"> реализаци</w:t>
-      </w:r>
-      <w:r>
-        <w:t>ей</w:t>
+        <w:t xml:space="preserve">популярной реализацией </w:t>
+      </w:r>
+      <w:r>
+        <w:t xml:space="preserve">машинного обучения являются </w:t>
+      </w:r>
+      <w:r>
+        <w:t>нейронны</w:t>
+      </w:r>
+      <w:r>
+        <w:t>е</w:t>
+      </w:r>
+      <w:r>
+        <w:t xml:space="preserve"> сет</w:t>
+      </w:r>
+      <w:r>
+        <w:t>и</w:t>
+      </w:r>
+      <w:r>
+        <w:t>.</w:t>
+      </w:r>
+    </w:p>
+    <w:p>
+      <w:pPr>
+        <w:ind w:firstLine="709"/>
+        <w:jc w:val="both"/>
+      </w:pPr>
+      <w:r>
+        <w:t xml:space="preserve">Будем разрабатывать приложение </w:t>
+      </w:r>
+      <w:proofErr w:type="spellStart"/>
+      <w:r>
+        <w:t>WebGPU</w:t>
+      </w:r>
+      <w:proofErr w:type="spellEnd"/>
+      <w:r>
+        <w:t xml:space="preserve"> для </w:t>
+      </w:r>
+      <w:r>
+        <w:t>реализации нейронной сети</w:t>
       </w:r>
       <w:r>
         <w:t xml:space="preserve"> </w:t>
       </w:r>
       <w:r>
-        <w:t xml:space="preserve">машинного обучения являются </w:t>
-      </w:r>
-      <w:r>
-        <w:t>нейронны</w:t>
-      </w:r>
-      <w:r>
-        <w:t>е</w:t>
-      </w:r>
-      <w:r>
-        <w:t xml:space="preserve"> сет</w:t>
+        <w:t>классификаци</w:t>
       </w:r>
       <w:r>
         <w:t>и</w:t>
       </w:r>
       <w:r>
+        <w:t xml:space="preserve"> </w:t>
+      </w:r>
+      <w:r>
+        <w:t>ирисов</w:t>
+      </w:r>
+      <w:r>
         <w:t>.</w:t>
       </w:r>
-    </w:p>
-    <w:p>
-      <w:pPr>
-        <w:ind w:firstLine="709"/>
-        <w:jc w:val="both"/>
-      </w:pPr>
-      <w:r>
-        <w:t xml:space="preserve">Будем разрабатывать приложение WebGPU для </w:t>
-      </w:r>
-      <w:r>
-        <w:t>реализации нейронной сети</w:t>
-      </w:r>
       <w:r>
         <w:t xml:space="preserve"> </w:t>
       </w:r>
       <w:r>
-        <w:t>классификаци</w:t>
-      </w:r>
-      <w:r>
-        <w:t>и</w:t>
-      </w:r>
-      <w:r>
-        <w:t xml:space="preserve"> </w:t>
-      </w:r>
-      <w:r>
-        <w:t>ирисов</w:t>
-      </w:r>
-      <w:r>
-        <w:t>.</w:t>
-      </w:r>
-      <w:r>
-        <w:t xml:space="preserve"> </w:t>
-      </w:r>
-      <w:r>
-        <w:t>П</w:t>
-      </w:r>
-      <w:r>
-        <w:t>редставленная методология может быть применена и к другим задачам.</w:t>
+        <w:t>Представленная методология может быть применена и к другим задачам.</w:t>
       </w:r>
     </w:p>
     <w:p>
       <w:pPr>
         <w:pStyle w:val="1"/>
       </w:pPr>
-      <w:bookmarkStart w:id="2" w:name="_Toc228875685"/>
+      <w:bookmarkStart w:id="2" w:name="_Toc230012492"/>
       <w:r>
         <w:t>Классификация ирисов</w:t>
       </w:r>
@@ -2430,6 +2415,7 @@
       <w:r>
         <w:t xml:space="preserve"> вероятность того, что ирис принадлежит к виду </w:t>
       </w:r>
+      <w:proofErr w:type="spellStart"/>
       <w:r>
         <w:rPr>
           <w:i/>
@@ -2437,6 +2423,7 @@
         </w:rPr>
         <w:t>setosa</w:t>
       </w:r>
+      <w:proofErr w:type="spellEnd"/>
     </w:p>
     <w:p>
       <w:pPr>
@@ -2450,6 +2437,7 @@
       <w:r>
         <w:t xml:space="preserve">оценочная вероятность того, что ирис принадлежит к виду </w:t>
       </w:r>
+      <w:proofErr w:type="spellStart"/>
       <w:r>
         <w:rPr>
           <w:i/>
@@ -2457,6 +2445,7 @@
         </w:rPr>
         <w:t>versicolor</w:t>
       </w:r>
+      <w:proofErr w:type="spellEnd"/>
     </w:p>
     <w:p>
       <w:pPr>
@@ -2470,6 +2459,7 @@
       <w:r>
         <w:t xml:space="preserve">оценочная вероятность того, что ирис принадлежит к виду </w:t>
       </w:r>
+      <w:proofErr w:type="spellStart"/>
       <w:r>
         <w:rPr>
           <w:i/>
@@ -2477,6 +2467,7 @@
         </w:rPr>
         <w:t>virginica</w:t>
       </w:r>
+      <w:proofErr w:type="spellEnd"/>
     </w:p>
     <w:p>
       <w:pPr>
@@ -2523,11 +2514,10 @@
         <w:rPr>
           <w:noProof/>
         </w:rPr>
-        <w:lastRenderedPageBreak/>
         <w:drawing>
-          <wp:inline distT="0" distB="0" distL="0" distR="0" wp14:anchorId="7487839F" wp14:editId="2E391984">
-            <wp:extent cx="2889250" cy="4410075"/>
-            <wp:effectExtent l="0" t="0" r="6350" b="9525"/>
+          <wp:inline distT="0" distB="0" distL="0" distR="0" wp14:anchorId="7487839F" wp14:editId="649D94E2">
+            <wp:extent cx="2260397" cy="3450211"/>
+            <wp:effectExtent l="0" t="0" r="6985" b="0"/>
             <wp:docPr id="7" name="Рисунок 7"/>
             <wp:cNvGraphicFramePr>
               <a:graphicFrameLocks xmlns:a="http://schemas.openxmlformats.org/drawingml/2006/main" noChangeAspect="1"/>
@@ -2542,7 +2532,7 @@
                     </pic:cNvPicPr>
                   </pic:nvPicPr>
                   <pic:blipFill rotWithShape="1">
-                    <a:blip r:embed="rId8">
+                    <a:blip r:embed="rId8" cstate="print">
                       <a:extLst>
                         <a:ext uri="{28A0092B-C50C-407E-A947-70E740481C1C}">
                           <a14:useLocalDpi xmlns:a14="http://schemas.microsoft.com/office/drawing/2010/main" val="0"/>
@@ -2555,7 +2545,7 @@
                   <pic:spPr bwMode="auto">
                     <a:xfrm>
                       <a:off x="0" y="0"/>
-                      <a:ext cx="2889250" cy="4410075"/>
+                      <a:ext cx="2280445" cy="3480811"/>
                     </a:xfrm>
                     <a:prstGeom prst="rect">
                       <a:avLst/>
@@ -2631,8 +2621,9 @@
       <w:pPr>
         <w:pStyle w:val="1"/>
       </w:pPr>
-      <w:bookmarkStart w:id="3" w:name="_Toc228875686"/>
-      <w:r>
+      <w:bookmarkStart w:id="3" w:name="_Toc230012493"/>
+      <w:r>
+        <w:lastRenderedPageBreak/>
         <w:t>Нейроны и перцептроны</w:t>
       </w:r>
       <w:bookmarkEnd w:id="3"/>
@@ -2641,7 +2632,7 @@
       <w:pPr>
         <w:pStyle w:val="2"/>
       </w:pPr>
-      <w:bookmarkStart w:id="4" w:name="_Toc228875687"/>
+      <w:bookmarkStart w:id="4" w:name="_Toc230012494"/>
       <w:r>
         <w:t>Нейроны</w:t>
       </w:r>
@@ -2681,7 +2672,6 @@
         <w:rPr>
           <w:noProof/>
         </w:rPr>
-        <w:lastRenderedPageBreak/>
         <w:drawing>
           <wp:inline distT="0" distB="0" distL="0" distR="0" wp14:anchorId="3CD4653B" wp14:editId="3B3C64E5">
             <wp:extent cx="4327161" cy="3314700"/>
@@ -2812,9 +2802,11 @@
       <w:r>
         <w:t xml:space="preserve">Наука о неврологии продвинулась семимильными шагами с XIX века, и сегодня мы знаем, что нейроны делают гораздо больше, чем просто передают сигналы от одной клетки к другой. Но </w:t>
       </w:r>
+      <w:proofErr w:type="spellStart"/>
       <w:r>
         <w:t>сайчас</w:t>
       </w:r>
+      <w:proofErr w:type="spellEnd"/>
       <w:r>
         <w:t xml:space="preserve"> </w:t>
       </w:r>
@@ -2884,8 +2876,9 @@
       <w:pPr>
         <w:pStyle w:val="2"/>
       </w:pPr>
-      <w:bookmarkStart w:id="5" w:name="_Toc228875688"/>
-      <w:r>
+      <w:bookmarkStart w:id="5" w:name="_Toc230012495"/>
+      <w:r>
+        <w:lastRenderedPageBreak/>
         <w:t>Перцептроны</w:t>
       </w:r>
       <w:bookmarkEnd w:id="5"/>
@@ -2896,7 +2889,15 @@
         <w:jc w:val="both"/>
       </w:pPr>
       <w:r>
-        <w:t xml:space="preserve">В 1960-х годах исследователь по имени Фрэнк Розенблатт сконструировал схему, которая вела себя как нейрон. Он назвал его </w:t>
+        <w:t xml:space="preserve">В 1960-х годах исследователь по имени Фрэнк </w:t>
+      </w:r>
+      <w:proofErr w:type="spellStart"/>
+      <w:r>
+        <w:t>Розенблатт</w:t>
+      </w:r>
+      <w:proofErr w:type="spellEnd"/>
+      <w:r>
+        <w:t xml:space="preserve"> сконструировал схему, которая вела себя как нейрон. Он назвал его </w:t>
       </w:r>
       <w:r>
         <w:rPr>
@@ -2924,7 +2925,6 @@
         <w:rPr>
           <w:noProof/>
         </w:rPr>
-        <w:lastRenderedPageBreak/>
         <w:drawing>
           <wp:inline distT="0" distB="0" distL="0" distR="0" wp14:anchorId="5DB6BB3F" wp14:editId="2031321A">
             <wp:extent cx="2378075" cy="2933700"/>
@@ -3197,6 +3197,7 @@
       <w:r>
         <w:t xml:space="preserve">Обозначив входные данные как </w:t>
       </w:r>
+      <w:proofErr w:type="spellStart"/>
       <w:r>
         <w:rPr>
           <w:i/>
@@ -3212,6 +3213,7 @@
         </w:rPr>
         <w:t>i</w:t>
       </w:r>
+      <w:proofErr w:type="spellEnd"/>
       <w:r>
         <w:t xml:space="preserve">, а выходные как </w:t>
       </w:r>
@@ -3257,10 +3259,10 @@
             <v:path o:extrusionok="f" gradientshapeok="t" o:connecttype="rect"/>
             <o:lock v:ext="edit" aspectratio="t"/>
           </v:shapetype>
-          <v:shape id="_x0000_i1494" type="#_x0000_t75" style="width:172.15pt;height:49.95pt" o:ole="">
+          <v:shape id="_x0000_i1025" type="#_x0000_t75" style="width:172.8pt;height:50.1pt" o:ole="">
             <v:imagedata r:id="rId11" o:title=""/>
           </v:shape>
-          <o:OLEObject Type="Embed" ProgID="Equation.DSMT4" ShapeID="_x0000_i1494" DrawAspect="Content" ObjectID="_1839494481" r:id="rId12"/>
+          <o:OLEObject Type="Embed" ProgID="Equation.DSMT4" ShapeID="_x0000_i1025" DrawAspect="Content" ObjectID="_1840625800" r:id="rId12"/>
         </w:object>
       </w:r>
     </w:p>
@@ -3351,25 +3353,42 @@
         <w:jc w:val="center"/>
       </w:pPr>
       <w:r>
+        <w:rPr>
+          <w:b/>
+          <w:bCs/>
+        </w:rPr>
         <w:t>Рис</w:t>
       </w:r>
       <w:r>
         <w:rPr>
-          <w:lang w:val="en-US"/>
+          <w:b/>
+          <w:bCs/>
         </w:rPr>
         <w:t>.</w:t>
       </w:r>
       <w:r>
+        <w:rPr>
+          <w:b/>
+          <w:bCs/>
+        </w:rPr>
         <w:t xml:space="preserve"> </w:t>
       </w:r>
       <w:r>
         <w:rPr>
-          <w:lang w:val="en-US"/>
+          <w:b/>
+          <w:bCs/>
         </w:rPr>
         <w:t>4</w:t>
       </w:r>
       <w:r>
-        <w:t>. Соединение перцептронов.</w:t>
+        <w:rPr>
+          <w:b/>
+          <w:bCs/>
+        </w:rPr>
+        <w:t>.</w:t>
+      </w:r>
+      <w:r>
+        <w:t xml:space="preserve"> Соединение перцептронов.</w:t>
       </w:r>
     </w:p>
     <w:p>
@@ -3415,9 +3434,9 @@
       <w:pPr>
         <w:pStyle w:val="1"/>
       </w:pPr>
-      <w:bookmarkStart w:id="6" w:name="_Toc228875689"/>
-      <w:r>
-        <w:t>УЛУЧШЕНИЕ МОДЕЛИ</w:t>
+      <w:bookmarkStart w:id="6" w:name="_Toc230012496"/>
+      <w:r>
+        <w:t>Улучшение модели</w:t>
       </w:r>
       <w:bookmarkEnd w:id="6"/>
     </w:p>
@@ -3427,7 +3446,15 @@
         <w:jc w:val="both"/>
       </w:pPr>
       <w:r>
-        <w:t xml:space="preserve">После того, как Розенблатт продемонстрировал возможности своего перцептрона, исследователи обновили его модель несколькими способами. </w:t>
+        <w:t xml:space="preserve">После того, как </w:t>
+      </w:r>
+      <w:proofErr w:type="spellStart"/>
+      <w:r>
+        <w:t>Розенблатт</w:t>
+      </w:r>
+      <w:proofErr w:type="spellEnd"/>
+      <w:r>
+        <w:t xml:space="preserve"> продемонстрировал возможности своего перцептрона, исследователи обновили его модель несколькими способами. </w:t>
       </w:r>
       <w:r>
         <w:t>Перечислим т</w:t>
@@ -3528,7 +3555,7 @@
       <w:pPr>
         <w:pStyle w:val="2"/>
       </w:pPr>
-      <w:bookmarkStart w:id="7" w:name="_Toc228875690"/>
+      <w:bookmarkStart w:id="7" w:name="_Toc230012497"/>
       <w:r>
         <w:t>Вес</w:t>
       </w:r>
@@ -3696,6 +3723,7 @@
       <w:r>
         <w:t xml:space="preserve">Обозначив входные данные как </w:t>
       </w:r>
+      <w:proofErr w:type="spellStart"/>
       <w:r>
         <w:rPr>
           <w:i/>
@@ -3711,9 +3739,11 @@
         </w:rPr>
         <w:t>i</w:t>
       </w:r>
+      <w:proofErr w:type="spellEnd"/>
       <w:r>
         <w:t xml:space="preserve">, а веса как </w:t>
       </w:r>
+      <w:proofErr w:type="spellStart"/>
       <w:r>
         <w:rPr>
           <w:i/>
@@ -3729,6 +3759,7 @@
         </w:rPr>
         <w:t>i</w:t>
       </w:r>
+      <w:proofErr w:type="spellEnd"/>
       <w:r>
         <w:t xml:space="preserve">, работу узла можно выразить следующим </w:t>
       </w:r>
@@ -3746,10 +3777,10 @@
           <w:position w:val="-34"/>
         </w:rPr>
         <w:object w:dxaOrig="3660" w:dyaOrig="999" w14:anchorId="46ABABEF">
-          <v:shape id="_x0000_i1495" type="#_x0000_t75" style="width:182.85pt;height:49.95pt" o:ole="">
+          <v:shape id="_x0000_i1026" type="#_x0000_t75" style="width:183.15pt;height:50.1pt" o:ole="">
             <v:imagedata r:id="rId15" o:title=""/>
           </v:shape>
-          <o:OLEObject Type="Embed" ProgID="Equation.DSMT4" ShapeID="_x0000_i1495" DrawAspect="Content" ObjectID="_1839494482" r:id="rId16"/>
+          <o:OLEObject Type="Embed" ProgID="Equation.DSMT4" ShapeID="_x0000_i1026" DrawAspect="Content" ObjectID="_1840625801" r:id="rId16"/>
         </w:object>
       </w:r>
     </w:p>
@@ -3770,6 +3801,7 @@
       <w:r>
         <w:t xml:space="preserve">входные данные </w:t>
       </w:r>
+      <w:proofErr w:type="spellStart"/>
       <w:r>
         <w:rPr>
           <w:i/>
@@ -3785,6 +3817,7 @@
         </w:rPr>
         <w:t>i</w:t>
       </w:r>
+      <w:proofErr w:type="spellEnd"/>
       <w:r>
         <w:t xml:space="preserve"> равны {5</w:t>
       </w:r>
@@ -3812,6 +3845,7 @@
       <w:r>
         <w:t xml:space="preserve">3}, а их веса </w:t>
       </w:r>
+      <w:proofErr w:type="spellStart"/>
       <w:r>
         <w:rPr>
           <w:i/>
@@ -3827,6 +3861,7 @@
         </w:rPr>
         <w:t>i</w:t>
       </w:r>
+      <w:proofErr w:type="spellEnd"/>
       <w:r>
         <w:t xml:space="preserve"> равны {0</w:t>
       </w:r>
@@ -3870,10 +3905,10 @@
           <w:position w:val="-44"/>
         </w:rPr>
         <w:object w:dxaOrig="6600" w:dyaOrig="1020" w14:anchorId="0E64A1D9">
-          <v:shape id="_x0000_i1496" type="#_x0000_t75" style="width:330pt;height:51.1pt" o:ole="">
+          <v:shape id="_x0000_i1027" type="#_x0000_t75" style="width:330.05pt;height:51.25pt" o:ole="">
             <v:imagedata r:id="rId17" o:title=""/>
           </v:shape>
-          <o:OLEObject Type="Embed" ProgID="Equation.DSMT4" ShapeID="_x0000_i1496" DrawAspect="Content" ObjectID="_1839494483" r:id="rId18"/>
+          <o:OLEObject Type="Embed" ProgID="Equation.DSMT4" ShapeID="_x0000_i1027" DrawAspect="Content" ObjectID="_1840625802" r:id="rId18"/>
         </w:object>
       </w:r>
     </w:p>
@@ -3933,7 +3968,7 @@
       <w:pPr>
         <w:pStyle w:val="2"/>
       </w:pPr>
-      <w:bookmarkStart w:id="8" w:name="_Toc228875691"/>
+      <w:bookmarkStart w:id="8" w:name="_Toc230012498"/>
       <w:r>
         <w:t>Смещени</w:t>
       </w:r>
@@ -4068,7 +4103,7 @@
       <w:pPr>
         <w:pStyle w:val="1"/>
       </w:pPr>
-      <w:bookmarkStart w:id="9" w:name="_Toc228875692"/>
+      <w:bookmarkStart w:id="9" w:name="_Toc230012499"/>
       <w:r>
         <w:t>Функции активации</w:t>
       </w:r>
@@ -4120,6 +4155,7 @@
       <w:r>
         <w:t xml:space="preserve"> меньше 0. Используя эту функцию, связь между выходом узла y и его взвешенными входами </w:t>
       </w:r>
+      <w:proofErr w:type="spellStart"/>
       <w:r>
         <w:rPr>
           <w:i/>
@@ -4150,6 +4186,7 @@
         </w:rPr>
         <w:t>i</w:t>
       </w:r>
+      <w:proofErr w:type="spellEnd"/>
       <w:r>
         <w:t xml:space="preserve"> может быть выражена следующим уравнением:</w:t>
       </w:r>
@@ -4166,10 +4203,10 @@
           <w:position w:val="-34"/>
         </w:rPr>
         <w:object w:dxaOrig="1719" w:dyaOrig="820" w14:anchorId="0CEF2874">
-          <v:shape id="_x0000_i2106" type="#_x0000_t75" style="width:85.85pt;height:41.35pt" o:ole="">
+          <v:shape id="_x0000_i1028" type="#_x0000_t75" style="width:85.25pt;height:41.45pt" o:ole="">
             <v:imagedata r:id="rId20" o:title=""/>
           </v:shape>
-          <o:OLEObject Type="Embed" ProgID="Equation.DSMT4" ShapeID="_x0000_i2106" DrawAspect="Content" ObjectID="_1839494484" r:id="rId21"/>
+          <o:OLEObject Type="Embed" ProgID="Equation.DSMT4" ShapeID="_x0000_i1028" DrawAspect="Content" ObjectID="_1840625803" r:id="rId21"/>
         </w:object>
       </w:r>
     </w:p>
@@ -4179,7 +4216,10 @@
         <w:jc w:val="both"/>
       </w:pPr>
       <w:r>
-        <w:t xml:space="preserve">Функция единичного шага проста для понимания, но на практике специалисты по обработке данных используют более подходящие функции для получения выходного сигнала узла. Они называются </w:t>
+        <w:t>Единичная ступенчатая функция</w:t>
+      </w:r>
+      <w:r>
+        <w:t xml:space="preserve"> проста для понимания, но на практике специалисты по обработке данных используют более подходящие функции для получения выходного сигнала узла. Они называются </w:t>
       </w:r>
       <w:r>
         <w:rPr>
@@ -4231,6 +4271,7 @@
       <w:r>
         <w:t xml:space="preserve"> — если </w:t>
       </w:r>
+      <w:proofErr w:type="gramStart"/>
       <w:r>
         <w:rPr>
           <w:i/>
@@ -4248,6 +4289,7 @@
         </w:rPr>
         <w:t>&gt;</w:t>
       </w:r>
+      <w:proofErr w:type="gramEnd"/>
       <w:r>
         <w:t xml:space="preserve"> </w:t>
       </w:r>
@@ -4308,7 +4350,15 @@
         <w:t>Рассмотрим</w:t>
       </w:r>
       <w:r>
-        <w:t xml:space="preserve"> три популярные функции активации: функция выпрямленного линейного блока (ReLU), </w:t>
+        <w:t xml:space="preserve"> три популярные функции активации: функция выпрямленного линейного блока (</w:t>
+      </w:r>
+      <w:proofErr w:type="spellStart"/>
+      <w:r>
+        <w:t>ReLU</w:t>
+      </w:r>
+      <w:proofErr w:type="spellEnd"/>
+      <w:r>
+        <w:t xml:space="preserve">), </w:t>
       </w:r>
       <w:r>
         <w:t xml:space="preserve">логистическая </w:t>
@@ -4316,23 +4366,41 @@
       <w:r>
         <w:t>(</w:t>
       </w:r>
+      <w:proofErr w:type="spellStart"/>
       <w:r>
         <w:t>сигмоидная</w:t>
       </w:r>
+      <w:proofErr w:type="spellEnd"/>
       <w:r>
         <w:t>)</w:t>
       </w:r>
       <w:r>
-        <w:t xml:space="preserve"> функция и функция softmax.</w:t>
+        <w:t xml:space="preserve"> функция и функция </w:t>
+      </w:r>
+      <w:proofErr w:type="spellStart"/>
+      <w:r>
+        <w:t>softmax</w:t>
+      </w:r>
+      <w:proofErr w:type="spellEnd"/>
+      <w:r>
+        <w:t>.</w:t>
       </w:r>
     </w:p>
     <w:p>
       <w:pPr>
         <w:pStyle w:val="2"/>
       </w:pPr>
-      <w:bookmarkStart w:id="10" w:name="_Toc228875693"/>
-      <w:r>
-        <w:t>Функция выпрямленного линейного блока (ReLU)</w:t>
+      <w:bookmarkStart w:id="10" w:name="_Toc230012500"/>
+      <w:r>
+        <w:t>Функция выпрямленного линейного блока (</w:t>
+      </w:r>
+      <w:proofErr w:type="spellStart"/>
+      <w:r>
+        <w:t>ReLU</w:t>
+      </w:r>
+      <w:proofErr w:type="spellEnd"/>
+      <w:r>
+        <w:t>)</w:t>
       </w:r>
       <w:bookmarkEnd w:id="10"/>
     </w:p>
@@ -4351,13 +4419,45 @@
         <w:jc w:val="both"/>
       </w:pPr>
       <w:r>
-        <w:t xml:space="preserve">Функция выпрямленного линейного блока, или ReLU, выполняет аналогичную операцию. Ее выход равен входному сигналу, если входной сигнал положительный, и равен 0 в противном случае. Другими словами, функция ReLU возвращает максимум из входного значения и 0. В коде это можно выразить как </w:t>
-      </w:r>
-      <w:r>
-        <w:rPr>
-          <w:rFonts w:ascii="Courier New" w:hAnsi="Courier New" w:cs="Courier New"/>
-        </w:rPr>
-        <w:t>max(0, x)</w:t>
+        <w:t xml:space="preserve">Функция выпрямленного линейного блока, или </w:t>
+      </w:r>
+      <w:proofErr w:type="spellStart"/>
+      <w:r>
+        <w:t>ReLU</w:t>
+      </w:r>
+      <w:proofErr w:type="spellEnd"/>
+      <w:r>
+        <w:t xml:space="preserve">, выполняет аналогичную операцию. Ее выход равен входному сигналу, если входной сигнал положительный, и равен 0 в противном случае. Другими словами, функция </w:t>
+      </w:r>
+      <w:proofErr w:type="spellStart"/>
+      <w:r>
+        <w:t>ReLU</w:t>
+      </w:r>
+      <w:proofErr w:type="spellEnd"/>
+      <w:r>
+        <w:t xml:space="preserve"> возвращает максимум из входного значения и 0. В коде это можно выразить как </w:t>
+      </w:r>
+      <w:proofErr w:type="spellStart"/>
+      <w:proofErr w:type="gramStart"/>
+      <w:r>
+        <w:rPr>
+          <w:rFonts w:ascii="Courier New" w:hAnsi="Courier New" w:cs="Courier New"/>
+        </w:rPr>
+        <w:t>max</w:t>
+      </w:r>
+      <w:proofErr w:type="spellEnd"/>
+      <w:r>
+        <w:rPr>
+          <w:rFonts w:ascii="Courier New" w:hAnsi="Courier New" w:cs="Courier New"/>
+        </w:rPr>
+        <w:t>(</w:t>
+      </w:r>
+      <w:proofErr w:type="gramEnd"/>
+      <w:r>
+        <w:rPr>
+          <w:rFonts w:ascii="Courier New" w:hAnsi="Courier New" w:cs="Courier New"/>
+        </w:rPr>
+        <w:t>0, x)</w:t>
       </w:r>
       <w:r>
         <w:t>. На рис</w:t>
@@ -4448,7 +4548,22 @@
         <w:t>Рис. 7</w:t>
       </w:r>
       <w:r>
-        <w:t xml:space="preserve"> Функция активации выпрямленного линейного блока (ReLU).</w:t>
+        <w:rPr>
+          <w:b/>
+          <w:bCs/>
+        </w:rPr>
+        <w:t>.</w:t>
+      </w:r>
+      <w:r>
+        <w:t xml:space="preserve"> Функция активации выпрямленного линейного блока (</w:t>
+      </w:r>
+      <w:proofErr w:type="spellStart"/>
+      <w:r>
+        <w:t>ReLU</w:t>
+      </w:r>
+      <w:proofErr w:type="spellEnd"/>
+      <w:r>
+        <w:t>).</w:t>
       </w:r>
     </w:p>
     <w:p>
@@ -4457,7 +4572,47 @@
         <w:jc w:val="both"/>
       </w:pPr>
       <w:r>
-        <w:t>Функция ReLU популярна в приложениях машинного обучения, но у нее есть один существенный недостаток: она разрывна в точке 0. По этой причине некоторые специалисты по обработке данных предпочитают функцию экспоненциального линейного блока (ELU). Как и ReLU, функция ELU возвращает входной сигнал, если входной сигнал больше 0. В отличие от ReLU, ELU возвращает экспоненту от входного сигнала минус 1, exp(x) – 1, если входной сигнал меньше 0. Это гарантирует, что выход узла всегда непрерывен</w:t>
+        <w:t xml:space="preserve">Функция </w:t>
+      </w:r>
+      <w:proofErr w:type="spellStart"/>
+      <w:r>
+        <w:t>ReLU</w:t>
+      </w:r>
+      <w:proofErr w:type="spellEnd"/>
+      <w:r>
+        <w:t xml:space="preserve"> популярна в приложениях машинного обучения, но у нее есть один существенный недостаток: она </w:t>
+      </w:r>
+      <w:proofErr w:type="spellStart"/>
+      <w:r>
+        <w:t>разрывна</w:t>
+      </w:r>
+      <w:proofErr w:type="spellEnd"/>
+      <w:r>
+        <w:t xml:space="preserve"> в точке 0. По этой причине некоторые специалисты по обработке данных предпочитают функцию экспоненциального линейного блока (ELU). Как и </w:t>
+      </w:r>
+      <w:proofErr w:type="spellStart"/>
+      <w:r>
+        <w:t>ReLU</w:t>
+      </w:r>
+      <w:proofErr w:type="spellEnd"/>
+      <w:r>
+        <w:t xml:space="preserve">, функция ELU возвращает входной сигнал, если входной сигнал больше 0. В отличие от </w:t>
+      </w:r>
+      <w:proofErr w:type="spellStart"/>
+      <w:r>
+        <w:t>ReLU</w:t>
+      </w:r>
+      <w:proofErr w:type="spellEnd"/>
+      <w:r>
+        <w:t xml:space="preserve">, ELU возвращает экспоненту от входного сигнала минус 1, </w:t>
+      </w:r>
+      <w:proofErr w:type="spellStart"/>
+      <w:r>
+        <w:t>exp</w:t>
+      </w:r>
+      <w:proofErr w:type="spellEnd"/>
+      <w:r>
+        <w:t>(x) – 1, если входной сигнал меньше 0. Это гарантирует, что выход узла всегда непрерывен</w:t>
       </w:r>
       <w:r>
         <w:t>.</w:t>
@@ -4467,9 +4622,17 @@
       <w:pPr>
         <w:pStyle w:val="2"/>
       </w:pPr>
-      <w:bookmarkStart w:id="11" w:name="_Toc228875694"/>
-      <w:r>
-        <w:t>Логистическая (сигмоидная) функция</w:t>
+      <w:bookmarkStart w:id="11" w:name="_Toc230012501"/>
+      <w:r>
+        <w:t>Логистическая (</w:t>
+      </w:r>
+      <w:proofErr w:type="spellStart"/>
+      <w:r>
+        <w:t>сигмоидная</w:t>
+      </w:r>
+      <w:proofErr w:type="spellEnd"/>
+      <w:r>
+        <w:t>) функция</w:t>
       </w:r>
       <w:bookmarkEnd w:id="11"/>
     </w:p>
@@ -4494,10 +4657,10 @@
           <w:position w:val="-28"/>
         </w:rPr>
         <w:object w:dxaOrig="1620" w:dyaOrig="720" w14:anchorId="1BFB7E01">
-          <v:shape id="_x0000_i1498" type="#_x0000_t75" style="width:80.85pt;height:36.1pt" o:ole="">
+          <v:shape id="_x0000_i1029" type="#_x0000_t75" style="width:81.2pt;height:36.3pt" o:ole="">
             <v:imagedata r:id="rId23" o:title=""/>
           </v:shape>
-          <o:OLEObject Type="Embed" ProgID="Equation.DSMT4" ShapeID="_x0000_i1498" DrawAspect="Content" ObjectID="_1839494485" r:id="rId24"/>
+          <o:OLEObject Type="Embed" ProgID="Equation.DSMT4" ShapeID="_x0000_i1029" DrawAspect="Content" ObjectID="_1840625804" r:id="rId24"/>
         </w:object>
       </w:r>
     </w:p>
@@ -4542,9 +4705,9 @@
           <w:noProof/>
         </w:rPr>
         <w:drawing>
-          <wp:inline distT="0" distB="0" distL="0" distR="0" wp14:anchorId="72DC272A" wp14:editId="17271CB5">
-            <wp:extent cx="5135936" cy="2757649"/>
-            <wp:effectExtent l="0" t="0" r="7620" b="5080"/>
+          <wp:inline distT="0" distB="0" distL="0" distR="0" wp14:anchorId="72DC272A" wp14:editId="2BE63984">
+            <wp:extent cx="5091379" cy="2733725"/>
+            <wp:effectExtent l="0" t="0" r="0" b="0"/>
             <wp:docPr id="14" name="Рисунок 14"/>
             <wp:cNvGraphicFramePr>
               <a:graphicFrameLocks xmlns:a="http://schemas.openxmlformats.org/drawingml/2006/main" noChangeAspect="1"/>
@@ -4574,7 +4737,7 @@
                   <pic:spPr bwMode="auto">
                     <a:xfrm>
                       <a:off x="0" y="0"/>
-                      <a:ext cx="5149834" cy="2765111"/>
+                      <a:ext cx="5111107" cy="2744318"/>
                     </a:xfrm>
                     <a:prstGeom prst="rect">
                       <a:avLst/>
@@ -4597,29 +4760,47 @@
         <w:jc w:val="center"/>
       </w:pPr>
       <w:r>
+        <w:rPr>
+          <w:b/>
+          <w:bCs/>
+        </w:rPr>
+        <w:t>Рис. 8</w:t>
+      </w:r>
+      <w:r>
+        <w:rPr>
+          <w:b/>
+          <w:bCs/>
+        </w:rPr>
+        <w:t>.</w:t>
+      </w:r>
+      <w:r>
+        <w:t xml:space="preserve"> Логистическая (</w:t>
+      </w:r>
+      <w:proofErr w:type="spellStart"/>
+      <w:r>
+        <w:t>сигмоидная</w:t>
+      </w:r>
+      <w:proofErr w:type="spellEnd"/>
+      <w:r>
+        <w:t>) функция активации.</w:t>
+      </w:r>
+    </w:p>
+    <w:p>
+      <w:pPr>
+        <w:ind w:firstLine="709"/>
+        <w:jc w:val="both"/>
+      </w:pPr>
+      <w:r>
         <w:lastRenderedPageBreak/>
-        <w:t>Рис</w:t>
-      </w:r>
-      <w:r>
-        <w:t>.</w:t>
-      </w:r>
-      <w:r>
-        <w:t xml:space="preserve"> </w:t>
-      </w:r>
-      <w:r>
-        <w:t>8</w:t>
-      </w:r>
-      <w:r>
-        <w:t xml:space="preserve"> Логистическая (сигмоидная) функция активации.</w:t>
-      </w:r>
-    </w:p>
-    <w:p>
-      <w:pPr>
-        <w:ind w:firstLine="709"/>
-        <w:jc w:val="both"/>
-      </w:pPr>
-      <w:r>
-        <w:t>Логистическая функция имеет S-образную форму, и поскольку сигма (σ) — это греческая буква, обозначающая S, её обычно называют сигмоидной функцией или σ(x). Она обладает тремя свойствами, которые делают её идеальной для классификации данных:</w:t>
+        <w:t xml:space="preserve">Логистическая функция имеет S-образную форму, и поскольку сигма (σ) — это греческая буква, обозначающая S, её обычно называют </w:t>
+      </w:r>
+      <w:proofErr w:type="spellStart"/>
+      <w:r>
+        <w:t>сигмоидной</w:t>
+      </w:r>
+      <w:proofErr w:type="spellEnd"/>
+      <w:r>
+        <w:t xml:space="preserve"> функцией или σ(x). Она обладает тремя свойствами, которые делают её идеальной для классификации данных:</w:t>
       </w:r>
     </w:p>
     <w:p>
@@ -4644,8 +4825,13 @@
         </w:numPr>
         <w:jc w:val="both"/>
       </w:pPr>
-      <w:r>
-        <w:t>σ(0) = 0,5, что означает, что точка данных в центре с одинаковой вероятностью может принадлежать к обеим категориям.</w:t>
+      <w:proofErr w:type="gramStart"/>
+      <w:r>
+        <w:t>σ(</w:t>
+      </w:r>
+      <w:proofErr w:type="gramEnd"/>
+      <w:r>
+        <w:t>0) = 0,5, что означает, что точка данных в центре с одинаковой вероятностью может принадлежать к обеим категориям.</w:t>
       </w:r>
     </w:p>
     <w:p>
@@ -4667,14 +4853,22 @@
         <w:jc w:val="both"/>
       </w:pPr>
       <w:r>
-        <w:t>В некоторых приложениях не требуются выходные значения, которые можно интерпретировать как вероятности. В таких случаях исследователи могут предпочитать функции активации, выходные значения которых выходят за пределы 0 и 1. Хорошей альтернативой является функция tanh(x). График этой функции очень похож на график логистической функции, но ее выходные значения варьируются от –1 до 1.</w:t>
+        <w:t xml:space="preserve">В некоторых приложениях не требуются выходные значения, которые можно интерпретировать как вероятности. В таких случаях исследователи могут предпочитать функции активации, выходные значения которых выходят за пределы 0 и 1. Хорошей альтернативой является функция </w:t>
+      </w:r>
+      <w:proofErr w:type="spellStart"/>
+      <w:r>
+        <w:t>tanh</w:t>
+      </w:r>
+      <w:proofErr w:type="spellEnd"/>
+      <w:r>
+        <w:t>(x). График этой функции очень похож на график логистической функции, но ее выходные значения варьируются от –1 до 1.</w:t>
       </w:r>
     </w:p>
     <w:p>
       <w:pPr>
         <w:pStyle w:val="2"/>
       </w:pPr>
-      <w:bookmarkStart w:id="12" w:name="_Toc228875695"/>
+      <w:bookmarkStart w:id="12" w:name="_Toc230012502"/>
       <w:r>
         <w:t xml:space="preserve">Функция </w:t>
       </w:r>
@@ -4684,10 +4878,12 @@
         </w:rPr>
         <w:t>s</w:t>
       </w:r>
+      <w:proofErr w:type="spellStart"/>
       <w:r>
         <w:t>oftmax</w:t>
       </w:r>
       <w:bookmarkEnd w:id="12"/>
+      <w:proofErr w:type="spellEnd"/>
     </w:p>
     <w:p>
       <w:pPr>
@@ -4718,6 +4914,7 @@
         </w:rPr>
         <w:t>s</w:t>
       </w:r>
+      <w:proofErr w:type="spellStart"/>
       <w:r>
         <w:rPr>
           <w:i/>
@@ -4725,6 +4922,7 @@
         </w:rPr>
         <w:t>oftmax</w:t>
       </w:r>
+      <w:proofErr w:type="spellEnd"/>
       <w:r>
         <w:t>.</w:t>
       </w:r>
@@ -4743,8 +4941,13 @@
         </w:rPr>
         <w:t>s</w:t>
       </w:r>
-      <w:r>
-        <w:t xml:space="preserve">oftmax расширяет логистическую функцию для поддержки нескольких категорий. Сети нужен один узел для каждой категории, а выход </w:t>
+      <w:proofErr w:type="spellStart"/>
+      <w:r>
+        <w:t>oftmax</w:t>
+      </w:r>
+      <w:proofErr w:type="spellEnd"/>
+      <w:r>
+        <w:t xml:space="preserve"> расширяет логистическую функцию для поддержки нескольких категорий. Сети нужен один узел для каждой категории, а выход </w:t>
       </w:r>
       <w:r>
         <w:rPr>
@@ -4752,8 +4955,13 @@
         </w:rPr>
         <w:t>s</w:t>
       </w:r>
-      <w:r>
-        <w:t xml:space="preserve">oftmax определяет вероятность того, что входные данные принадлежат к </w:t>
+      <w:proofErr w:type="spellStart"/>
+      <w:r>
+        <w:t>oftmax</w:t>
+      </w:r>
+      <w:proofErr w:type="spellEnd"/>
+      <w:r>
+        <w:t xml:space="preserve"> определяет вероятность того, что входные данные принадлежат к </w:t>
       </w:r>
       <w:r>
         <w:rPr>
@@ -4778,10 +4986,10 @@
           <w:position w:val="-68"/>
         </w:rPr>
         <w:object w:dxaOrig="1620" w:dyaOrig="1160" w14:anchorId="6DBC6DC8">
-          <v:shape id="_x0000_i1499" type="#_x0000_t75" style="width:80.85pt;height:58.15pt" o:ole="">
+          <v:shape id="_x0000_i1030" type="#_x0000_t75" style="width:81.2pt;height:58.75pt" o:ole="">
             <v:imagedata r:id="rId26" o:title=""/>
           </v:shape>
-          <o:OLEObject Type="Embed" ProgID="Equation.DSMT4" ShapeID="_x0000_i1499" DrawAspect="Content" ObjectID="_1839494486" r:id="rId27"/>
+          <o:OLEObject Type="Embed" ProgID="Equation.DSMT4" ShapeID="_x0000_i1030" DrawAspect="Content" ObjectID="_1840625805" r:id="rId27"/>
         </w:object>
       </w:r>
     </w:p>
@@ -4834,7 +5042,7 @@
       <w:pPr>
         <w:pStyle w:val="1"/>
       </w:pPr>
-      <w:bookmarkStart w:id="13" w:name="_Toc228875696"/>
+      <w:bookmarkStart w:id="13" w:name="_Toc230012503"/>
       <w:r>
         <w:t>Слои и глубокое обучение</w:t>
       </w:r>
@@ -4863,7 +5071,7 @@
       <w:pPr>
         <w:pStyle w:val="2"/>
       </w:pPr>
-      <w:bookmarkStart w:id="14" w:name="_Toc228875697"/>
+      <w:bookmarkStart w:id="14" w:name="_Toc230012504"/>
       <w:r>
         <w:t>Слои</w:t>
       </w:r>
@@ -4903,6 +5111,7 @@
         <w:rPr>
           <w:noProof/>
         </w:rPr>
+        <w:lastRenderedPageBreak/>
         <w:drawing>
           <wp:inline distT="0" distB="0" distL="0" distR="0" wp14:anchorId="546C90E6" wp14:editId="6BE23C06">
             <wp:extent cx="5076701" cy="2054015"/>
@@ -5011,7 +5220,15 @@
         <w:jc w:val="both"/>
       </w:pPr>
       <w:r>
-        <w:t>Слой является плотным или полносвязным, если каждый из его узлов соединен с каждым узлом в следующем слое. На рис</w:t>
+        <w:t xml:space="preserve">Слой является плотным или </w:t>
+      </w:r>
+      <w:proofErr w:type="spellStart"/>
+      <w:r>
+        <w:t>полносвязным</w:t>
+      </w:r>
+      <w:proofErr w:type="spellEnd"/>
+      <w:r>
+        <w:t>, если каждый из его узлов соединен с каждым узлом в следующем слое. На рис</w:t>
       </w:r>
       <w:r>
         <w:t>.</w:t>
@@ -5033,10 +5250,10 @@
           <w:position w:val="-16"/>
         </w:rPr>
         <w:object w:dxaOrig="320" w:dyaOrig="460" w14:anchorId="098B212E">
-          <v:shape id="_x0000_i1500" type="#_x0000_t75" style="width:16.15pt;height:22.95pt" o:ole="">
+          <v:shape id="_x0000_i1031" type="#_x0000_t75" style="width:16.7pt;height:23.05pt" o:ole="">
             <v:imagedata r:id="rId29" o:title=""/>
           </v:shape>
-          <o:OLEObject Type="Embed" ProgID="Equation.DSMT4" ShapeID="_x0000_i1500" DrawAspect="Content" ObjectID="_1839494487" r:id="rId30"/>
+          <o:OLEObject Type="Embed" ProgID="Equation.DSMT4" ShapeID="_x0000_i1031" DrawAspect="Content" ObjectID="_1840625806" r:id="rId30"/>
         </w:object>
       </w:r>
       <w:r>
@@ -5070,10 +5287,10 @@
           <w:position w:val="-12"/>
         </w:rPr>
         <w:object w:dxaOrig="300" w:dyaOrig="420" w14:anchorId="7F73888D">
-          <v:shape id="_x0000_i1501" type="#_x0000_t75" style="width:15pt;height:20.9pt" o:ole="">
+          <v:shape id="_x0000_i1032" type="#_x0000_t75" style="width:15pt;height:20.75pt" o:ole="">
             <v:imagedata r:id="rId31" o:title=""/>
           </v:shape>
-          <o:OLEObject Type="Embed" ProgID="Equation.DSMT4" ShapeID="_x0000_i1501" DrawAspect="Content" ObjectID="_1839494488" r:id="rId32"/>
+          <o:OLEObject Type="Embed" ProgID="Equation.DSMT4" ShapeID="_x0000_i1032" DrawAspect="Content" ObjectID="_1840625807" r:id="rId32"/>
         </w:object>
       </w:r>
       <w:r>
@@ -5096,14 +5313,30 @@
           <w:position w:val="-12"/>
         </w:rPr>
         <w:object w:dxaOrig="300" w:dyaOrig="420" w14:anchorId="08D05462">
-          <v:shape id="_x0000_i2104" type="#_x0000_t75" style="width:15.2pt;height:20.9pt" o:ole="">
+          <v:shape id="_x0000_i1033" type="#_x0000_t75" style="width:15pt;height:20.75pt" o:ole="">
             <v:imagedata r:id="rId33" o:title=""/>
           </v:shape>
-          <o:OLEObject Type="Embed" ProgID="Equation.DSMT4" ShapeID="_x0000_i2104" DrawAspect="Content" ObjectID="_1839494489" r:id="rId34"/>
+          <o:OLEObject Type="Embed" ProgID="Equation.DSMT4" ShapeID="_x0000_i1033" DrawAspect="Content" ObjectID="_1840625808" r:id="rId34"/>
         </w:object>
       </w:r>
       <w:r>
-        <w:t xml:space="preserve"> — ReLU, его выход получается путем передачи суммы его взвешенных входных сигналов в функцию ReLU. Это можно выразить следующим уравнением:</w:t>
+        <w:t xml:space="preserve"> — </w:t>
+      </w:r>
+      <w:proofErr w:type="spellStart"/>
+      <w:r>
+        <w:t>ReLU</w:t>
+      </w:r>
+      <w:proofErr w:type="spellEnd"/>
+      <w:r>
+        <w:t xml:space="preserve">, его выход получается путем передачи суммы его взвешенных входных сигналов в функцию </w:t>
+      </w:r>
+      <w:proofErr w:type="spellStart"/>
+      <w:r>
+        <w:t>ReLU</w:t>
+      </w:r>
+      <w:proofErr w:type="spellEnd"/>
+      <w:r>
+        <w:t>. Это можно выразить следующим уравнением:</w:t>
       </w:r>
     </w:p>
     <w:p>
@@ -5118,10 +5351,10 @@
           <w:position w:val="-18"/>
         </w:rPr>
         <w:object w:dxaOrig="3739" w:dyaOrig="499" w14:anchorId="77DB4F6A">
-          <v:shape id="_x0000_i2102" type="#_x0000_t75" style="width:186.45pt;height:24.75pt" o:ole="">
+          <v:shape id="_x0000_i1034" type="#_x0000_t75" style="width:186.6pt;height:24.75pt" o:ole="">
             <v:imagedata r:id="rId35" o:title=""/>
           </v:shape>
-          <o:OLEObject Type="Embed" ProgID="Equation.DSMT4" ShapeID="_x0000_i2102" DrawAspect="Content" ObjectID="_1839494490" r:id="rId36"/>
+          <o:OLEObject Type="Embed" ProgID="Equation.DSMT4" ShapeID="_x0000_i1034" DrawAspect="Content" ObjectID="_1840625809" r:id="rId36"/>
         </w:object>
       </w:r>
     </w:p>
@@ -5138,10 +5371,10 @@
           <w:position w:val="-16"/>
         </w:rPr>
         <w:object w:dxaOrig="420" w:dyaOrig="460" w14:anchorId="63DA316A">
-          <v:shape id="_x0000_i1504" type="#_x0000_t75" style="width:20.9pt;height:22.95pt" o:ole="">
+          <v:shape id="_x0000_i1035" type="#_x0000_t75" style="width:20.75pt;height:23.05pt" o:ole="">
             <v:imagedata r:id="rId37" o:title=""/>
           </v:shape>
-          <o:OLEObject Type="Embed" ProgID="Equation.DSMT4" ShapeID="_x0000_i1504" DrawAspect="Content" ObjectID="_1839494491" r:id="rId38"/>
+          <o:OLEObject Type="Embed" ProgID="Equation.DSMT4" ShapeID="_x0000_i1035" DrawAspect="Content" ObjectID="_1840625810" r:id="rId38"/>
         </w:object>
       </w:r>
       <w:r>
@@ -5221,10 +5454,10 @@
           <w:position w:val="-12"/>
         </w:rPr>
         <w:object w:dxaOrig="400" w:dyaOrig="420" w14:anchorId="222552C1">
-          <v:shape id="_x0000_i1505" type="#_x0000_t75" style="width:20pt;height:20.9pt" o:ole="">
+          <v:shape id="_x0000_i1036" type="#_x0000_t75" style="width:20.15pt;height:20.75pt" o:ole="">
             <v:imagedata r:id="rId39" o:title=""/>
           </v:shape>
-          <o:OLEObject Type="Embed" ProgID="Equation.DSMT4" ShapeID="_x0000_i1505" DrawAspect="Content" ObjectID="_1839494492" r:id="rId40"/>
+          <o:OLEObject Type="Embed" ProgID="Equation.DSMT4" ShapeID="_x0000_i1036" DrawAspect="Content" ObjectID="_1840625811" r:id="rId40"/>
         </w:object>
       </w:r>
       <w:r>
@@ -5235,7 +5468,7 @@
       <w:pPr>
         <w:pStyle w:val="2"/>
       </w:pPr>
-      <w:bookmarkStart w:id="15" w:name="_Toc228875698"/>
+      <w:bookmarkStart w:id="15" w:name="_Toc230012505"/>
       <w:r>
         <w:t>Глубокое обучение</w:t>
       </w:r>
@@ -5263,7 +5496,7 @@
       <w:pPr>
         <w:pStyle w:val="1"/>
       </w:pPr>
-      <w:bookmarkStart w:id="16" w:name="_Toc228875699"/>
+      <w:bookmarkStart w:id="16" w:name="_Toc230012506"/>
       <w:r>
         <w:lastRenderedPageBreak/>
         <w:t>Обучение</w:t>
@@ -5282,16 +5515,7 @@
         <w:t xml:space="preserve"> </w:t>
       </w:r>
       <w:r>
-        <w:t>Это</w:t>
-      </w:r>
-      <w:r>
-        <w:t>т процесс</w:t>
-      </w:r>
-      <w:r>
-        <w:t xml:space="preserve"> называется обучением</w:t>
-      </w:r>
-      <w:r>
-        <w:t xml:space="preserve">. </w:t>
+        <w:t xml:space="preserve">Этот процесс называется обучением. </w:t>
       </w:r>
       <w:r>
         <w:t>К</w:t>
@@ -5309,13 +5533,7 @@
         <w:t>с</w:t>
       </w:r>
       <w:r>
-        <w:t>может выполнять задачи классификации</w:t>
-      </w:r>
-      <w:r>
-        <w:t xml:space="preserve"> </w:t>
-      </w:r>
-      <w:r>
-        <w:t>(На этом изображении изображена кошка или собака?) и</w:t>
+        <w:t>может выполнять задачи классификации (На этом изображении изображена кошка или собака?) и</w:t>
       </w:r>
       <w:r>
         <w:t>ли</w:t>
@@ -5324,16 +5542,7 @@
         <w:t xml:space="preserve"> прогнозирования</w:t>
       </w:r>
       <w:r>
-        <w:t xml:space="preserve"> </w:t>
-      </w:r>
-      <w:r>
-        <w:t>(Какова будет средняя температура завтра?</w:t>
-      </w:r>
-      <w:r>
-        <w:t xml:space="preserve"> </w:t>
-      </w:r>
-      <w:r>
-        <w:t>)</w:t>
+        <w:t xml:space="preserve"> (Какова будет средняя температура завтра?)</w:t>
       </w:r>
       <w:r>
         <w:t>.</w:t>
@@ -5516,10 +5725,10 @@
           <w:position w:val="-20"/>
         </w:rPr>
         <w:object w:dxaOrig="8640" w:dyaOrig="540" w14:anchorId="07F96FEF">
-          <v:shape id="_x0000_i1506" type="#_x0000_t75" style="width:6in;height:27.05pt" o:ole="">
+          <v:shape id="_x0000_i1037" type="#_x0000_t75" style="width:6in;height:27.05pt" o:ole="">
             <v:imagedata r:id="rId42" o:title=""/>
           </v:shape>
-          <o:OLEObject Type="Embed" ProgID="Equation.DSMT4" ShapeID="_x0000_i1506" DrawAspect="Content" ObjectID="_1839494493" r:id="rId43"/>
+          <o:OLEObject Type="Embed" ProgID="Equation.DSMT4" ShapeID="_x0000_i1037" DrawAspect="Content" ObjectID="_1840625812" r:id="rId43"/>
         </w:object>
       </w:r>
     </w:p>
@@ -5531,6 +5740,7 @@
       <w:r>
         <w:t xml:space="preserve">Цель обучения — вычислить набор весов </w:t>
       </w:r>
+      <w:proofErr w:type="spellStart"/>
       <w:r>
         <w:rPr>
           <w:i/>
@@ -5546,6 +5756,7 @@
         </w:rPr>
         <w:t>i</w:t>
       </w:r>
+      <w:proofErr w:type="spellEnd"/>
       <w:r>
         <w:t xml:space="preserve">, которые максимально приближают </w:t>
       </w:r>
@@ -5554,7 +5765,15 @@
           <w:i/>
           <w:iCs/>
         </w:rPr>
-        <w:t>y(x</w:t>
+        <w:t>y(</w:t>
+      </w:r>
+      <w:proofErr w:type="spellStart"/>
+      <w:r>
+        <w:rPr>
+          <w:i/>
+          <w:iCs/>
+        </w:rPr>
+        <w:t>x</w:t>
       </w:r>
       <w:r>
         <w:rPr>
@@ -5564,6 +5783,7 @@
         </w:rPr>
         <w:t>i</w:t>
       </w:r>
+      <w:proofErr w:type="spellEnd"/>
       <w:r>
         <w:rPr>
           <w:i/>
@@ -5602,6 +5822,7 @@
       <w:r>
         <w:t xml:space="preserve"> весов </w:t>
       </w:r>
+      <w:proofErr w:type="spellStart"/>
       <w:r>
         <w:rPr>
           <w:i/>
@@ -5617,6 +5838,7 @@
         </w:rPr>
         <w:t>i</w:t>
       </w:r>
+      <w:proofErr w:type="spellEnd"/>
       <w:r>
         <w:t>.</w:t>
       </w:r>
@@ -5633,6 +5855,7 @@
       <w:r>
         <w:t xml:space="preserve">Для каждой партии входных векторов </w:t>
       </w:r>
+      <w:proofErr w:type="spellStart"/>
       <w:r>
         <w:rPr>
           <w:i/>
@@ -5648,6 +5871,7 @@
         </w:rPr>
         <w:t>i</w:t>
       </w:r>
+      <w:proofErr w:type="spellEnd"/>
       <w:r>
         <w:t xml:space="preserve"> вычислите выходные векторы </w:t>
       </w:r>
@@ -5656,7 +5880,15 @@
           <w:i/>
           <w:iCs/>
         </w:rPr>
-        <w:t>y(x</w:t>
+        <w:t>y(</w:t>
+      </w:r>
+      <w:proofErr w:type="spellStart"/>
+      <w:r>
+        <w:rPr>
+          <w:i/>
+          <w:iCs/>
+        </w:rPr>
+        <w:t>x</w:t>
       </w:r>
       <w:r>
         <w:rPr>
@@ -5666,6 +5898,7 @@
         </w:rPr>
         <w:t>i</w:t>
       </w:r>
+      <w:proofErr w:type="spellEnd"/>
       <w:r>
         <w:rPr>
           <w:i/>
@@ -5706,7 +5939,15 @@
           <w:i/>
           <w:iCs/>
         </w:rPr>
-        <w:t>y(x</w:t>
+        <w:t>y(</w:t>
+      </w:r>
+      <w:proofErr w:type="spellStart"/>
+      <w:r>
+        <w:rPr>
+          <w:i/>
+          <w:iCs/>
+        </w:rPr>
+        <w:t>x</w:t>
       </w:r>
       <w:r>
         <w:rPr>
@@ -5716,6 +5957,7 @@
         </w:rPr>
         <w:t>i</w:t>
       </w:r>
+      <w:proofErr w:type="spellEnd"/>
       <w:r>
         <w:rPr>
           <w:i/>
@@ -5726,6 +5968,7 @@
       <w:r>
         <w:t xml:space="preserve"> и наблюдаемыми результатами </w:t>
       </w:r>
+      <w:proofErr w:type="spellStart"/>
       <w:r>
         <w:rPr>
           <w:i/>
@@ -5741,6 +5984,7 @@
         </w:rPr>
         <w:t>i</w:t>
       </w:r>
+      <w:proofErr w:type="spellEnd"/>
       <w:r>
         <w:t>. Это называется функцией потерь.</w:t>
       </w:r>
@@ -5757,6 +6001,7 @@
       <w:r>
         <w:t xml:space="preserve">Используйте метод оптимизации для обновления весов </w:t>
       </w:r>
+      <w:proofErr w:type="spellStart"/>
       <w:r>
         <w:rPr>
           <w:i/>
@@ -5772,6 +6017,7 @@
         </w:rPr>
         <w:t>i</w:t>
       </w:r>
+      <w:proofErr w:type="spellEnd"/>
       <w:r>
         <w:t xml:space="preserve"> на основе вычисленной функции потерь.</w:t>
       </w:r>
@@ -5786,6 +6032,7 @@
         <w:jc w:val="both"/>
       </w:pPr>
       <w:r>
+        <w:lastRenderedPageBreak/>
         <w:t>Повторяйте шаги 2–4 до тех пор, пока функция потерь не снизится до приемлемого значения.</w:t>
       </w:r>
     </w:p>
@@ -5795,7 +6042,6 @@
         <w:jc w:val="both"/>
       </w:pPr>
       <w:r>
-        <w:lastRenderedPageBreak/>
         <w:t>Если эти шаги выполнены правильно, нейронная сеть (теоретически) даст приемлемые результаты для реального прогнозирования или классификации. Чтобы прояснить, как можно выполнить эти шаги, далее рассматриваются инициализация весов, вычисление функции потерь и методы оптимизации.</w:t>
       </w:r>
     </w:p>
@@ -5803,7 +6049,7 @@
       <w:pPr>
         <w:pStyle w:val="2"/>
       </w:pPr>
-      <w:bookmarkStart w:id="17" w:name="_Toc228875700"/>
+      <w:bookmarkStart w:id="17" w:name="_Toc230012507"/>
       <w:r>
         <w:t>Инициализация весов</w:t>
       </w:r>
@@ -5839,10 +6085,10 @@
           <w:position w:val="-36"/>
         </w:rPr>
         <w:object w:dxaOrig="1480" w:dyaOrig="859" w14:anchorId="15E0DDAF">
-          <v:shape id="_x0000_i1507" type="#_x0000_t75" style="width:73.8pt;height:43.15pt" o:ole="">
+          <v:shape id="_x0000_i1038" type="#_x0000_t75" style="width:73.75pt;height:43.8pt" o:ole="">
             <v:imagedata r:id="rId44" o:title=""/>
           </v:shape>
-          <o:OLEObject Type="Embed" ProgID="Equation.DSMT4" ShapeID="_x0000_i1507" DrawAspect="Content" ObjectID="_1839494494" r:id="rId45"/>
+          <o:OLEObject Type="Embed" ProgID="Equation.DSMT4" ShapeID="_x0000_i1038" DrawAspect="Content" ObjectID="_1840625813" r:id="rId45"/>
         </w:object>
       </w:r>
     </w:p>
@@ -5854,6 +6100,7 @@
       <w:r>
         <w:t xml:space="preserve">В этом уравнении </w:t>
       </w:r>
+      <w:proofErr w:type="spellStart"/>
       <w:r>
         <w:rPr>
           <w:i/>
@@ -5861,6 +6108,7 @@
         </w:rPr>
         <w:t>fan</w:t>
       </w:r>
+      <w:proofErr w:type="spellEnd"/>
       <w:r>
         <w:rPr>
           <w:i/>
@@ -5868,6 +6116,7 @@
         </w:rPr>
         <w:t xml:space="preserve"> </w:t>
       </w:r>
+      <w:proofErr w:type="spellStart"/>
       <w:r>
         <w:rPr>
           <w:i/>
@@ -5875,6 +6124,7 @@
         </w:rPr>
         <w:t>in</w:t>
       </w:r>
+      <w:proofErr w:type="spellEnd"/>
       <w:r>
         <w:t xml:space="preserve"> обозначает количество входных сигналов, поступающих в узел. По мере увеличения количества входных данных стандартное отклонение уменьшается, а начальные значения приближаются к нулю.</w:t>
       </w:r>
@@ -5901,10 +6151,10 @@
           <w:position w:val="-8"/>
         </w:rPr>
         <w:object w:dxaOrig="1760" w:dyaOrig="400" w14:anchorId="704BED08">
-          <v:shape id="_x0000_i1508" type="#_x0000_t75" style="width:88.15pt;height:20pt" o:ole="">
+          <v:shape id="_x0000_i1039" type="#_x0000_t75" style="width:88.7pt;height:20.15pt" o:ole="">
             <v:imagedata r:id="rId46" o:title=""/>
           </v:shape>
-          <o:OLEObject Type="Embed" ProgID="Equation.DSMT4" ShapeID="_x0000_i1508" DrawAspect="Content" ObjectID="_1839494495" r:id="rId47"/>
+          <o:OLEObject Type="Embed" ProgID="Equation.DSMT4" ShapeID="_x0000_i1039" DrawAspect="Content" ObjectID="_1840625814" r:id="rId47"/>
         </w:object>
       </w:r>
       <w:r>
@@ -6039,11 +6289,11 @@
         <w:rPr>
           <w:position w:val="-46"/>
         </w:rPr>
-        <w:object w:dxaOrig="3260" w:dyaOrig="1060" w14:anchorId="6A90E5EB">
-          <v:shape id="_x0000_i1509" type="#_x0000_t75" style="width:163.1pt;height:52.7pt" o:ole="">
+        <w:object w:dxaOrig="3240" w:dyaOrig="1060" w14:anchorId="6A90E5EB">
+          <v:shape id="_x0000_i1040" type="#_x0000_t75" style="width:162.45pt;height:52.4pt" o:ole="">
             <v:imagedata r:id="rId48" o:title=""/>
           </v:shape>
-          <o:OLEObject Type="Embed" ProgID="Equation.DSMT4" ShapeID="_x0000_i1509" DrawAspect="Content" ObjectID="_1839494496" r:id="rId49"/>
+          <o:OLEObject Type="Embed" ProgID="Equation.DSMT4" ShapeID="_x0000_i1040" DrawAspect="Content" ObjectID="_1840625815" r:id="rId49"/>
         </w:object>
       </w:r>
     </w:p>
@@ -6060,7 +6310,7 @@
       <w:pPr>
         <w:pStyle w:val="2"/>
       </w:pPr>
-      <w:bookmarkStart w:id="18" w:name="_Toc228875701"/>
+      <w:bookmarkStart w:id="18" w:name="_Toc230012508"/>
       <w:r>
         <w:t>Вычисление функции потерь</w:t>
       </w:r>
@@ -6120,17 +6370,14 @@
         <w:jc w:val="both"/>
       </w:pPr>
       <w:r>
+        <w:lastRenderedPageBreak/>
         <w:t>Если нейронная сеть обучается делать прогнозы, функция потерь обычно определяется путем вычисления среднеквадратич</w:t>
       </w:r>
       <w:r>
         <w:t>еской</w:t>
       </w:r>
       <w:r>
-        <w:t xml:space="preserve"> ошибки (MSE). Если нейронная сеть обучается </w:t>
-      </w:r>
-      <w:r>
-        <w:lastRenderedPageBreak/>
-        <w:t xml:space="preserve">классификации признаков, функция потерь определяется путем вычисления отрицательного логарифма правдоподобия. </w:t>
+        <w:t xml:space="preserve"> ошибки (MSE). Если нейронная сеть обучается классификации признаков, функция потерь определяется путем вычисления отрицательного логарифма правдоподобия. </w:t>
       </w:r>
       <w:r>
         <w:t>Рассмотрим</w:t>
@@ -6143,7 +6390,7 @@
       <w:pPr>
         <w:pStyle w:val="2"/>
       </w:pPr>
-      <w:bookmarkStart w:id="19" w:name="_Toc228875702"/>
+      <w:bookmarkStart w:id="19" w:name="_Toc230012509"/>
       <w:r>
         <w:t>Прогнозирование и среднеквадратич</w:t>
       </w:r>
@@ -6169,6 +6416,7 @@
       <w:r>
         <w:t xml:space="preserve"> эти значения </w:t>
       </w:r>
+      <w:proofErr w:type="spellStart"/>
       <w:r>
         <w:rPr>
           <w:i/>
@@ -6184,6 +6432,7 @@
         </w:rPr>
         <w:t>i</w:t>
       </w:r>
+      <w:proofErr w:type="spellEnd"/>
       <w:r>
         <w:t xml:space="preserve"> (</w:t>
       </w:r>
@@ -6250,6 +6499,7 @@
       <w:r>
         <w:t xml:space="preserve">Во время обучения приложение будет сравнивать </w:t>
       </w:r>
+      <w:proofErr w:type="spellStart"/>
       <w:r>
         <w:rPr>
           <w:i/>
@@ -6265,6 +6515,7 @@
         </w:rPr>
         <w:t>i</w:t>
       </w:r>
+      <w:proofErr w:type="spellEnd"/>
       <w:r>
         <w:t xml:space="preserve"> с наблюдаемыми значениями за предыдущие дни. Чтобы оценить эффективность обучения, приложение измеряет разницу между прогнозируемыми и наблюдаемыми значениями.</w:t>
       </w:r>
@@ -6295,6 +6546,7 @@
       <w:r>
         <w:t xml:space="preserve"> ошибки, или MSE. При этом каждое прогнозируемое значение (</w:t>
       </w:r>
+      <w:proofErr w:type="spellStart"/>
       <w:r>
         <w:rPr>
           <w:i/>
@@ -6310,9 +6562,11 @@
         </w:rPr>
         <w:t>i</w:t>
       </w:r>
+      <w:proofErr w:type="spellEnd"/>
       <w:r>
         <w:t>) вычитается из каждого наблюдаемого значения (</w:t>
       </w:r>
+      <w:proofErr w:type="spellStart"/>
       <w:r>
         <w:rPr>
           <w:i/>
@@ -6328,6 +6582,7 @@
         </w:rPr>
         <w:t>i</w:t>
       </w:r>
+      <w:proofErr w:type="spellEnd"/>
       <w:r>
         <w:t xml:space="preserve">), результат возводится в квадрат, а квадраты разностей суммируются. Если имеется </w:t>
       </w:r>
@@ -6354,10 +6609,10 @@
           <w:position w:val="-32"/>
         </w:rPr>
         <w:object w:dxaOrig="3060" w:dyaOrig="780" w14:anchorId="2A85F23C">
-          <v:shape id="_x0000_i1510" type="#_x0000_t75" style="width:153.1pt;height:38.85pt" o:ole="">
+          <v:shape id="_x0000_i1041" type="#_x0000_t75" style="width:153.2pt;height:39.15pt" o:ole="">
             <v:imagedata r:id="rId50" o:title=""/>
           </v:shape>
-          <o:OLEObject Type="Embed" ProgID="Equation.DSMT4" ShapeID="_x0000_i1510" DrawAspect="Content" ObjectID="_1839494497" r:id="rId51"/>
+          <o:OLEObject Type="Embed" ProgID="Equation.DSMT4" ShapeID="_x0000_i1041" DrawAspect="Content" ObjectID="_1840625816" r:id="rId51"/>
         </w:object>
       </w:r>
     </w:p>
@@ -6443,10 +6698,10 @@
           <w:position w:val="-128"/>
         </w:rPr>
         <w:object w:dxaOrig="7200" w:dyaOrig="2700" w14:anchorId="44F42D49">
-          <v:shape id="_x0000_i2037" type="#_x0000_t75" style="width:360.45pt;height:134.9pt" o:ole="">
+          <v:shape id="_x0000_i1042" type="#_x0000_t75" style="width:5in;height:134.8pt" o:ole="">
             <v:imagedata r:id="rId52" o:title=""/>
           </v:shape>
-          <o:OLEObject Type="Embed" ProgID="Equation.DSMT4" ShapeID="_x0000_i2037" DrawAspect="Content" ObjectID="_1839494498" r:id="rId53"/>
+          <o:OLEObject Type="Embed" ProgID="Equation.DSMT4" ShapeID="_x0000_i1042" DrawAspect="Content" ObjectID="_1840625817" r:id="rId53"/>
         </w:object>
       </w:r>
     </w:p>
@@ -6463,7 +6718,7 @@
       <w:pPr>
         <w:pStyle w:val="2"/>
       </w:pPr>
-      <w:bookmarkStart w:id="20" w:name="_Toc228875703"/>
+      <w:bookmarkStart w:id="20" w:name="_Toc230012510"/>
       <w:r>
         <w:t>Классификация и метод максимального правдоподобия</w:t>
       </w:r>
@@ -6502,7 +6757,11 @@
         <w:t>0</w:t>
       </w:r>
       <w:r>
-        <w:t xml:space="preserve"> — это вычисленная вероятность того, что животное на изображении — кошка, </w:t>
+        <w:t xml:space="preserve"> — это вычисленная вероятность того, что </w:t>
+      </w:r>
+      <w:r>
+        <w:lastRenderedPageBreak/>
+        <w:t xml:space="preserve">животное на изображении — кошка, </w:t>
       </w:r>
       <w:r>
         <w:rPr>
@@ -6538,11 +6797,7 @@
         <w:t>2</w:t>
       </w:r>
       <w:r>
-        <w:t xml:space="preserve"> — это вычисленная вероятность того, что животное на изображении — </w:t>
-      </w:r>
-      <w:r>
-        <w:lastRenderedPageBreak/>
-        <w:t>лошадь. Поскольку мы имеем дело с вероятностями, каждое значение будет находиться в диапазоне от 0</w:t>
+        <w:t xml:space="preserve"> — это вычисленная вероятность того, что животное на изображении — лошадь. Поскольку мы имеем дело с вероятностями, каждое значение будет находиться в диапазоне от 0</w:t>
       </w:r>
       <w:r>
         <w:t>.</w:t>
@@ -6590,7 +6845,23 @@
         <w:jc w:val="both"/>
       </w:pPr>
       <w:r>
-        <w:t>Если задействованы только две категории, наиболее распространенной функцией активации является логистическая функция, обсуждавшаяся ранее. Для более чем двух категорий вместо нее используется функция softmax.</w:t>
+        <w:t xml:space="preserve">Если задействованы только две категории, наиболее распространенной функцией активации является логистическая функция, </w:t>
+      </w:r>
+      <w:proofErr w:type="spellStart"/>
+      <w:r>
+        <w:t>обсуждавшаяся</w:t>
+      </w:r>
+      <w:proofErr w:type="spellEnd"/>
+      <w:r>
+        <w:t xml:space="preserve"> ранее. Для более чем двух категорий вместо нее используется функция </w:t>
+      </w:r>
+      <w:proofErr w:type="spellStart"/>
+      <w:r>
+        <w:t>softmax</w:t>
+      </w:r>
+      <w:proofErr w:type="spellEnd"/>
+      <w:r>
+        <w:t>.</w:t>
       </w:r>
     </w:p>
     <w:p>
@@ -6607,6 +6878,7 @@
       <w:r>
         <w:t xml:space="preserve">используют метод кросс-энтропии, также называемый логарифмической функцией правдоподобия. Если наблюдаемые значения — </w:t>
       </w:r>
+      <w:proofErr w:type="spellStart"/>
       <w:r>
         <w:rPr>
           <w:i/>
@@ -6622,6 +6894,7 @@
         </w:rPr>
         <w:t>i</w:t>
       </w:r>
+      <w:proofErr w:type="spellEnd"/>
       <w:r>
         <w:t xml:space="preserve">, а предсказанные значения — </w:t>
       </w:r>
@@ -6630,7 +6903,15 @@
           <w:i/>
           <w:iCs/>
         </w:rPr>
-        <w:t>y(x</w:t>
+        <w:t>y(</w:t>
+      </w:r>
+      <w:proofErr w:type="spellStart"/>
+      <w:r>
+        <w:rPr>
+          <w:i/>
+          <w:iCs/>
+        </w:rPr>
+        <w:t>x</w:t>
       </w:r>
       <w:r>
         <w:rPr>
@@ -6640,6 +6921,7 @@
         </w:rPr>
         <w:t>i</w:t>
       </w:r>
+      <w:proofErr w:type="spellEnd"/>
       <w:r>
         <w:rPr>
           <w:i/>
@@ -6663,10 +6945,10 @@
           <w:position w:val="-32"/>
         </w:rPr>
         <w:object w:dxaOrig="2960" w:dyaOrig="780" w14:anchorId="498AF506">
-          <v:shape id="_x0000_i1781" type="#_x0000_t75" style="width:148.1pt;height:39.05pt" o:ole="">
+          <v:shape id="_x0000_i1043" type="#_x0000_t75" style="width:148.6pt;height:39.15pt" o:ole="">
             <v:imagedata r:id="rId54" o:title=""/>
           </v:shape>
-          <o:OLEObject Type="Embed" ProgID="Equation.DSMT4" ShapeID="_x0000_i1781" DrawAspect="Content" ObjectID="_1839494499" r:id="rId55"/>
+          <o:OLEObject Type="Embed" ProgID="Equation.DSMT4" ShapeID="_x0000_i1043" DrawAspect="Content" ObjectID="_1840625818" r:id="rId55"/>
         </w:object>
       </w:r>
       <w:r>
@@ -6690,14 +6972,27 @@
       <w:r>
         <w:instrText>(</w:instrText>
       </w:r>
-      <w:fldSimple w:instr=" SEQ MTEqn \c \* Arabic \* MERGEFORMAT ">
-        <w:r>
-          <w:rPr>
-            <w:noProof/>
-          </w:rPr>
-          <w:instrText>1</w:instrText>
-        </w:r>
-      </w:fldSimple>
+      <w:r>
+        <w:fldChar w:fldCharType="begin"/>
+      </w:r>
+      <w:r>
+        <w:instrText xml:space="preserve"> SEQ MTEqn \c \* Arabic \* MERGEFORMAT </w:instrText>
+      </w:r>
+      <w:r>
+        <w:fldChar w:fldCharType="separate"/>
+      </w:r>
+      <w:r>
+        <w:rPr>
+          <w:noProof/>
+        </w:rPr>
+        <w:instrText>1</w:instrText>
+      </w:r>
+      <w:r>
+        <w:rPr>
+          <w:noProof/>
+        </w:rPr>
+        <w:fldChar w:fldCharType="end"/>
+      </w:r>
       <w:r>
         <w:instrText>)</w:instrText>
       </w:r>
@@ -6735,14 +7030,44 @@
         <w:t>Рассмотрим п</w:t>
       </w:r>
       <w:r>
-        <w:t xml:space="preserve">ример. Предположим, что сеть выдает три вероятности: вероятность того, что ирис принадлежит к виду setosa, вероятность того, что он принадлежит к виду versicolor, и вероятность того, что он принадлежит к виду virginica. Если заранее известно, что ирис относится к </w:t>
-      </w:r>
-      <w:r>
-        <w:t>виду versicolor</w:t>
-      </w:r>
+        <w:t xml:space="preserve">ример. Предположим, что сеть выдает три вероятности: вероятность того, что ирис принадлежит к виду </w:t>
+      </w:r>
+      <w:proofErr w:type="spellStart"/>
+      <w:r>
+        <w:t>setosa</w:t>
+      </w:r>
+      <w:proofErr w:type="spellEnd"/>
+      <w:r>
+        <w:t xml:space="preserve">, вероятность того, что он принадлежит к виду </w:t>
+      </w:r>
+      <w:proofErr w:type="spellStart"/>
+      <w:r>
+        <w:t>versicolor</w:t>
+      </w:r>
+      <w:proofErr w:type="spellEnd"/>
+      <w:r>
+        <w:t xml:space="preserve">, и вероятность того, что он принадлежит к виду </w:t>
+      </w:r>
+      <w:proofErr w:type="spellStart"/>
+      <w:r>
+        <w:t>virginica</w:t>
+      </w:r>
+      <w:proofErr w:type="spellEnd"/>
+      <w:r>
+        <w:t xml:space="preserve">. Если заранее известно, что ирис относится к </w:t>
+      </w:r>
+      <w:r>
+        <w:t xml:space="preserve">виду </w:t>
+      </w:r>
+      <w:proofErr w:type="spellStart"/>
+      <w:r>
+        <w:t>versicolor</w:t>
+      </w:r>
+      <w:proofErr w:type="spellEnd"/>
       <w:r>
         <w:t xml:space="preserve">, то наблюдаемые значения </w:t>
       </w:r>
+      <w:proofErr w:type="spellStart"/>
       <w:r>
         <w:rPr>
           <w:i/>
@@ -6758,6 +7083,7 @@
         </w:rPr>
         <w:t>i</w:t>
       </w:r>
+      <w:proofErr w:type="spellEnd"/>
       <w:r>
         <w:rPr>
           <w:vertAlign w:val="subscript"/>
@@ -6805,10 +7131,10 @@
           <w:position w:val="-16"/>
         </w:rPr>
         <w:object w:dxaOrig="8620" w:dyaOrig="460" w14:anchorId="7E30A14F">
-          <v:shape id="_x0000_i1479" type="#_x0000_t75" style="width:431.1pt;height:22.95pt" o:ole="">
+          <v:shape id="_x0000_i1044" type="#_x0000_t75" style="width:431.4pt;height:23.05pt" o:ole="">
             <v:imagedata r:id="rId56" o:title=""/>
           </v:shape>
-          <o:OLEObject Type="Embed" ProgID="Equation.DSMT4" ShapeID="_x0000_i1479" DrawAspect="Content" ObjectID="_1839494500" r:id="rId57"/>
+          <o:OLEObject Type="Embed" ProgID="Equation.DSMT4" ShapeID="_x0000_i1044" DrawAspect="Content" ObjectID="_1840625819" r:id="rId57"/>
         </w:object>
       </w:r>
     </w:p>
@@ -6843,7 +7169,7 @@
       <w:pPr>
         <w:pStyle w:val="2"/>
       </w:pPr>
-      <w:bookmarkStart w:id="21" w:name="_Toc228875704"/>
+      <w:bookmarkStart w:id="21" w:name="_Toc230012511"/>
       <w:r>
         <w:t>Оптимизация методом градиентного спуска</w:t>
       </w:r>
@@ -6858,37 +7184,7 @@
         <w:t xml:space="preserve">Метод градиентного спуска — это старейший алгоритм оптимизации, используемый в машинном обучении. </w:t>
       </w:r>
       <w:r>
-        <w:t xml:space="preserve">Данный метод является </w:t>
-      </w:r>
-      <w:r>
-        <w:t>прост</w:t>
-      </w:r>
-      <w:r>
-        <w:t>ым</w:t>
-      </w:r>
-      <w:r>
-        <w:t>, но медленны</w:t>
-      </w:r>
-      <w:r>
-        <w:t>м. Он</w:t>
-      </w:r>
-      <w:r>
-        <w:t xml:space="preserve"> игнорирует предыдущие значения, </w:t>
-      </w:r>
-      <w:r>
-        <w:t xml:space="preserve">что </w:t>
-      </w:r>
-      <w:r>
-        <w:t>может прив</w:t>
-      </w:r>
-      <w:r>
-        <w:t>одить</w:t>
-      </w:r>
-      <w:r>
-        <w:t xml:space="preserve"> к осцилляциям</w:t>
-      </w:r>
-      <w:r>
-        <w:t>.</w:t>
+        <w:t>Данный метод является простым, но медленным. Он игнорирует предыдущие значения, что может приводить к осцилляциям.</w:t>
       </w:r>
     </w:p>
     <w:p>
@@ -6906,6 +7202,7 @@
         <w:jc w:val="both"/>
       </w:pPr>
       <w:r>
+        <w:lastRenderedPageBreak/>
         <w:t>А</w:t>
       </w:r>
       <w:r>
@@ -6938,7 +7235,11 @@
         <w:t>t</w:t>
       </w:r>
       <w:r>
-        <w:t xml:space="preserve"> обозначаются θ</w:t>
+        <w:t xml:space="preserve"> обозначаются </w:t>
+      </w:r>
+      <w:proofErr w:type="spellStart"/>
+      <w:r>
+        <w:t>θ</w:t>
       </w:r>
       <w:r>
         <w:rPr>
@@ -6948,6 +7249,7 @@
         </w:rPr>
         <w:t>t</w:t>
       </w:r>
+      <w:proofErr w:type="spellEnd"/>
       <w:r>
         <w:t>.</w:t>
       </w:r>
@@ -7032,76 +7334,11 @@
         <w:t>им</w:t>
       </w:r>
       <w:r>
-        <w:t xml:space="preserve"> η — это единственное значение, которое влияет на то, насколько будет обновляться θ</w:t>
-      </w:r>
-      <w:r>
-        <w:rPr>
-          <w:i/>
-          <w:iCs/>
-        </w:rPr>
-        <w:t>j</w:t>
-      </w:r>
-      <w:r>
-        <w:t xml:space="preserve"> от шага к шагу.</w:t>
-      </w:r>
-    </w:p>
-    <w:p>
-      <w:pPr>
-        <w:ind w:firstLine="709"/>
-        <w:jc w:val="both"/>
-      </w:pPr>
-      <w:r>
-        <w:t xml:space="preserve">С учетом </w:t>
-      </w:r>
-      <w:r>
-        <w:t>этих обозначений</w:t>
-      </w:r>
-      <w:r>
-        <w:t xml:space="preserve"> каждый шаг метода оптимизации градиентного спуска можно выразить следующим уравнением:</w:t>
-      </w:r>
-    </w:p>
-    <w:p>
-      <w:pPr>
-        <w:pStyle w:val="MTDisplayEquation"/>
-      </w:pPr>
-      <w:r>
-        <w:tab/>
-      </w:r>
-      <w:r>
-        <w:rPr>
-          <w:position w:val="-12"/>
-        </w:rPr>
-        <w:object w:dxaOrig="2020" w:dyaOrig="380" w14:anchorId="06C75E18">
-          <v:shape id="_x0000_i1480" type="#_x0000_t75" style="width:100.85pt;height:19.3pt" o:ole="">
-            <v:imagedata r:id="rId58" o:title=""/>
-          </v:shape>
-          <o:OLEObject Type="Embed" ProgID="Equation.DSMT4" ShapeID="_x0000_i1480" DrawAspect="Content" ObjectID="_1839494501" r:id="rId59"/>
-        </w:object>
-      </w:r>
-    </w:p>
-    <w:p>
-      <w:pPr>
-        <w:ind w:firstLine="709"/>
-        <w:jc w:val="both"/>
-      </w:pPr>
-      <w:r>
-        <w:t>Р</w:t>
-      </w:r>
-      <w:r>
-        <w:t>ассмотр</w:t>
-      </w:r>
-      <w:r>
-        <w:t>им</w:t>
-      </w:r>
-      <w:r>
-        <w:t xml:space="preserve"> простой пример. Предположим, что старое значение веса </w:t>
-      </w:r>
-      <w:r>
-        <w:rPr>
-          <w:i/>
-          <w:iCs/>
-        </w:rPr>
-        <w:t>w</w:t>
+        <w:t xml:space="preserve"> η — это единственное значение, которое влияет на то, насколько будет обновляться </w:t>
+      </w:r>
+      <w:proofErr w:type="spellStart"/>
+      <w:r>
+        <w:t>θ</w:t>
       </w:r>
       <w:r>
         <w:rPr>
@@ -7109,16 +7346,63 @@
           <w:iCs/>
           <w:vertAlign w:val="subscript"/>
         </w:rPr>
-        <w:t>0</w:t>
-      </w:r>
-      <w:r>
-        <w:t xml:space="preserve"> равно 0</w:t>
-      </w:r>
-      <w:r>
-        <w:t>.</w:t>
-      </w:r>
-      <w:r>
-        <w:t xml:space="preserve">4, а частная производная функции потерь по </w:t>
+        <w:t>j</w:t>
+      </w:r>
+      <w:proofErr w:type="spellEnd"/>
+      <w:r>
+        <w:t xml:space="preserve"> от шага к шагу.</w:t>
+      </w:r>
+    </w:p>
+    <w:p>
+      <w:pPr>
+        <w:ind w:firstLine="709"/>
+        <w:jc w:val="both"/>
+      </w:pPr>
+      <w:r>
+        <w:t xml:space="preserve">С учетом </w:t>
+      </w:r>
+      <w:r>
+        <w:t>этих обозначений</w:t>
+      </w:r>
+      <w:r>
+        <w:t xml:space="preserve"> каждый шаг метода оптимизации градиентного спуска можно выразить следующим уравнением:</w:t>
+      </w:r>
+    </w:p>
+    <w:p>
+      <w:pPr>
+        <w:pStyle w:val="MTDisplayEquation"/>
+      </w:pPr>
+      <w:r>
+        <w:tab/>
+      </w:r>
+      <w:r>
+        <w:rPr>
+          <w:position w:val="-12"/>
+        </w:rPr>
+        <w:object w:dxaOrig="2020" w:dyaOrig="380" w14:anchorId="06C75E18">
+          <v:shape id="_x0000_i1045" type="#_x0000_t75" style="width:101.4pt;height:19.6pt" o:ole="">
+            <v:imagedata r:id="rId58" o:title=""/>
+          </v:shape>
+          <o:OLEObject Type="Embed" ProgID="Equation.DSMT4" ShapeID="_x0000_i1045" DrawAspect="Content" ObjectID="_1840625820" r:id="rId59"/>
+        </w:object>
+      </w:r>
+    </w:p>
+    <w:p>
+      <w:pPr>
+        <w:ind w:firstLine="709"/>
+        <w:jc w:val="both"/>
+      </w:pPr>
+      <w:r>
+        <w:t>Р</w:t>
+      </w:r>
+      <w:r>
+        <w:t>ассмотр</w:t>
+      </w:r>
+      <w:r>
+        <w:t>им</w:t>
+      </w:r>
+      <w:r>
+        <w:t xml:space="preserve"> простой пример. Предположим, что старое значение веса </w:t>
       </w:r>
       <w:r>
         <w:rPr>
@@ -7136,13 +7420,13 @@
         <w:t>0</w:t>
       </w:r>
       <w:r>
-        <w:t xml:space="preserve"> равна –0</w:t>
+        <w:t xml:space="preserve"> равно 0</w:t>
       </w:r>
       <w:r>
         <w:t>.</w:t>
       </w:r>
       <w:r>
-        <w:t xml:space="preserve">5. Функция потерь увеличивается по мере уменьшения </w:t>
+        <w:t xml:space="preserve">4, а частная производная функции потерь по </w:t>
       </w:r>
       <w:r>
         <w:rPr>
@@ -7160,7 +7444,13 @@
         <w:t>0</w:t>
       </w:r>
       <w:r>
-        <w:t xml:space="preserve">, поэтому мы хотим увеличить следующее значение </w:t>
+        <w:t xml:space="preserve"> равна –0</w:t>
+      </w:r>
+      <w:r>
+        <w:t>.</w:t>
+      </w:r>
+      <w:r>
+        <w:t xml:space="preserve">5. Функция потерь увеличивается по мере уменьшения </w:t>
       </w:r>
       <w:r>
         <w:rPr>
@@ -7178,7 +7468,14 @@
         <w:t>0</w:t>
       </w:r>
       <w:r>
-        <w:t>. Первый элемент θ</w:t>
+        <w:t xml:space="preserve">, поэтому мы хотим увеличить следующее значение </w:t>
+      </w:r>
+      <w:r>
+        <w:rPr>
+          <w:i/>
+          <w:iCs/>
+        </w:rPr>
+        <w:t>w</w:t>
       </w:r>
       <w:r>
         <w:rPr>
@@ -7186,25 +7483,10 @@
           <w:iCs/>
           <w:vertAlign w:val="subscript"/>
         </w:rPr>
-        <w:t>t-1</w:t>
-      </w:r>
-      <w:r>
-        <w:t xml:space="preserve"> равен</w:t>
-      </w:r>
-      <w:r>
-        <w:t> </w:t>
-      </w:r>
-      <w:r>
         <w:t>0</w:t>
       </w:r>
       <w:r>
-        <w:t>.</w:t>
-      </w:r>
-      <w:r>
-        <w:t xml:space="preserve">4, поэтому это уравнение устанавливает </w:t>
-      </w:r>
-      <w:r>
-        <w:t>θ</w:t>
+        <w:t>. Первый элемент θ</w:t>
       </w:r>
       <w:r>
         <w:rPr>
@@ -7212,17 +7494,26 @@
           <w:iCs/>
           <w:vertAlign w:val="subscript"/>
         </w:rPr>
-        <w:t>t</w:t>
-      </w:r>
-      <w:r>
-        <w:t xml:space="preserve"> (следующее значение </w:t>
-      </w:r>
-      <w:r>
-        <w:rPr>
-          <w:i/>
-          <w:iCs/>
-        </w:rPr>
-        <w:t>w</w:t>
+        <w:t>t-1</w:t>
+      </w:r>
+      <w:r>
+        <w:t xml:space="preserve"> равен</w:t>
+      </w:r>
+      <w:r>
+        <w:t> </w:t>
+      </w:r>
+      <w:r>
+        <w:t>0</w:t>
+      </w:r>
+      <w:r>
+        <w:t>.</w:t>
+      </w:r>
+      <w:r>
+        <w:t xml:space="preserve">4, поэтому это уравнение устанавливает </w:t>
+      </w:r>
+      <w:proofErr w:type="spellStart"/>
+      <w:r>
+        <w:t>θ</w:t>
       </w:r>
       <w:r>
         <w:rPr>
@@ -7230,37 +7521,18 @@
           <w:iCs/>
           <w:vertAlign w:val="subscript"/>
         </w:rPr>
-        <w:t>0</w:t>
-      </w:r>
-      <w:r>
-        <w:t>) равным 0</w:t>
-      </w:r>
-      <w:r>
-        <w:t>.</w:t>
-      </w:r>
-      <w:r>
-        <w:t>4 – η(–0</w:t>
-      </w:r>
-      <w:r>
-        <w:t>.</w:t>
-      </w:r>
-      <w:r>
-        <w:t>5) или 0</w:t>
-      </w:r>
-      <w:r>
-        <w:t>.</w:t>
-      </w:r>
-      <w:r>
-        <w:t>4 + 0</w:t>
-      </w:r>
-      <w:r>
-        <w:t>.</w:t>
-      </w:r>
-      <w:r>
-        <w:t xml:space="preserve">5η. Аналогичная операция выполняется для других весов в </w:t>
-      </w:r>
-      <w:r>
-        <w:t>θ</w:t>
+        <w:t>t</w:t>
+      </w:r>
+      <w:proofErr w:type="spellEnd"/>
+      <w:r>
+        <w:t xml:space="preserve"> (следующее значение </w:t>
+      </w:r>
+      <w:r>
+        <w:rPr>
+          <w:i/>
+          <w:iCs/>
+        </w:rPr>
+        <w:t>w</w:t>
       </w:r>
       <w:r>
         <w:rPr>
@@ -7268,8 +7540,48 @@
           <w:iCs/>
           <w:vertAlign w:val="subscript"/>
         </w:rPr>
+        <w:t>0</w:t>
+      </w:r>
+      <w:r>
+        <w:t>) равным 0</w:t>
+      </w:r>
+      <w:r>
+        <w:t>.</w:t>
+      </w:r>
+      <w:r>
+        <w:t>4 – η(–0</w:t>
+      </w:r>
+      <w:r>
+        <w:t>.</w:t>
+      </w:r>
+      <w:r>
+        <w:t>5) или 0</w:t>
+      </w:r>
+      <w:r>
+        <w:t>.</w:t>
+      </w:r>
+      <w:r>
+        <w:t>4 + 0</w:t>
+      </w:r>
+      <w:r>
+        <w:t>.</w:t>
+      </w:r>
+      <w:r>
+        <w:t xml:space="preserve">5η. Аналогичная операция выполняется для других весов в </w:t>
+      </w:r>
+      <w:proofErr w:type="spellStart"/>
+      <w:r>
+        <w:t>θ</w:t>
+      </w:r>
+      <w:r>
+        <w:rPr>
+          <w:i/>
+          <w:iCs/>
+          <w:vertAlign w:val="subscript"/>
+        </w:rPr>
         <w:t>t</w:t>
       </w:r>
+      <w:proofErr w:type="spellEnd"/>
       <w:r>
         <w:t>.</w:t>
       </w:r>
@@ -7740,6 +8052,7 @@
         <w:jc w:val="both"/>
       </w:pPr>
       <w:r>
+        <w:lastRenderedPageBreak/>
         <w:t>Помимо сложности нахождения глобального минимума, метод градиентного спуска имеет три существенных недостатка:</w:t>
       </w:r>
     </w:p>
@@ -7795,7 +8108,7 @@
       <w:pPr>
         <w:pStyle w:val="2"/>
       </w:pPr>
-      <w:bookmarkStart w:id="22" w:name="_Toc228875705"/>
+      <w:bookmarkStart w:id="22" w:name="_Toc230012512"/>
       <w:r>
         <w:t>М</w:t>
       </w:r>
@@ -7881,17 +8194,24 @@
         </w:rPr>
         <w:t>I</w:t>
       </w:r>
+      <w:proofErr w:type="spellStart"/>
       <w:r>
         <w:t>ris</w:t>
       </w:r>
+      <w:proofErr w:type="spellEnd"/>
       <w:r>
         <w:rPr>
           <w:lang w:val="en-US"/>
         </w:rPr>
         <w:t>N</w:t>
       </w:r>
-      <w:r>
-        <w:t xml:space="preserve">etwork имеется в общей сложности 150 векторов, содержащих размеры </w:t>
+      <w:proofErr w:type="spellStart"/>
+      <w:r>
+        <w:t>etwork</w:t>
+      </w:r>
+      <w:proofErr w:type="spellEnd"/>
+      <w:r>
+        <w:t xml:space="preserve"> имеется в общей сложности 150 векторов, содержащих размеры </w:t>
       </w:r>
       <w:r>
         <w:t>ирисов</w:t>
@@ -7943,7 +8263,7 @@
       <w:pPr>
         <w:pStyle w:val="1"/>
       </w:pPr>
-      <w:bookmarkStart w:id="23" w:name="_Toc228875706"/>
+      <w:bookmarkStart w:id="23" w:name="_Toc230012513"/>
       <w:r>
         <w:t>Пример применения — классификация ирисов</w:t>
       </w:r>
@@ -7955,13 +8275,29 @@
         <w:jc w:val="both"/>
       </w:pPr>
       <w:r>
-        <w:t>Приложение IrisNetwork реализ</w:t>
+        <w:t xml:space="preserve">Приложение </w:t>
+      </w:r>
+      <w:proofErr w:type="spellStart"/>
+      <w:r>
+        <w:t>IrisNetwork</w:t>
+      </w:r>
+      <w:proofErr w:type="spellEnd"/>
+      <w:r>
+        <w:t xml:space="preserve"> реализ</w:t>
       </w:r>
       <w:r>
         <w:t>ует</w:t>
       </w:r>
       <w:r>
-        <w:t xml:space="preserve"> базовую нейронную сеть с помощью вычислительного шейдера WebGPU. Приложение </w:t>
+        <w:t xml:space="preserve"> базовую нейронную сеть с помощью вычислительного шейдера </w:t>
+      </w:r>
+      <w:proofErr w:type="spellStart"/>
+      <w:r>
+        <w:t>WebGPU</w:t>
+      </w:r>
+      <w:proofErr w:type="spellEnd"/>
+      <w:r>
+        <w:t xml:space="preserve">. Приложение </w:t>
       </w:r>
       <w:r>
         <w:t>передаёт параметры</w:t>
@@ -7979,7 +8315,31 @@
         <w:t>ирис</w:t>
       </w:r>
       <w:r>
-        <w:t xml:space="preserve"> принадлежит виду setosa, вероятность того, что он принадлежит виду versicolor, и вероятность того, что он принадлежит виду virginica. На рис</w:t>
+        <w:t xml:space="preserve"> принадлежит виду </w:t>
+      </w:r>
+      <w:proofErr w:type="spellStart"/>
+      <w:r>
+        <w:t>setosa</w:t>
+      </w:r>
+      <w:proofErr w:type="spellEnd"/>
+      <w:r>
+        <w:t xml:space="preserve">, вероятность того, что он принадлежит виду </w:t>
+      </w:r>
+      <w:proofErr w:type="spellStart"/>
+      <w:r>
+        <w:t>versicolor</w:t>
+      </w:r>
+      <w:proofErr w:type="spellEnd"/>
+      <w:r>
+        <w:t xml:space="preserve">, и вероятность того, что он принадлежит виду </w:t>
+      </w:r>
+      <w:proofErr w:type="spellStart"/>
+      <w:r>
+        <w:t>virginica</w:t>
+      </w:r>
+      <w:proofErr w:type="spellEnd"/>
+      <w:r>
+        <w:t>. На рис</w:t>
       </w:r>
       <w:r>
         <w:t>.13</w:t>
@@ -7997,6 +8357,7 @@
         <w:rPr>
           <w:noProof/>
         </w:rPr>
+        <w:lastRenderedPageBreak/>
         <w:drawing>
           <wp:inline distT="0" distB="0" distL="0" distR="0" wp14:anchorId="71FDA6BB" wp14:editId="0AFD58AD">
             <wp:extent cx="5382285" cy="3049866"/>
@@ -8060,6 +8421,13 @@
         <w:t>Рис. 13</w:t>
       </w:r>
       <w:r>
+        <w:rPr>
+          <w:b/>
+          <w:bCs/>
+        </w:rPr>
+        <w:t>.</w:t>
+      </w:r>
+      <w:r>
         <w:t xml:space="preserve"> </w:t>
       </w:r>
       <w:r>
@@ -8084,7 +8452,23 @@
         <w:jc w:val="both"/>
       </w:pPr>
       <w:r>
-        <w:t>Функция активации узлов в скрытых слоях — ReLU, что означает, что каждый скрытый узел будет выдавать максимум, равный нулю, или сумму своих взвешенных входных сигналов. Функция активации узлов в последнем слое — softmax, поэтому выходные узлы будут выдавать вероятности, соответствующие оцен</w:t>
+        <w:t xml:space="preserve">Функция активации узлов в скрытых слоях — </w:t>
+      </w:r>
+      <w:proofErr w:type="spellStart"/>
+      <w:r>
+        <w:t>ReLU</w:t>
+      </w:r>
+      <w:proofErr w:type="spellEnd"/>
+      <w:r>
+        <w:t xml:space="preserve">, что означает, что каждый скрытый узел будет выдавать максимум, равный нулю, или сумму своих взвешенных входных сигналов. Функция активации узлов в последнем слое — </w:t>
+      </w:r>
+      <w:proofErr w:type="spellStart"/>
+      <w:r>
+        <w:t>softmax</w:t>
+      </w:r>
+      <w:proofErr w:type="spellEnd"/>
+      <w:r>
+        <w:t>, поэтому выходные узлы будут выдавать вероятности, соответствующие оцен</w:t>
       </w:r>
       <w:r>
         <w:t>ке</w:t>
@@ -8104,8 +8488,13 @@
         <w:ind w:firstLine="709"/>
         <w:jc w:val="both"/>
       </w:pPr>
-      <w:r>
-        <w:t xml:space="preserve">IrisNetwork создает нейронную сеть и предоставляет ей данные. </w:t>
+      <w:proofErr w:type="spellStart"/>
+      <w:r>
+        <w:t>IrisNetwork</w:t>
+      </w:r>
+      <w:proofErr w:type="spellEnd"/>
+      <w:r>
+        <w:t xml:space="preserve"> создает нейронную сеть и предоставляет ей данные. </w:t>
       </w:r>
       <w:r>
         <w:t>В табл. перечислены буферы хранения, в которых содержатся э</w:t>
@@ -8164,12 +8553,14 @@
                 <w:rFonts w:ascii="Courier New" w:hAnsi="Courier New" w:cs="Courier New"/>
               </w:rPr>
             </w:pPr>
+            <w:proofErr w:type="spellStart"/>
             <w:r>
               <w:rPr>
                 <w:rFonts w:ascii="Courier New" w:hAnsi="Courier New" w:cs="Courier New"/>
               </w:rPr>
               <w:t>train_data</w:t>
             </w:r>
+            <w:proofErr w:type="spellEnd"/>
           </w:p>
         </w:tc>
         <w:tc>
@@ -8198,12 +8589,14 @@
                 <w:rFonts w:ascii="Courier New" w:hAnsi="Courier New" w:cs="Courier New"/>
               </w:rPr>
             </w:pPr>
+            <w:proofErr w:type="spellStart"/>
             <w:r>
               <w:rPr>
                 <w:rFonts w:ascii="Courier New" w:hAnsi="Courier New" w:cs="Courier New"/>
               </w:rPr>
               <w:t>train_results</w:t>
             </w:r>
+            <w:proofErr w:type="spellEnd"/>
           </w:p>
         </w:tc>
         <w:tc>
@@ -8238,12 +8631,14 @@
                 <w:rFonts w:ascii="Courier New" w:hAnsi="Courier New" w:cs="Courier New"/>
               </w:rPr>
             </w:pPr>
+            <w:proofErr w:type="spellStart"/>
             <w:r>
               <w:rPr>
                 <w:rFonts w:ascii="Courier New" w:hAnsi="Courier New" w:cs="Courier New"/>
               </w:rPr>
               <w:t>weights</w:t>
             </w:r>
+            <w:proofErr w:type="spellEnd"/>
           </w:p>
         </w:tc>
         <w:tc>
@@ -8272,12 +8667,14 @@
                 <w:rFonts w:ascii="Courier New" w:hAnsi="Courier New" w:cs="Courier New"/>
               </w:rPr>
             </w:pPr>
+            <w:proofErr w:type="spellStart"/>
             <w:r>
               <w:rPr>
                 <w:rFonts w:ascii="Courier New" w:hAnsi="Courier New" w:cs="Courier New"/>
               </w:rPr>
               <w:t>bias_weights</w:t>
             </w:r>
+            <w:proofErr w:type="spellEnd"/>
           </w:p>
         </w:tc>
         <w:tc>
@@ -8306,12 +8703,14 @@
                 <w:rFonts w:ascii="Courier New" w:hAnsi="Courier New" w:cs="Courier New"/>
               </w:rPr>
             </w:pPr>
+            <w:proofErr w:type="spellStart"/>
             <w:r>
               <w:rPr>
                 <w:rFonts w:ascii="Courier New" w:hAnsi="Courier New" w:cs="Courier New"/>
               </w:rPr>
               <w:t>test_data</w:t>
             </w:r>
+            <w:proofErr w:type="spellEnd"/>
           </w:p>
         </w:tc>
         <w:tc>
@@ -8340,12 +8739,14 @@
                 <w:rFonts w:ascii="Courier New" w:hAnsi="Courier New" w:cs="Courier New"/>
               </w:rPr>
             </w:pPr>
+            <w:proofErr w:type="spellStart"/>
             <w:r>
               <w:rPr>
                 <w:rFonts w:ascii="Courier New" w:hAnsi="Courier New" w:cs="Courier New"/>
               </w:rPr>
               <w:t>test_results</w:t>
             </w:r>
+            <w:proofErr w:type="spellEnd"/>
           </w:p>
         </w:tc>
         <w:tc>
@@ -8371,12 +8772,14 @@
       <w:r>
         <w:t xml:space="preserve">После определения буферов хранения шейдер объявляет 12 </w:t>
       </w:r>
+      <w:proofErr w:type="spellStart"/>
       <w:r>
         <w:rPr>
           <w:rFonts w:ascii="Courier New" w:hAnsi="Courier New" w:cs="Courier New"/>
         </w:rPr>
         <w:t>override</w:t>
       </w:r>
+      <w:proofErr w:type="spellEnd"/>
       <w:r>
         <w:t xml:space="preserve"> переменных. В таблице перечислены каждая из них и значения, предоставленные приложением.</w:t>
       </w:r>
@@ -8448,12 +8851,14 @@
                 <w:rFonts w:ascii="Courier New" w:hAnsi="Courier New" w:cs="Courier New"/>
               </w:rPr>
             </w:pPr>
+            <w:proofErr w:type="spellStart"/>
             <w:r>
               <w:rPr>
                 <w:rFonts w:ascii="Courier New" w:hAnsi="Courier New" w:cs="Courier New"/>
               </w:rPr>
               <w:t>group_size</w:t>
             </w:r>
+            <w:proofErr w:type="spellEnd"/>
           </w:p>
         </w:tc>
         <w:tc>
@@ -8501,12 +8906,14 @@
                 <w:rFonts w:ascii="Courier New" w:hAnsi="Courier New" w:cs="Courier New"/>
               </w:rPr>
             </w:pPr>
+            <w:proofErr w:type="spellStart"/>
             <w:r>
               <w:rPr>
                 <w:rFonts w:ascii="Courier New" w:hAnsi="Courier New" w:cs="Courier New"/>
               </w:rPr>
               <w:t>batch_size</w:t>
             </w:r>
+            <w:proofErr w:type="spellEnd"/>
           </w:p>
         </w:tc>
         <w:tc>
@@ -8554,12 +8961,14 @@
                 <w:rFonts w:ascii="Courier New" w:hAnsi="Courier New" w:cs="Courier New"/>
               </w:rPr>
             </w:pPr>
+            <w:proofErr w:type="spellStart"/>
             <w:r>
               <w:rPr>
                 <w:rFonts w:ascii="Courier New" w:hAnsi="Courier New" w:cs="Courier New"/>
               </w:rPr>
               <w:t>num_train_points</w:t>
             </w:r>
+            <w:proofErr w:type="spellEnd"/>
           </w:p>
         </w:tc>
         <w:tc>
@@ -8607,12 +9016,14 @@
                 <w:rFonts w:ascii="Courier New" w:hAnsi="Courier New" w:cs="Courier New"/>
               </w:rPr>
             </w:pPr>
+            <w:proofErr w:type="spellStart"/>
             <w:r>
               <w:rPr>
                 <w:rFonts w:ascii="Courier New" w:hAnsi="Courier New" w:cs="Courier New"/>
               </w:rPr>
               <w:t>num_test_points</w:t>
             </w:r>
+            <w:proofErr w:type="spellEnd"/>
           </w:p>
         </w:tc>
         <w:tc>
@@ -8660,12 +9071,15 @@
                 <w:rFonts w:ascii="Courier New" w:hAnsi="Courier New" w:cs="Courier New"/>
               </w:rPr>
             </w:pPr>
+            <w:proofErr w:type="spellStart"/>
             <w:r>
               <w:rPr>
                 <w:rFonts w:ascii="Courier New" w:hAnsi="Courier New" w:cs="Courier New"/>
               </w:rPr>
+              <w:lastRenderedPageBreak/>
               <w:t>num_inputs</w:t>
             </w:r>
+            <w:proofErr w:type="spellEnd"/>
           </w:p>
         </w:tc>
         <w:tc>
@@ -8884,12 +9298,14 @@
                 <w:rFonts w:ascii="Courier New" w:hAnsi="Courier New" w:cs="Courier New"/>
               </w:rPr>
             </w:pPr>
+            <w:proofErr w:type="spellStart"/>
             <w:r>
               <w:rPr>
                 <w:rFonts w:ascii="Courier New" w:hAnsi="Courier New" w:cs="Courier New"/>
               </w:rPr>
               <w:t>num_weights</w:t>
             </w:r>
+            <w:proofErr w:type="spellEnd"/>
           </w:p>
         </w:tc>
         <w:tc>
@@ -8943,12 +9359,14 @@
                 <w:rFonts w:ascii="Courier New" w:hAnsi="Courier New" w:cs="Courier New"/>
               </w:rPr>
             </w:pPr>
+            <w:proofErr w:type="spellStart"/>
             <w:r>
               <w:rPr>
                 <w:rFonts w:ascii="Courier New" w:hAnsi="Courier New" w:cs="Courier New"/>
               </w:rPr>
               <w:t>num_bias</w:t>
             </w:r>
+            <w:proofErr w:type="spellEnd"/>
           </w:p>
         </w:tc>
         <w:tc>
@@ -8999,12 +9417,14 @@
                 <w:rFonts w:ascii="Courier New" w:hAnsi="Courier New" w:cs="Courier New"/>
               </w:rPr>
             </w:pPr>
+            <w:proofErr w:type="spellStart"/>
             <w:r>
               <w:rPr>
                 <w:rFonts w:ascii="Courier New" w:hAnsi="Courier New" w:cs="Courier New"/>
               </w:rPr>
               <w:t>num_epochs</w:t>
             </w:r>
+            <w:proofErr w:type="spellEnd"/>
           </w:p>
         </w:tc>
         <w:tc>
@@ -9055,12 +9475,14 @@
                 <w:rFonts w:ascii="Courier New" w:hAnsi="Courier New" w:cs="Courier New"/>
               </w:rPr>
             </w:pPr>
+            <w:proofErr w:type="spellStart"/>
             <w:r>
               <w:rPr>
                 <w:rFonts w:ascii="Courier New" w:hAnsi="Courier New" w:cs="Courier New"/>
               </w:rPr>
               <w:t>eta</w:t>
             </w:r>
+            <w:proofErr w:type="spellEnd"/>
           </w:p>
         </w:tc>
         <w:tc>
@@ -9316,12 +9738,14 @@
                 <w:rFonts w:ascii="Courier New" w:hAnsi="Courier New" w:cs="Courier New"/>
               </w:rPr>
             </w:pPr>
+            <w:proofErr w:type="spellStart"/>
             <w:r>
               <w:rPr>
                 <w:rFonts w:ascii="Courier New" w:hAnsi="Courier New" w:cs="Courier New"/>
               </w:rPr>
               <w:t>J_bias</w:t>
             </w:r>
+            <w:proofErr w:type="spellEnd"/>
           </w:p>
         </w:tc>
         <w:tc>
@@ -9361,7 +9785,7 @@
       <w:pPr>
         <w:pStyle w:val="2"/>
       </w:pPr>
-      <w:bookmarkStart w:id="24" w:name="_Toc228875707"/>
+      <w:bookmarkStart w:id="24" w:name="_Toc230012514"/>
       <w:r>
         <w:t>Обучение сети</w:t>
       </w:r>
@@ -9416,7 +9840,7 @@
       <w:pPr>
         <w:pStyle w:val="2"/>
       </w:pPr>
-      <w:bookmarkStart w:id="25" w:name="_Toc228875708"/>
+      <w:bookmarkStart w:id="25" w:name="_Toc230012515"/>
       <w:r>
         <w:t xml:space="preserve">Обработка </w:t>
       </w:r>
@@ -9451,12 +9875,14 @@
       <w:r>
         <w:t xml:space="preserve">, и каждый вызов использует свой глобальный идентификатор для вычисления </w:t>
       </w:r>
+      <w:proofErr w:type="spellStart"/>
       <w:r>
         <w:rPr>
           <w:rFonts w:ascii="Courier New" w:hAnsi="Courier New" w:cs="Courier New"/>
         </w:rPr>
         <w:t>batch_id</w:t>
       </w:r>
+      <w:proofErr w:type="spellEnd"/>
       <w:r>
         <w:t xml:space="preserve">, который принимает значения от </w:t>
       </w:r>
@@ -9478,12 +9904,14 @@
       <w:r>
         <w:t xml:space="preserve">, и </w:t>
       </w:r>
+      <w:proofErr w:type="spellStart"/>
       <w:r>
         <w:rPr>
           <w:rFonts w:ascii="Courier New" w:hAnsi="Courier New" w:cs="Courier New"/>
         </w:rPr>
         <w:t>node_id</w:t>
       </w:r>
+      <w:proofErr w:type="spellEnd"/>
       <w:r>
         <w:t xml:space="preserve">, который принимает значения от </w:t>
       </w:r>
@@ -9505,21 +9933,25 @@
       <w:r>
         <w:t xml:space="preserve">. Вызов использует свой </w:t>
       </w:r>
+      <w:proofErr w:type="spellStart"/>
       <w:r>
         <w:rPr>
           <w:rFonts w:ascii="Courier New" w:hAnsi="Courier New" w:cs="Courier New"/>
         </w:rPr>
         <w:t>batch_id</w:t>
       </w:r>
+      <w:proofErr w:type="spellEnd"/>
       <w:r>
         <w:t xml:space="preserve"> для чтения обучающих данных и </w:t>
       </w:r>
+      <w:proofErr w:type="spellStart"/>
       <w:r>
         <w:rPr>
           <w:rFonts w:ascii="Courier New" w:hAnsi="Courier New" w:cs="Courier New"/>
         </w:rPr>
         <w:t>node_id</w:t>
       </w:r>
+      <w:proofErr w:type="spellEnd"/>
       <w:r>
         <w:t xml:space="preserve"> для определения узл</w:t>
       </w:r>
@@ -9593,7 +10025,71 @@
           <w:rFonts w:ascii="Courier New" w:hAnsi="Courier New" w:cs="Courier New"/>
           <w:lang w:val="en-US"/>
         </w:rPr>
-        <w:t>for (i = 0; i &lt; num_inputs; i++) {</w:t>
+        <w:t>for (</w:t>
+      </w:r>
+      <w:proofErr w:type="spellStart"/>
+      <w:r>
+        <w:rPr>
+          <w:rFonts w:ascii="Courier New" w:hAnsi="Courier New" w:cs="Courier New"/>
+          <w:lang w:val="en-US"/>
+        </w:rPr>
+        <w:t>i</w:t>
+      </w:r>
+      <w:proofErr w:type="spellEnd"/>
+      <w:r>
+        <w:rPr>
+          <w:rFonts w:ascii="Courier New" w:hAnsi="Courier New" w:cs="Courier New"/>
+          <w:lang w:val="en-US"/>
+        </w:rPr>
+        <w:t xml:space="preserve"> = 0; </w:t>
+      </w:r>
+      <w:proofErr w:type="spellStart"/>
+      <w:r>
+        <w:rPr>
+          <w:rFonts w:ascii="Courier New" w:hAnsi="Courier New" w:cs="Courier New"/>
+          <w:lang w:val="en-US"/>
+        </w:rPr>
+        <w:t>i</w:t>
+      </w:r>
+      <w:proofErr w:type="spellEnd"/>
+      <w:r>
+        <w:rPr>
+          <w:rFonts w:ascii="Courier New" w:hAnsi="Courier New" w:cs="Courier New"/>
+          <w:lang w:val="en-US"/>
+        </w:rPr>
+        <w:t xml:space="preserve"> &lt; </w:t>
+      </w:r>
+      <w:proofErr w:type="spellStart"/>
+      <w:r>
+        <w:rPr>
+          <w:rFonts w:ascii="Courier New" w:hAnsi="Courier New" w:cs="Courier New"/>
+          <w:lang w:val="en-US"/>
+        </w:rPr>
+        <w:t>num_inputs</w:t>
+      </w:r>
+      <w:proofErr w:type="spellEnd"/>
+      <w:r>
+        <w:rPr>
+          <w:rFonts w:ascii="Courier New" w:hAnsi="Courier New" w:cs="Courier New"/>
+          <w:lang w:val="en-US"/>
+        </w:rPr>
+        <w:t xml:space="preserve">; </w:t>
+      </w:r>
+      <w:proofErr w:type="spellStart"/>
+      <w:r>
+        <w:rPr>
+          <w:rFonts w:ascii="Courier New" w:hAnsi="Courier New" w:cs="Courier New"/>
+          <w:lang w:val="en-US"/>
+        </w:rPr>
+        <w:t>i</w:t>
+      </w:r>
+      <w:proofErr w:type="spellEnd"/>
+      <w:r>
+        <w:rPr>
+          <w:rFonts w:ascii="Courier New" w:hAnsi="Courier New" w:cs="Courier New"/>
+          <w:lang w:val="en-US"/>
+        </w:rPr>
+        <w:t>++) {</w:t>
       </w:r>
     </w:p>
     <w:p>
@@ -9610,7 +10106,96 @@
           <w:rFonts w:ascii="Courier New" w:hAnsi="Courier New" w:cs="Courier New"/>
           <w:lang w:val="en-US"/>
         </w:rPr>
-        <w:t>sum += train_data[train_id + i] * weights[weight_addr + i];</w:t>
+        <w:t xml:space="preserve">sum += </w:t>
+      </w:r>
+      <w:proofErr w:type="spellStart"/>
+      <w:r>
+        <w:rPr>
+          <w:rFonts w:ascii="Courier New" w:hAnsi="Courier New" w:cs="Courier New"/>
+          <w:lang w:val="en-US"/>
+        </w:rPr>
+        <w:t>train_</w:t>
+      </w:r>
+      <w:proofErr w:type="gramStart"/>
+      <w:r>
+        <w:rPr>
+          <w:rFonts w:ascii="Courier New" w:hAnsi="Courier New" w:cs="Courier New"/>
+          <w:lang w:val="en-US"/>
+        </w:rPr>
+        <w:t>data</w:t>
+      </w:r>
+      <w:proofErr w:type="spellEnd"/>
+      <w:r>
+        <w:rPr>
+          <w:rFonts w:ascii="Courier New" w:hAnsi="Courier New" w:cs="Courier New"/>
+          <w:lang w:val="en-US"/>
+        </w:rPr>
+        <w:t>[</w:t>
+      </w:r>
+      <w:proofErr w:type="spellStart"/>
+      <w:proofErr w:type="gramEnd"/>
+      <w:r>
+        <w:rPr>
+          <w:rFonts w:ascii="Courier New" w:hAnsi="Courier New" w:cs="Courier New"/>
+          <w:lang w:val="en-US"/>
+        </w:rPr>
+        <w:t>train_id</w:t>
+      </w:r>
+      <w:proofErr w:type="spellEnd"/>
+      <w:r>
+        <w:rPr>
+          <w:rFonts w:ascii="Courier New" w:hAnsi="Courier New" w:cs="Courier New"/>
+          <w:lang w:val="en-US"/>
+        </w:rPr>
+        <w:t xml:space="preserve"> + </w:t>
+      </w:r>
+      <w:proofErr w:type="spellStart"/>
+      <w:r>
+        <w:rPr>
+          <w:rFonts w:ascii="Courier New" w:hAnsi="Courier New" w:cs="Courier New"/>
+          <w:lang w:val="en-US"/>
+        </w:rPr>
+        <w:t>i</w:t>
+      </w:r>
+      <w:proofErr w:type="spellEnd"/>
+      <w:r>
+        <w:rPr>
+          <w:rFonts w:ascii="Courier New" w:hAnsi="Courier New" w:cs="Courier New"/>
+          <w:lang w:val="en-US"/>
+        </w:rPr>
+        <w:t>] * weights[</w:t>
+      </w:r>
+      <w:proofErr w:type="spellStart"/>
+      <w:r>
+        <w:rPr>
+          <w:rFonts w:ascii="Courier New" w:hAnsi="Courier New" w:cs="Courier New"/>
+          <w:lang w:val="en-US"/>
+        </w:rPr>
+        <w:t>weight_addr</w:t>
+      </w:r>
+      <w:proofErr w:type="spellEnd"/>
+      <w:r>
+        <w:rPr>
+          <w:rFonts w:ascii="Courier New" w:hAnsi="Courier New" w:cs="Courier New"/>
+          <w:lang w:val="en-US"/>
+        </w:rPr>
+        <w:t xml:space="preserve"> + </w:t>
+      </w:r>
+      <w:proofErr w:type="spellStart"/>
+      <w:r>
+        <w:rPr>
+          <w:rFonts w:ascii="Courier New" w:hAnsi="Courier New" w:cs="Courier New"/>
+          <w:lang w:val="en-US"/>
+        </w:rPr>
+        <w:t>i</w:t>
+      </w:r>
+      <w:proofErr w:type="spellEnd"/>
+      <w:r>
+        <w:rPr>
+          <w:rFonts w:ascii="Courier New" w:hAnsi="Courier New" w:cs="Courier New"/>
+          <w:lang w:val="en-US"/>
+        </w:rPr>
+        <w:t>];</w:t>
       </w:r>
     </w:p>
     <w:p>
@@ -9644,7 +10229,39 @@
           <w:rFonts w:ascii="Courier New" w:hAnsi="Courier New" w:cs="Courier New"/>
           <w:lang w:val="en-US"/>
         </w:rPr>
-        <w:t>sum += bias_weights[bias_addr];</w:t>
+        <w:t xml:space="preserve">sum += </w:t>
+      </w:r>
+      <w:proofErr w:type="spellStart"/>
+      <w:r>
+        <w:rPr>
+          <w:rFonts w:ascii="Courier New" w:hAnsi="Courier New" w:cs="Courier New"/>
+          <w:lang w:val="en-US"/>
+        </w:rPr>
+        <w:t>bias_weights</w:t>
+      </w:r>
+      <w:proofErr w:type="spellEnd"/>
+      <w:r>
+        <w:rPr>
+          <w:rFonts w:ascii="Courier New" w:hAnsi="Courier New" w:cs="Courier New"/>
+          <w:lang w:val="en-US"/>
+        </w:rPr>
+        <w:t>[</w:t>
+      </w:r>
+      <w:proofErr w:type="spellStart"/>
+      <w:r>
+        <w:rPr>
+          <w:rFonts w:ascii="Courier New" w:hAnsi="Courier New" w:cs="Courier New"/>
+          <w:lang w:val="en-US"/>
+        </w:rPr>
+        <w:t>bias_addr</w:t>
+      </w:r>
+      <w:proofErr w:type="spellEnd"/>
+      <w:r>
+        <w:rPr>
+          <w:rFonts w:ascii="Courier New" w:hAnsi="Courier New" w:cs="Courier New"/>
+          <w:lang w:val="en-US"/>
+        </w:rPr>
+        <w:t>];</w:t>
       </w:r>
     </w:p>
     <w:p>
@@ -9661,7 +10278,39 @@
           <w:rFonts w:ascii="Courier New" w:hAnsi="Courier New" w:cs="Courier New"/>
           <w:lang w:val="en-US"/>
         </w:rPr>
-        <w:t>layer1[l1_id + node_id] = max(0.0, sum);</w:t>
+        <w:t xml:space="preserve">layer1[l1_id + </w:t>
+      </w:r>
+      <w:proofErr w:type="spellStart"/>
+      <w:r>
+        <w:rPr>
+          <w:rFonts w:ascii="Courier New" w:hAnsi="Courier New" w:cs="Courier New"/>
+          <w:lang w:val="en-US"/>
+        </w:rPr>
+        <w:t>node_id</w:t>
+      </w:r>
+      <w:proofErr w:type="spellEnd"/>
+      <w:r>
+        <w:rPr>
+          <w:rFonts w:ascii="Courier New" w:hAnsi="Courier New" w:cs="Courier New"/>
+          <w:lang w:val="en-US"/>
+        </w:rPr>
+        <w:t xml:space="preserve">] = </w:t>
+      </w:r>
+      <w:proofErr w:type="gramStart"/>
+      <w:r>
+        <w:rPr>
+          <w:rFonts w:ascii="Courier New" w:hAnsi="Courier New" w:cs="Courier New"/>
+          <w:lang w:val="en-US"/>
+        </w:rPr>
+        <w:t>max(</w:t>
+      </w:r>
+      <w:proofErr w:type="gramEnd"/>
+      <w:r>
+        <w:rPr>
+          <w:rFonts w:ascii="Courier New" w:hAnsi="Courier New" w:cs="Courier New"/>
+          <w:lang w:val="en-US"/>
+        </w:rPr>
+        <w:t>0.0, sum);</w:t>
       </w:r>
     </w:p>
     <w:p>
@@ -9673,12 +10322,37 @@
           <w:lang w:val="en-US"/>
         </w:rPr>
       </w:pPr>
-      <w:r>
-        <w:rPr>
-          <w:rFonts w:ascii="Courier New" w:hAnsi="Courier New" w:cs="Courier New"/>
-          <w:lang w:val="en-US"/>
-        </w:rPr>
-        <w:t>weight_addr += l1_size * num_inputs;</w:t>
+      <w:proofErr w:type="spellStart"/>
+      <w:r>
+        <w:rPr>
+          <w:rFonts w:ascii="Courier New" w:hAnsi="Courier New" w:cs="Courier New"/>
+          <w:lang w:val="en-US"/>
+        </w:rPr>
+        <w:t>weight_addr</w:t>
+      </w:r>
+      <w:proofErr w:type="spellEnd"/>
+      <w:r>
+        <w:rPr>
+          <w:rFonts w:ascii="Courier New" w:hAnsi="Courier New" w:cs="Courier New"/>
+          <w:lang w:val="en-US"/>
+        </w:rPr>
+        <w:t xml:space="preserve"> += l1_size * </w:t>
+      </w:r>
+      <w:proofErr w:type="spellStart"/>
+      <w:r>
+        <w:rPr>
+          <w:rFonts w:ascii="Courier New" w:hAnsi="Courier New" w:cs="Courier New"/>
+          <w:lang w:val="en-US"/>
+        </w:rPr>
+        <w:t>num_inputs</w:t>
+      </w:r>
+      <w:proofErr w:type="spellEnd"/>
+      <w:r>
+        <w:rPr>
+          <w:rFonts w:ascii="Courier New" w:hAnsi="Courier New" w:cs="Courier New"/>
+          <w:lang w:val="en-US"/>
+        </w:rPr>
+        <w:t>;</w:t>
       </w:r>
     </w:p>
     <w:p>
@@ -9690,12 +10364,37 @@
           <w:lang w:val="en-US"/>
         </w:rPr>
       </w:pPr>
-      <w:r>
-        <w:rPr>
-          <w:rFonts w:ascii="Courier New" w:hAnsi="Courier New" w:cs="Courier New"/>
-          <w:lang w:val="en-US"/>
-        </w:rPr>
-        <w:t>bias_addr += num_inputs;</w:t>
+      <w:proofErr w:type="spellStart"/>
+      <w:r>
+        <w:rPr>
+          <w:rFonts w:ascii="Courier New" w:hAnsi="Courier New" w:cs="Courier New"/>
+          <w:lang w:val="en-US"/>
+        </w:rPr>
+        <w:t>bias_addr</w:t>
+      </w:r>
+      <w:proofErr w:type="spellEnd"/>
+      <w:r>
+        <w:rPr>
+          <w:rFonts w:ascii="Courier New" w:hAnsi="Courier New" w:cs="Courier New"/>
+          <w:lang w:val="en-US"/>
+        </w:rPr>
+        <w:t xml:space="preserve"> += </w:t>
+      </w:r>
+      <w:proofErr w:type="spellStart"/>
+      <w:r>
+        <w:rPr>
+          <w:rFonts w:ascii="Courier New" w:hAnsi="Courier New" w:cs="Courier New"/>
+          <w:lang w:val="en-US"/>
+        </w:rPr>
+        <w:t>num_inputs</w:t>
+      </w:r>
+      <w:proofErr w:type="spellEnd"/>
+      <w:r>
+        <w:rPr>
+          <w:rFonts w:ascii="Courier New" w:hAnsi="Courier New" w:cs="Courier New"/>
+          <w:lang w:val="en-US"/>
+        </w:rPr>
+        <w:t>;</w:t>
       </w:r>
     </w:p>
     <w:p>
@@ -9707,12 +10406,30 @@
           <w:lang w:val="en-US"/>
         </w:rPr>
       </w:pPr>
-      <w:r>
-        <w:rPr>
-          <w:rFonts w:ascii="Courier New" w:hAnsi="Courier New" w:cs="Courier New"/>
-          <w:lang w:val="en-US"/>
-        </w:rPr>
-        <w:t>workgroupBarrier();</w:t>
+      <w:proofErr w:type="spellStart"/>
+      <w:proofErr w:type="gramStart"/>
+      <w:r>
+        <w:rPr>
+          <w:rFonts w:ascii="Courier New" w:hAnsi="Courier New" w:cs="Courier New"/>
+          <w:lang w:val="en-US"/>
+        </w:rPr>
+        <w:t>workgroupBarrier</w:t>
+      </w:r>
+      <w:proofErr w:type="spellEnd"/>
+      <w:r>
+        <w:rPr>
+          <w:rFonts w:ascii="Courier New" w:hAnsi="Courier New" w:cs="Courier New"/>
+          <w:lang w:val="en-US"/>
+        </w:rPr>
+        <w:t>(</w:t>
+      </w:r>
+      <w:proofErr w:type="gramEnd"/>
+      <w:r>
+        <w:rPr>
+          <w:rFonts w:ascii="Courier New" w:hAnsi="Courier New" w:cs="Courier New"/>
+          <w:lang w:val="en-US"/>
+        </w:rPr>
+        <w:t>);</w:t>
       </w:r>
     </w:p>
     <w:p>
@@ -9729,6 +10446,7 @@
           <w:rFonts w:ascii="Courier New" w:hAnsi="Courier New" w:cs="Courier New"/>
           <w:lang w:val="en-US"/>
         </w:rPr>
+        <w:lastRenderedPageBreak/>
         <w:t>// Second layer</w:t>
       </w:r>
     </w:p>
@@ -9763,7 +10481,55 @@
           <w:rFonts w:ascii="Courier New" w:hAnsi="Courier New" w:cs="Courier New"/>
           <w:lang w:val="en-US"/>
         </w:rPr>
-        <w:t>for (i = 0; i &lt; l1_size; i++) {</w:t>
+        <w:t>for (</w:t>
+      </w:r>
+      <w:proofErr w:type="spellStart"/>
+      <w:r>
+        <w:rPr>
+          <w:rFonts w:ascii="Courier New" w:hAnsi="Courier New" w:cs="Courier New"/>
+          <w:lang w:val="en-US"/>
+        </w:rPr>
+        <w:t>i</w:t>
+      </w:r>
+      <w:proofErr w:type="spellEnd"/>
+      <w:r>
+        <w:rPr>
+          <w:rFonts w:ascii="Courier New" w:hAnsi="Courier New" w:cs="Courier New"/>
+          <w:lang w:val="en-US"/>
+        </w:rPr>
+        <w:t xml:space="preserve"> = 0; </w:t>
+      </w:r>
+      <w:proofErr w:type="spellStart"/>
+      <w:r>
+        <w:rPr>
+          <w:rFonts w:ascii="Courier New" w:hAnsi="Courier New" w:cs="Courier New"/>
+          <w:lang w:val="en-US"/>
+        </w:rPr>
+        <w:t>i</w:t>
+      </w:r>
+      <w:proofErr w:type="spellEnd"/>
+      <w:r>
+        <w:rPr>
+          <w:rFonts w:ascii="Courier New" w:hAnsi="Courier New" w:cs="Courier New"/>
+          <w:lang w:val="en-US"/>
+        </w:rPr>
+        <w:t xml:space="preserve"> &lt; l1_size; </w:t>
+      </w:r>
+      <w:proofErr w:type="spellStart"/>
+      <w:r>
+        <w:rPr>
+          <w:rFonts w:ascii="Courier New" w:hAnsi="Courier New" w:cs="Courier New"/>
+          <w:lang w:val="en-US"/>
+        </w:rPr>
+        <w:t>i</w:t>
+      </w:r>
+      <w:proofErr w:type="spellEnd"/>
+      <w:r>
+        <w:rPr>
+          <w:rFonts w:ascii="Courier New" w:hAnsi="Courier New" w:cs="Courier New"/>
+          <w:lang w:val="en-US"/>
+        </w:rPr>
+        <w:t>++) {</w:t>
       </w:r>
     </w:p>
     <w:p>
@@ -9780,7 +10546,64 @@
           <w:rFonts w:ascii="Courier New" w:hAnsi="Courier New" w:cs="Courier New"/>
           <w:lang w:val="en-US"/>
         </w:rPr>
-        <w:t>sum += layer1[l1_id + i] * weights[weight_addr + i];</w:t>
+        <w:t xml:space="preserve">sum += layer1[l1_id + </w:t>
+      </w:r>
+      <w:proofErr w:type="spellStart"/>
+      <w:r>
+        <w:rPr>
+          <w:rFonts w:ascii="Courier New" w:hAnsi="Courier New" w:cs="Courier New"/>
+          <w:lang w:val="en-US"/>
+        </w:rPr>
+        <w:t>i</w:t>
+      </w:r>
+      <w:proofErr w:type="spellEnd"/>
+      <w:r>
+        <w:rPr>
+          <w:rFonts w:ascii="Courier New" w:hAnsi="Courier New" w:cs="Courier New"/>
+          <w:lang w:val="en-US"/>
+        </w:rPr>
+        <w:t xml:space="preserve">] * </w:t>
+      </w:r>
+      <w:proofErr w:type="gramStart"/>
+      <w:r>
+        <w:rPr>
+          <w:rFonts w:ascii="Courier New" w:hAnsi="Courier New" w:cs="Courier New"/>
+          <w:lang w:val="en-US"/>
+        </w:rPr>
+        <w:t>weights[</w:t>
+      </w:r>
+      <w:proofErr w:type="spellStart"/>
+      <w:proofErr w:type="gramEnd"/>
+      <w:r>
+        <w:rPr>
+          <w:rFonts w:ascii="Courier New" w:hAnsi="Courier New" w:cs="Courier New"/>
+          <w:lang w:val="en-US"/>
+        </w:rPr>
+        <w:t>weight_addr</w:t>
+      </w:r>
+      <w:proofErr w:type="spellEnd"/>
+      <w:r>
+        <w:rPr>
+          <w:rFonts w:ascii="Courier New" w:hAnsi="Courier New" w:cs="Courier New"/>
+          <w:lang w:val="en-US"/>
+        </w:rPr>
+        <w:t xml:space="preserve"> + </w:t>
+      </w:r>
+      <w:proofErr w:type="spellStart"/>
+      <w:r>
+        <w:rPr>
+          <w:rFonts w:ascii="Courier New" w:hAnsi="Courier New" w:cs="Courier New"/>
+          <w:lang w:val="en-US"/>
+        </w:rPr>
+        <w:t>i</w:t>
+      </w:r>
+      <w:proofErr w:type="spellEnd"/>
+      <w:r>
+        <w:rPr>
+          <w:rFonts w:ascii="Courier New" w:hAnsi="Courier New" w:cs="Courier New"/>
+          <w:lang w:val="en-US"/>
+        </w:rPr>
+        <w:t>];</w:t>
       </w:r>
     </w:p>
     <w:p>
@@ -9814,7 +10637,39 @@
           <w:rFonts w:ascii="Courier New" w:hAnsi="Courier New" w:cs="Courier New"/>
           <w:lang w:val="en-US"/>
         </w:rPr>
-        <w:t>sum += bias_weights[bias_addr];</w:t>
+        <w:t xml:space="preserve">sum += </w:t>
+      </w:r>
+      <w:proofErr w:type="spellStart"/>
+      <w:r>
+        <w:rPr>
+          <w:rFonts w:ascii="Courier New" w:hAnsi="Courier New" w:cs="Courier New"/>
+          <w:lang w:val="en-US"/>
+        </w:rPr>
+        <w:t>bias_weights</w:t>
+      </w:r>
+      <w:proofErr w:type="spellEnd"/>
+      <w:r>
+        <w:rPr>
+          <w:rFonts w:ascii="Courier New" w:hAnsi="Courier New" w:cs="Courier New"/>
+          <w:lang w:val="en-US"/>
+        </w:rPr>
+        <w:t>[</w:t>
+      </w:r>
+      <w:proofErr w:type="spellStart"/>
+      <w:r>
+        <w:rPr>
+          <w:rFonts w:ascii="Courier New" w:hAnsi="Courier New" w:cs="Courier New"/>
+          <w:lang w:val="en-US"/>
+        </w:rPr>
+        <w:t>bias_addr</w:t>
+      </w:r>
+      <w:proofErr w:type="spellEnd"/>
+      <w:r>
+        <w:rPr>
+          <w:rFonts w:ascii="Courier New" w:hAnsi="Courier New" w:cs="Courier New"/>
+          <w:lang w:val="en-US"/>
+        </w:rPr>
+        <w:t>];</w:t>
       </w:r>
     </w:p>
     <w:p>
@@ -9831,7 +10686,39 @@
           <w:rFonts w:ascii="Courier New" w:hAnsi="Courier New" w:cs="Courier New"/>
           <w:lang w:val="en-US"/>
         </w:rPr>
-        <w:t>layer2[l2_id + node_id] = max(0.0, sum);</w:t>
+        <w:t xml:space="preserve">layer2[l2_id + </w:t>
+      </w:r>
+      <w:proofErr w:type="spellStart"/>
+      <w:r>
+        <w:rPr>
+          <w:rFonts w:ascii="Courier New" w:hAnsi="Courier New" w:cs="Courier New"/>
+          <w:lang w:val="en-US"/>
+        </w:rPr>
+        <w:t>node_id</w:t>
+      </w:r>
+      <w:proofErr w:type="spellEnd"/>
+      <w:r>
+        <w:rPr>
+          <w:rFonts w:ascii="Courier New" w:hAnsi="Courier New" w:cs="Courier New"/>
+          <w:lang w:val="en-US"/>
+        </w:rPr>
+        <w:t xml:space="preserve">] = </w:t>
+      </w:r>
+      <w:proofErr w:type="gramStart"/>
+      <w:r>
+        <w:rPr>
+          <w:rFonts w:ascii="Courier New" w:hAnsi="Courier New" w:cs="Courier New"/>
+          <w:lang w:val="en-US"/>
+        </w:rPr>
+        <w:t>max(</w:t>
+      </w:r>
+      <w:proofErr w:type="gramEnd"/>
+      <w:r>
+        <w:rPr>
+          <w:rFonts w:ascii="Courier New" w:hAnsi="Courier New" w:cs="Courier New"/>
+          <w:lang w:val="en-US"/>
+        </w:rPr>
+        <w:t>0.0, sum);</w:t>
       </w:r>
     </w:p>
     <w:p>
@@ -9843,12 +10730,21 @@
           <w:lang w:val="en-US"/>
         </w:rPr>
       </w:pPr>
-      <w:r>
-        <w:rPr>
-          <w:rFonts w:ascii="Courier New" w:hAnsi="Courier New" w:cs="Courier New"/>
-          <w:lang w:val="en-US"/>
-        </w:rPr>
-        <w:t>weight_addr += l2_size * l1_size;</w:t>
+      <w:proofErr w:type="spellStart"/>
+      <w:r>
+        <w:rPr>
+          <w:rFonts w:ascii="Courier New" w:hAnsi="Courier New" w:cs="Courier New"/>
+          <w:lang w:val="en-US"/>
+        </w:rPr>
+        <w:t>weight_addr</w:t>
+      </w:r>
+      <w:proofErr w:type="spellEnd"/>
+      <w:r>
+        <w:rPr>
+          <w:rFonts w:ascii="Courier New" w:hAnsi="Courier New" w:cs="Courier New"/>
+          <w:lang w:val="en-US"/>
+        </w:rPr>
+        <w:t xml:space="preserve"> += l2_size * l1_size;</w:t>
       </w:r>
     </w:p>
     <w:p>
@@ -9860,12 +10756,21 @@
           <w:lang w:val="en-US"/>
         </w:rPr>
       </w:pPr>
-      <w:r>
-        <w:rPr>
-          <w:rFonts w:ascii="Courier New" w:hAnsi="Courier New" w:cs="Courier New"/>
-          <w:lang w:val="en-US"/>
-        </w:rPr>
-        <w:t>bias_addr += l2_size;</w:t>
+      <w:proofErr w:type="spellStart"/>
+      <w:r>
+        <w:rPr>
+          <w:rFonts w:ascii="Courier New" w:hAnsi="Courier New" w:cs="Courier New"/>
+          <w:lang w:val="en-US"/>
+        </w:rPr>
+        <w:t>bias_addr</w:t>
+      </w:r>
+      <w:proofErr w:type="spellEnd"/>
+      <w:r>
+        <w:rPr>
+          <w:rFonts w:ascii="Courier New" w:hAnsi="Courier New" w:cs="Courier New"/>
+          <w:lang w:val="en-US"/>
+        </w:rPr>
+        <w:t xml:space="preserve"> += l2_size;</w:t>
       </w:r>
     </w:p>
     <w:p>
@@ -9877,12 +10782,30 @@
           <w:lang w:val="en-US"/>
         </w:rPr>
       </w:pPr>
-      <w:r>
-        <w:rPr>
-          <w:rFonts w:ascii="Courier New" w:hAnsi="Courier New" w:cs="Courier New"/>
-          <w:lang w:val="en-US"/>
-        </w:rPr>
-        <w:t>workgroupBarrier();</w:t>
+      <w:proofErr w:type="spellStart"/>
+      <w:proofErr w:type="gramStart"/>
+      <w:r>
+        <w:rPr>
+          <w:rFonts w:ascii="Courier New" w:hAnsi="Courier New" w:cs="Courier New"/>
+          <w:lang w:val="en-US"/>
+        </w:rPr>
+        <w:t>workgroupBarrier</w:t>
+      </w:r>
+      <w:proofErr w:type="spellEnd"/>
+      <w:r>
+        <w:rPr>
+          <w:rFonts w:ascii="Courier New" w:hAnsi="Courier New" w:cs="Courier New"/>
+          <w:lang w:val="en-US"/>
+        </w:rPr>
+        <w:t>(</w:t>
+      </w:r>
+      <w:proofErr w:type="gramEnd"/>
+      <w:r>
+        <w:rPr>
+          <w:rFonts w:ascii="Courier New" w:hAnsi="Courier New" w:cs="Courier New"/>
+          <w:lang w:val="en-US"/>
+        </w:rPr>
+        <w:t>);</w:t>
       </w:r>
     </w:p>
     <w:p>
@@ -9911,12 +10834,30 @@
           <w:lang w:val="en-US"/>
         </w:rPr>
       </w:pPr>
-      <w:r>
-        <w:rPr>
-          <w:rFonts w:ascii="Courier New" w:hAnsi="Courier New" w:cs="Courier New"/>
-          <w:lang w:val="en-US"/>
-        </w:rPr>
-        <w:t>if(node_id &lt; l3_size) {</w:t>
+      <w:proofErr w:type="gramStart"/>
+      <w:r>
+        <w:rPr>
+          <w:rFonts w:ascii="Courier New" w:hAnsi="Courier New" w:cs="Courier New"/>
+          <w:lang w:val="en-US"/>
+        </w:rPr>
+        <w:t>if(</w:t>
+      </w:r>
+      <w:proofErr w:type="spellStart"/>
+      <w:proofErr w:type="gramEnd"/>
+      <w:r>
+        <w:rPr>
+          <w:rFonts w:ascii="Courier New" w:hAnsi="Courier New" w:cs="Courier New"/>
+          <w:lang w:val="en-US"/>
+        </w:rPr>
+        <w:t>node_id</w:t>
+      </w:r>
+      <w:proofErr w:type="spellEnd"/>
+      <w:r>
+        <w:rPr>
+          <w:rFonts w:ascii="Courier New" w:hAnsi="Courier New" w:cs="Courier New"/>
+          <w:lang w:val="en-US"/>
+        </w:rPr>
+        <w:t xml:space="preserve"> &lt; l3_size) {</w:t>
       </w:r>
     </w:p>
     <w:p>
@@ -9950,7 +10891,55 @@
           <w:rFonts w:ascii="Courier New" w:hAnsi="Courier New" w:cs="Courier New"/>
           <w:lang w:val="en-US"/>
         </w:rPr>
-        <w:t>for (i = 0; i &lt; l2_size; i++) {</w:t>
+        <w:t>for (</w:t>
+      </w:r>
+      <w:proofErr w:type="spellStart"/>
+      <w:r>
+        <w:rPr>
+          <w:rFonts w:ascii="Courier New" w:hAnsi="Courier New" w:cs="Courier New"/>
+          <w:lang w:val="en-US"/>
+        </w:rPr>
+        <w:t>i</w:t>
+      </w:r>
+      <w:proofErr w:type="spellEnd"/>
+      <w:r>
+        <w:rPr>
+          <w:rFonts w:ascii="Courier New" w:hAnsi="Courier New" w:cs="Courier New"/>
+          <w:lang w:val="en-US"/>
+        </w:rPr>
+        <w:t xml:space="preserve"> = 0; </w:t>
+      </w:r>
+      <w:proofErr w:type="spellStart"/>
+      <w:r>
+        <w:rPr>
+          <w:rFonts w:ascii="Courier New" w:hAnsi="Courier New" w:cs="Courier New"/>
+          <w:lang w:val="en-US"/>
+        </w:rPr>
+        <w:t>i</w:t>
+      </w:r>
+      <w:proofErr w:type="spellEnd"/>
+      <w:r>
+        <w:rPr>
+          <w:rFonts w:ascii="Courier New" w:hAnsi="Courier New" w:cs="Courier New"/>
+          <w:lang w:val="en-US"/>
+        </w:rPr>
+        <w:t xml:space="preserve"> &lt; l2_size; </w:t>
+      </w:r>
+      <w:proofErr w:type="spellStart"/>
+      <w:r>
+        <w:rPr>
+          <w:rFonts w:ascii="Courier New" w:hAnsi="Courier New" w:cs="Courier New"/>
+          <w:lang w:val="en-US"/>
+        </w:rPr>
+        <w:t>i</w:t>
+      </w:r>
+      <w:proofErr w:type="spellEnd"/>
+      <w:r>
+        <w:rPr>
+          <w:rFonts w:ascii="Courier New" w:hAnsi="Courier New" w:cs="Courier New"/>
+          <w:lang w:val="en-US"/>
+        </w:rPr>
+        <w:t>++) {</w:t>
       </w:r>
     </w:p>
     <w:p>
@@ -9967,7 +10956,64 @@
           <w:rFonts w:ascii="Courier New" w:hAnsi="Courier New" w:cs="Courier New"/>
           <w:lang w:val="en-US"/>
         </w:rPr>
-        <w:t>sum += layer2[l2_id + i] * weights[weight_addr + i];</w:t>
+        <w:t xml:space="preserve">sum += layer2[l2_id + </w:t>
+      </w:r>
+      <w:proofErr w:type="spellStart"/>
+      <w:r>
+        <w:rPr>
+          <w:rFonts w:ascii="Courier New" w:hAnsi="Courier New" w:cs="Courier New"/>
+          <w:lang w:val="en-US"/>
+        </w:rPr>
+        <w:t>i</w:t>
+      </w:r>
+      <w:proofErr w:type="spellEnd"/>
+      <w:r>
+        <w:rPr>
+          <w:rFonts w:ascii="Courier New" w:hAnsi="Courier New" w:cs="Courier New"/>
+          <w:lang w:val="en-US"/>
+        </w:rPr>
+        <w:t xml:space="preserve">] * </w:t>
+      </w:r>
+      <w:proofErr w:type="gramStart"/>
+      <w:r>
+        <w:rPr>
+          <w:rFonts w:ascii="Courier New" w:hAnsi="Courier New" w:cs="Courier New"/>
+          <w:lang w:val="en-US"/>
+        </w:rPr>
+        <w:t>weights[</w:t>
+      </w:r>
+      <w:proofErr w:type="spellStart"/>
+      <w:proofErr w:type="gramEnd"/>
+      <w:r>
+        <w:rPr>
+          <w:rFonts w:ascii="Courier New" w:hAnsi="Courier New" w:cs="Courier New"/>
+          <w:lang w:val="en-US"/>
+        </w:rPr>
+        <w:t>weight_addr</w:t>
+      </w:r>
+      <w:proofErr w:type="spellEnd"/>
+      <w:r>
+        <w:rPr>
+          <w:rFonts w:ascii="Courier New" w:hAnsi="Courier New" w:cs="Courier New"/>
+          <w:lang w:val="en-US"/>
+        </w:rPr>
+        <w:t xml:space="preserve"> + </w:t>
+      </w:r>
+      <w:proofErr w:type="spellStart"/>
+      <w:r>
+        <w:rPr>
+          <w:rFonts w:ascii="Courier New" w:hAnsi="Courier New" w:cs="Courier New"/>
+          <w:lang w:val="en-US"/>
+        </w:rPr>
+        <w:t>i</w:t>
+      </w:r>
+      <w:proofErr w:type="spellEnd"/>
+      <w:r>
+        <w:rPr>
+          <w:rFonts w:ascii="Courier New" w:hAnsi="Courier New" w:cs="Courier New"/>
+          <w:lang w:val="en-US"/>
+        </w:rPr>
+        <w:t>];</w:t>
       </w:r>
     </w:p>
     <w:p>
@@ -10001,7 +11047,39 @@
           <w:rFonts w:ascii="Courier New" w:hAnsi="Courier New" w:cs="Courier New"/>
           <w:lang w:val="en-US"/>
         </w:rPr>
-        <w:t>sum += bias_weights[bias_addr];</w:t>
+        <w:t xml:space="preserve">sum += </w:t>
+      </w:r>
+      <w:proofErr w:type="spellStart"/>
+      <w:r>
+        <w:rPr>
+          <w:rFonts w:ascii="Courier New" w:hAnsi="Courier New" w:cs="Courier New"/>
+          <w:lang w:val="en-US"/>
+        </w:rPr>
+        <w:t>bias_weights</w:t>
+      </w:r>
+      <w:proofErr w:type="spellEnd"/>
+      <w:r>
+        <w:rPr>
+          <w:rFonts w:ascii="Courier New" w:hAnsi="Courier New" w:cs="Courier New"/>
+          <w:lang w:val="en-US"/>
+        </w:rPr>
+        <w:t>[</w:t>
+      </w:r>
+      <w:proofErr w:type="spellStart"/>
+      <w:r>
+        <w:rPr>
+          <w:rFonts w:ascii="Courier New" w:hAnsi="Courier New" w:cs="Courier New"/>
+          <w:lang w:val="en-US"/>
+        </w:rPr>
+        <w:t>bias_addr</w:t>
+      </w:r>
+      <w:proofErr w:type="spellEnd"/>
+      <w:r>
+        <w:rPr>
+          <w:rFonts w:ascii="Courier New" w:hAnsi="Courier New" w:cs="Courier New"/>
+          <w:lang w:val="en-US"/>
+        </w:rPr>
+        <w:t>];</w:t>
       </w:r>
     </w:p>
     <w:p>
@@ -10018,7 +11096,23 @@
           <w:rFonts w:ascii="Courier New" w:hAnsi="Courier New" w:cs="Courier New"/>
           <w:lang w:val="en-US"/>
         </w:rPr>
-        <w:t>layer3[l3_id + node_id] = sum;</w:t>
+        <w:t xml:space="preserve">layer3[l3_id + </w:t>
+      </w:r>
+      <w:proofErr w:type="spellStart"/>
+      <w:r>
+        <w:rPr>
+          <w:rFonts w:ascii="Courier New" w:hAnsi="Courier New" w:cs="Courier New"/>
+          <w:lang w:val="en-US"/>
+        </w:rPr>
+        <w:t>node_id</w:t>
+      </w:r>
+      <w:proofErr w:type="spellEnd"/>
+      <w:r>
+        <w:rPr>
+          <w:rFonts w:ascii="Courier New" w:hAnsi="Courier New" w:cs="Courier New"/>
+          <w:lang w:val="en-US"/>
+        </w:rPr>
+        <w:t>] = sum;</w:t>
       </w:r>
     </w:p>
     <w:p>
@@ -10044,6 +11138,8 @@
           <w:rFonts w:ascii="Courier New" w:hAnsi="Courier New" w:cs="Courier New"/>
         </w:rPr>
       </w:pPr>
+      <w:proofErr w:type="spellStart"/>
+      <w:proofErr w:type="gramStart"/>
       <w:r>
         <w:rPr>
           <w:rFonts w:ascii="Courier New" w:hAnsi="Courier New" w:cs="Courier New"/>
@@ -10051,11 +11147,19 @@
         </w:rPr>
         <w:t>workgroupBarrier</w:t>
       </w:r>
-      <w:r>
-        <w:rPr>
-          <w:rFonts w:ascii="Courier New" w:hAnsi="Courier New" w:cs="Courier New"/>
-        </w:rPr>
-        <w:t>();</w:t>
+      <w:proofErr w:type="spellEnd"/>
+      <w:r>
+        <w:rPr>
+          <w:rFonts w:ascii="Courier New" w:hAnsi="Courier New" w:cs="Courier New"/>
+        </w:rPr>
+        <w:t>(</w:t>
+      </w:r>
+      <w:proofErr w:type="gramEnd"/>
+      <w:r>
+        <w:rPr>
+          <w:rFonts w:ascii="Courier New" w:hAnsi="Courier New" w:cs="Courier New"/>
+        </w:rPr>
+        <w:t>);</w:t>
       </w:r>
     </w:p>
     <w:p>
@@ -10093,25 +11197,7 @@
         <w:t>data</w:t>
       </w:r>
       <w:r>
-        <w:t xml:space="preserve">. Затем, во время обработки слоя 1, он умножает каждый входной сигнал на вес из буфера весов. Затем он складывает взвешенные входные данные и добавляет вес смещения. Если сумма больше нуля, сумма будет сохранена </w:t>
-      </w:r>
-      <w:r>
-        <w:rPr>
-          <w:highlight w:val="green"/>
-        </w:rPr>
-        <w:t>в памяти рабочей группы</w:t>
-      </w:r>
-      <w:r>
-        <w:t xml:space="preserve">. В противном случае </w:t>
-      </w:r>
-      <w:r>
-        <w:rPr>
-          <w:highlight w:val="green"/>
-        </w:rPr>
-        <w:t>в памяти рабочей группы</w:t>
-      </w:r>
-      <w:r>
-        <w:t xml:space="preserve"> будет сохранен ноль.</w:t>
+        <w:t>. Затем, во время обработки слоя 1, он умножает каждый входной сигнал на вес из буфера весов. Затем он складывает взвешенные входные данные и добавляет вес смещения. Если сумма больше нуля, сумма будет сохранена. В противном случае будет сохранен ноль.</w:t>
       </w:r>
     </w:p>
     <w:p>
@@ -10154,6 +11240,7 @@
       <w:r>
         <w:t xml:space="preserve">После каждого этапа шейдер выполняет </w:t>
       </w:r>
+      <w:proofErr w:type="spellStart"/>
       <w:r>
         <w:rPr>
           <w:rFonts w:ascii="Courier New" w:hAnsi="Courier New" w:cs="Courier New"/>
@@ -10161,6 +11248,7 @@
         </w:rPr>
         <w:t>workgroupBarrier</w:t>
       </w:r>
+      <w:proofErr w:type="spellEnd"/>
       <w:r>
         <w:t xml:space="preserve">, который заставляет вызовы останавливаться до тех пор, пока </w:t>
       </w:r>
@@ -10211,7 +11299,7 @@
       <w:pPr>
         <w:pStyle w:val="2"/>
       </w:pPr>
-      <w:bookmarkStart w:id="26" w:name="_Toc228875709"/>
+      <w:bookmarkStart w:id="26" w:name="_Toc230012516"/>
       <w:r>
         <w:t>Вычисление градиента функции потерь — Часть 1</w:t>
       </w:r>
@@ -10225,21 +11313,25 @@
       <w:r>
         <w:t xml:space="preserve">Узлы в слое 3 используют функцию активации </w:t>
       </w:r>
+      <w:proofErr w:type="spellStart"/>
       <w:r>
         <w:rPr>
           <w:lang w:val="en-US"/>
         </w:rPr>
         <w:t>softmax</w:t>
       </w:r>
+      <w:proofErr w:type="spellEnd"/>
       <w:r>
         <w:t xml:space="preserve"> вместо </w:t>
       </w:r>
+      <w:proofErr w:type="spellStart"/>
       <w:r>
         <w:rPr>
           <w:lang w:val="en-US"/>
         </w:rPr>
         <w:t>ReLU</w:t>
       </w:r>
+      <w:proofErr w:type="spellEnd"/>
       <w:r>
         <w:t xml:space="preserve">, поэтому эти узлы не сравнивают сумму своих взвешенных входных данных с нулем. </w:t>
       </w:r>
@@ -10287,6 +11379,7 @@
         </w:rPr>
         <w:t xml:space="preserve"> </w:t>
       </w:r>
+      <w:proofErr w:type="spellStart"/>
       <w:r>
         <w:rPr>
           <w:rFonts w:ascii="Courier New" w:hAnsi="Courier New" w:cs="Courier New"/>
@@ -10294,6 +11387,7 @@
         </w:rPr>
         <w:t>softmax</w:t>
       </w:r>
+      <w:proofErr w:type="spellEnd"/>
       <w:r>
         <w:rPr>
           <w:rFonts w:ascii="Courier New" w:hAnsi="Courier New" w:cs="Courier New"/>
@@ -10339,6 +11433,7 @@
           <w:rFonts w:ascii="Courier New" w:hAnsi="Courier New" w:cs="Courier New"/>
           <w:lang w:val="en-US"/>
         </w:rPr>
+        <w:lastRenderedPageBreak/>
         <w:t>sm1 = exp(layer3[l3_id])/d;</w:t>
       </w:r>
     </w:p>
@@ -10407,7 +11502,80 @@
           <w:rFonts w:ascii="Courier New" w:hAnsi="Courier New" w:cs="Courier New"/>
           <w:lang w:val="en-US"/>
         </w:rPr>
-        <w:t>var res = train_results[iter * batch_size + batch_id];</w:t>
+        <w:t xml:space="preserve">var res = </w:t>
+      </w:r>
+      <w:proofErr w:type="spellStart"/>
+      <w:r>
+        <w:rPr>
+          <w:rFonts w:ascii="Courier New" w:hAnsi="Courier New" w:cs="Courier New"/>
+          <w:lang w:val="en-US"/>
+        </w:rPr>
+        <w:t>train_</w:t>
+      </w:r>
+      <w:proofErr w:type="gramStart"/>
+      <w:r>
+        <w:rPr>
+          <w:rFonts w:ascii="Courier New" w:hAnsi="Courier New" w:cs="Courier New"/>
+          <w:lang w:val="en-US"/>
+        </w:rPr>
+        <w:t>results</w:t>
+      </w:r>
+      <w:proofErr w:type="spellEnd"/>
+      <w:r>
+        <w:rPr>
+          <w:rFonts w:ascii="Courier New" w:hAnsi="Courier New" w:cs="Courier New"/>
+          <w:lang w:val="en-US"/>
+        </w:rPr>
+        <w:t>[</w:t>
+      </w:r>
+      <w:proofErr w:type="spellStart"/>
+      <w:proofErr w:type="gramEnd"/>
+      <w:r>
+        <w:rPr>
+          <w:rFonts w:ascii="Courier New" w:hAnsi="Courier New" w:cs="Courier New"/>
+          <w:lang w:val="en-US"/>
+        </w:rPr>
+        <w:t>iter</w:t>
+      </w:r>
+      <w:proofErr w:type="spellEnd"/>
+      <w:r>
+        <w:rPr>
+          <w:rFonts w:ascii="Courier New" w:hAnsi="Courier New" w:cs="Courier New"/>
+          <w:lang w:val="en-US"/>
+        </w:rPr>
+        <w:t xml:space="preserve"> * </w:t>
+      </w:r>
+      <w:proofErr w:type="spellStart"/>
+      <w:r>
+        <w:rPr>
+          <w:rFonts w:ascii="Courier New" w:hAnsi="Courier New" w:cs="Courier New"/>
+          <w:lang w:val="en-US"/>
+        </w:rPr>
+        <w:t>batch_size</w:t>
+      </w:r>
+      <w:proofErr w:type="spellEnd"/>
+      <w:r>
+        <w:rPr>
+          <w:rFonts w:ascii="Courier New" w:hAnsi="Courier New" w:cs="Courier New"/>
+          <w:lang w:val="en-US"/>
+        </w:rPr>
+        <w:t xml:space="preserve"> + </w:t>
+      </w:r>
+      <w:proofErr w:type="spellStart"/>
+      <w:r>
+        <w:rPr>
+          <w:rFonts w:ascii="Courier New" w:hAnsi="Courier New" w:cs="Courier New"/>
+          <w:lang w:val="en-US"/>
+        </w:rPr>
+        <w:t>batch_id</w:t>
+      </w:r>
+      <w:proofErr w:type="spellEnd"/>
+      <w:r>
+        <w:rPr>
+          <w:rFonts w:ascii="Courier New" w:hAnsi="Courier New" w:cs="Courier New"/>
+          <w:lang w:val="en-US"/>
+        </w:rPr>
+        <w:t>];</w:t>
       </w:r>
     </w:p>
     <w:p>
@@ -10424,7 +11592,15 @@
           <w:rFonts w:ascii="Courier New" w:hAnsi="Courier New" w:cs="Courier New"/>
           <w:lang w:val="en-US"/>
         </w:rPr>
-        <w:t>layer3[l3_id</w:t>
+        <w:t>layer3[l3_</w:t>
+      </w:r>
+      <w:proofErr w:type="gramStart"/>
+      <w:r>
+        <w:rPr>
+          <w:rFonts w:ascii="Courier New" w:hAnsi="Courier New" w:cs="Courier New"/>
+          <w:lang w:val="en-US"/>
+        </w:rPr>
+        <w:t>id</w:t>
       </w:r>
       <w:r>
         <w:rPr>
@@ -10438,7 +11614,15 @@
           <w:rFonts w:ascii="Courier New" w:hAnsi="Courier New" w:cs="Courier New"/>
           <w:lang w:val="en-US"/>
         </w:rPr>
-        <w:t>] = sm1 - res[0];</w:t>
+        <w:t>]</w:t>
+      </w:r>
+      <w:proofErr w:type="gramEnd"/>
+      <w:r>
+        <w:rPr>
+          <w:rFonts w:ascii="Courier New" w:hAnsi="Courier New" w:cs="Courier New"/>
+          <w:lang w:val="en-US"/>
+        </w:rPr>
+        <w:t xml:space="preserve"> = sm1 - res[0];</w:t>
       </w:r>
     </w:p>
     <w:p>
@@ -10455,7 +11639,23 @@
           <w:rFonts w:ascii="Courier New" w:hAnsi="Courier New" w:cs="Courier New"/>
           <w:lang w:val="en-US"/>
         </w:rPr>
-        <w:t>layer3[l3_id+1] = sm2 - res[1];</w:t>
+        <w:t xml:space="preserve">layer3[l3_id+1] = sm2 - </w:t>
+      </w:r>
+      <w:proofErr w:type="gramStart"/>
+      <w:r>
+        <w:rPr>
+          <w:rFonts w:ascii="Courier New" w:hAnsi="Courier New" w:cs="Courier New"/>
+          <w:lang w:val="en-US"/>
+        </w:rPr>
+        <w:t>res[</w:t>
+      </w:r>
+      <w:proofErr w:type="gramEnd"/>
+      <w:r>
+        <w:rPr>
+          <w:rFonts w:ascii="Courier New" w:hAnsi="Courier New" w:cs="Courier New"/>
+          <w:lang w:val="en-US"/>
+        </w:rPr>
+        <w:t>1];</w:t>
       </w:r>
     </w:p>
     <w:p>
@@ -10472,7 +11672,23 @@
           <w:rFonts w:ascii="Courier New" w:hAnsi="Courier New" w:cs="Courier New"/>
           <w:lang w:val="en-US"/>
         </w:rPr>
-        <w:t>layer3[l3_id+2] = sm3 - res[2];</w:t>
+        <w:t xml:space="preserve">layer3[l3_id+2] = sm3 - </w:t>
+      </w:r>
+      <w:proofErr w:type="gramStart"/>
+      <w:r>
+        <w:rPr>
+          <w:rFonts w:ascii="Courier New" w:hAnsi="Courier New" w:cs="Courier New"/>
+          <w:lang w:val="en-US"/>
+        </w:rPr>
+        <w:t>res[</w:t>
+      </w:r>
+      <w:proofErr w:type="gramEnd"/>
+      <w:r>
+        <w:rPr>
+          <w:rFonts w:ascii="Courier New" w:hAnsi="Courier New" w:cs="Courier New"/>
+          <w:lang w:val="en-US"/>
+        </w:rPr>
+        <w:t>2];</w:t>
       </w:r>
     </w:p>
     <w:p>
@@ -10483,12 +11699,14 @@
       <w:r>
         <w:t xml:space="preserve">Первая часть этого кода получает значение </w:t>
       </w:r>
+      <w:proofErr w:type="spellStart"/>
       <w:r>
         <w:rPr>
           <w:lang w:val="en-US"/>
         </w:rPr>
         <w:t>softmax</w:t>
       </w:r>
+      <w:proofErr w:type="spellEnd"/>
       <w:r>
         <w:t xml:space="preserve"> из значений третьего слоя. </w:t>
       </w:r>
@@ -10521,12 +11739,14 @@
       <w:r>
         <w:t xml:space="preserve">. Затем она вычитает каждый результат из соответствующего выходного значения </w:t>
       </w:r>
+      <w:proofErr w:type="spellStart"/>
       <w:r>
         <w:rPr>
           <w:lang w:val="en-US"/>
         </w:rPr>
         <w:t>softmax</w:t>
       </w:r>
+      <w:proofErr w:type="spellEnd"/>
       <w:r>
         <w:t>.</w:t>
       </w:r>
@@ -10593,12 +11813,14 @@
       <w:r>
         <w:t xml:space="preserve"> — вероятность того, что ирис принадлежит к виду </w:t>
       </w:r>
+      <w:proofErr w:type="spellStart"/>
       <w:r>
         <w:rPr>
           <w:lang w:val="en-US"/>
         </w:rPr>
         <w:t>setosa</w:t>
       </w:r>
+      <w:proofErr w:type="spellEnd"/>
       <w:r>
         <w:t>;</w:t>
       </w:r>
@@ -10687,6 +11909,7 @@
       <w:r>
         <w:t xml:space="preserve">Если в векторе </w:t>
       </w:r>
+      <w:proofErr w:type="spellStart"/>
       <w:r>
         <w:rPr>
           <w:i/>
@@ -10704,11 +11927,12 @@
         </w:rPr>
         <w:t>i</w:t>
       </w:r>
+      <w:proofErr w:type="spellEnd"/>
       <w:r>
         <w:t xml:space="preserve"> содержатся правильные вероятности, то кросс-энтропийная функция потерь для обучающей выборки вычисляется по формуле</w:t>
       </w:r>
       <w:r>
-        <w:t xml:space="preserve"> (1). </w:t>
+        <w:t xml:space="preserve"> (1).</w:t>
       </w:r>
     </w:p>
     <w:p>
@@ -10746,6 +11970,7 @@
       <w:r>
         <w:t xml:space="preserve">. Если </w:t>
       </w:r>
+      <w:proofErr w:type="spellStart"/>
       <w:r>
         <w:rPr>
           <w:i/>
@@ -10763,6 +11988,7 @@
         </w:rPr>
         <w:t>i</w:t>
       </w:r>
+      <w:proofErr w:type="spellEnd"/>
       <w:r>
         <w:rPr>
           <w:lang w:val="en-US"/>
@@ -10772,6 +11998,7 @@
       <w:r>
         <w:t xml:space="preserve">— сумма взвешенных входных данных, поступающих в выходной узел, то производная функции потерь по </w:t>
       </w:r>
+      <w:proofErr w:type="spellStart"/>
       <w:r>
         <w:rPr>
           <w:i/>
@@ -10789,6 +12016,7 @@
         </w:rPr>
         <w:t>i</w:t>
       </w:r>
+      <w:proofErr w:type="spellEnd"/>
       <w:r>
         <w:t xml:space="preserve"> определяется следующим образом:</w:t>
       </w:r>
@@ -10805,10 +12033,10 @@
           <w:position w:val="-38"/>
         </w:rPr>
         <w:object w:dxaOrig="7839" w:dyaOrig="859" w14:anchorId="1B95FF03">
-          <v:shape id="_x0000_i2062" type="#_x0000_t75" style="width:392.05pt;height:42.95pt" o:ole="">
+          <v:shape id="_x0000_i1046" type="#_x0000_t75" style="width:392.25pt;height:42.6pt" o:ole="">
             <v:imagedata r:id="rId62" o:title=""/>
           </v:shape>
-          <o:OLEObject Type="Embed" ProgID="Equation.DSMT4" ShapeID="_x0000_i2062" DrawAspect="Content" ObjectID="_1839494502" r:id="rId63"/>
+          <o:OLEObject Type="Embed" ProgID="Equation.DSMT4" ShapeID="_x0000_i1046" DrawAspect="Content" ObjectID="_1840625821" r:id="rId63"/>
         </w:object>
       </w:r>
     </w:p>
@@ -10840,24 +12068,29 @@
       <w:r>
         <w:t xml:space="preserve"> вычисляются с помощью функции </w:t>
       </w:r>
+      <w:proofErr w:type="spellStart"/>
       <w:r>
         <w:rPr>
           <w:lang w:val="en-US"/>
         </w:rPr>
         <w:t>softmax</w:t>
       </w:r>
+      <w:proofErr w:type="spellEnd"/>
       <w:r>
         <w:t xml:space="preserve">, поэтому для нахождения градиента функции потерь первым шагом является вычисление производной функции </w:t>
       </w:r>
+      <w:proofErr w:type="spellStart"/>
       <w:r>
         <w:rPr>
           <w:lang w:val="en-US"/>
         </w:rPr>
         <w:t>softmax</w:t>
       </w:r>
+      <w:proofErr w:type="spellEnd"/>
       <w:r>
         <w:t xml:space="preserve"> по ее входному значению </w:t>
       </w:r>
+      <w:proofErr w:type="spellStart"/>
       <w:r>
         <w:rPr>
           <w:i/>
@@ -10875,12 +12108,14 @@
         </w:rPr>
         <w:t>i</w:t>
       </w:r>
+      <w:proofErr w:type="spellEnd"/>
       <w:r>
         <w:t xml:space="preserve">. </w:t>
       </w:r>
       <w:r>
         <w:t xml:space="preserve">Если </w:t>
       </w:r>
+      <w:proofErr w:type="spellStart"/>
       <w:r>
         <w:rPr>
           <w:i/>
@@ -10889,6 +12124,7 @@
         </w:rPr>
         <w:t>i</w:t>
       </w:r>
+      <w:proofErr w:type="spellEnd"/>
       <w:r>
         <w:rPr>
           <w:i/>
@@ -10905,6 +12141,7 @@
       <w:r>
         <w:t xml:space="preserve"> </w:t>
       </w:r>
+      <w:proofErr w:type="gramStart"/>
       <w:r>
         <w:rPr>
           <w:i/>
@@ -10913,6 +12150,7 @@
         </w:rPr>
         <w:t>j</w:t>
       </w:r>
+      <w:proofErr w:type="gramEnd"/>
       <w:r>
         <w:t xml:space="preserve"> то получаем следующее выражение:</w:t>
       </w:r>
@@ -10922,6 +12160,7 @@
         <w:pStyle w:val="MTDisplayEquation"/>
       </w:pPr>
       <w:r>
+        <w:lastRenderedPageBreak/>
         <w:tab/>
       </w:r>
       <w:r>
@@ -10929,10 +12168,10 @@
           <w:position w:val="-184"/>
         </w:rPr>
         <w:object w:dxaOrig="5539" w:dyaOrig="4140" w14:anchorId="16B6AF35">
-          <v:shape id="_x0000_i2044" type="#_x0000_t75" style="width:276.85pt;height:206.9pt" o:ole="">
+          <v:shape id="_x0000_i1047" type="#_x0000_t75" style="width:276.5pt;height:206.8pt" o:ole="">
             <v:imagedata r:id="rId64" o:title=""/>
           </v:shape>
-          <o:OLEObject Type="Embed" ProgID="Equation.DSMT4" ShapeID="_x0000_i2044" DrawAspect="Content" ObjectID="_1839494503" r:id="rId65"/>
+          <o:OLEObject Type="Embed" ProgID="Equation.DSMT4" ShapeID="_x0000_i1047" DrawAspect="Content" ObjectID="_1840625822" r:id="rId65"/>
         </w:object>
       </w:r>
     </w:p>
@@ -10944,12 +12183,16 @@
       <w:r>
         <w:t xml:space="preserve">Если </w:t>
       </w:r>
-      <w:r>
-        <w:rPr>
+      <w:proofErr w:type="spellStart"/>
+      <w:r>
+        <w:rPr>
+          <w:i/>
+          <w:iCs/>
           <w:lang w:val="en-US"/>
         </w:rPr>
         <w:t>i</w:t>
       </w:r>
+      <w:proofErr w:type="spellEnd"/>
       <w:r>
         <w:t xml:space="preserve"> </w:t>
       </w:r>
@@ -10964,6 +12207,8 @@
       </w:r>
       <w:r>
         <w:rPr>
+          <w:i/>
+          <w:iCs/>
           <w:lang w:val="en-US"/>
         </w:rPr>
         <w:t>j</w:t>
@@ -10983,12 +12228,14 @@
       <w:r>
         <w:t xml:space="preserve"> </w:t>
       </w:r>
+      <w:proofErr w:type="spellStart"/>
       <w:r>
         <w:rPr>
           <w:lang w:val="en-US"/>
         </w:rPr>
         <w:t>softmax</w:t>
       </w:r>
+      <w:proofErr w:type="spellEnd"/>
       <w:r>
         <w:t xml:space="preserve"> вычисляется следующим образом:</w:t>
       </w:r>
@@ -11005,10 +12252,10 @@
           <w:position w:val="-68"/>
         </w:rPr>
         <w:object w:dxaOrig="3900" w:dyaOrig="1120" w14:anchorId="35DAED12">
-          <v:shape id="_x0000_i2049" type="#_x0000_t75" style="width:195.1pt;height:56.1pt" o:ole="">
+          <v:shape id="_x0000_i1048" type="#_x0000_t75" style="width:195.25pt;height:56.45pt" o:ole="">
             <v:imagedata r:id="rId66" o:title=""/>
           </v:shape>
-          <o:OLEObject Type="Embed" ProgID="Equation.DSMT4" ShapeID="_x0000_i2049" DrawAspect="Content" ObjectID="_1839494504" r:id="rId67"/>
+          <o:OLEObject Type="Embed" ProgID="Equation.DSMT4" ShapeID="_x0000_i1048" DrawAspect="Content" ObjectID="_1840625823" r:id="rId67"/>
         </w:object>
       </w:r>
     </w:p>
@@ -11026,6 +12273,7 @@
       <w:r>
         <w:t xml:space="preserve">Кронекера, </w:t>
       </w:r>
+      <w:proofErr w:type="spellStart"/>
       <w:r>
         <w:rPr>
           <w:lang w:val="en-US"/>
@@ -11041,6 +12289,7 @@
         </w:rPr>
         <w:t>ij</w:t>
       </w:r>
+      <w:proofErr w:type="spellEnd"/>
       <w:r>
         <w:t>, которая определяется следующим образом:</w:t>
       </w:r>
@@ -11057,10 +12306,10 @@
           <w:position w:val="-30"/>
         </w:rPr>
         <w:object w:dxaOrig="2000" w:dyaOrig="720" w14:anchorId="6C8D4B1C">
-          <v:shape id="_x0000_i2052" type="#_x0000_t75" style="width:99.95pt;height:36.1pt" o:ole="">
+          <v:shape id="_x0000_i1049" type="#_x0000_t75" style="width:99.65pt;height:36.3pt" o:ole="">
             <v:imagedata r:id="rId68" o:title=""/>
           </v:shape>
-          <o:OLEObject Type="Embed" ProgID="Equation.DSMT4" ShapeID="_x0000_i2052" DrawAspect="Content" ObjectID="_1839494505" r:id="rId69"/>
+          <o:OLEObject Type="Embed" ProgID="Equation.DSMT4" ShapeID="_x0000_i1049" DrawAspect="Content" ObjectID="_1840625824" r:id="rId69"/>
         </w:object>
       </w:r>
     </w:p>
@@ -11072,12 +12321,14 @@
       <w:r>
         <w:t xml:space="preserve">Используя это значение, мы можем объединить оба выражения для производной </w:t>
       </w:r>
+      <w:proofErr w:type="spellStart"/>
       <w:r>
         <w:rPr>
           <w:lang w:val="en-US"/>
         </w:rPr>
         <w:t>softmax</w:t>
       </w:r>
+      <w:proofErr w:type="spellEnd"/>
       <w:r>
         <w:t xml:space="preserve"> в одно уравнение:</w:t>
       </w:r>
@@ -11094,10 +12345,10 @@
           <w:position w:val="-32"/>
         </w:rPr>
         <w:object w:dxaOrig="1780" w:dyaOrig="700" w14:anchorId="0DF9EEB6">
-          <v:shape id="_x0000_i2055" type="#_x0000_t75" style="width:89.05pt;height:35pt" o:ole="">
+          <v:shape id="_x0000_i1050" type="#_x0000_t75" style="width:89.3pt;height:35.15pt" o:ole="">
             <v:imagedata r:id="rId70" o:title=""/>
           </v:shape>
-          <o:OLEObject Type="Embed" ProgID="Equation.DSMT4" ShapeID="_x0000_i2055" DrawAspect="Content" ObjectID="_1839494506" r:id="rId71"/>
+          <o:OLEObject Type="Embed" ProgID="Equation.DSMT4" ShapeID="_x0000_i1050" DrawAspect="Content" ObjectID="_1840625825" r:id="rId71"/>
         </w:object>
       </w:r>
     </w:p>
@@ -11126,10 +12377,10 @@
           <w:position w:val="-128"/>
         </w:rPr>
         <w:object w:dxaOrig="8040" w:dyaOrig="2480" w14:anchorId="44A5F8A6">
-          <v:shape id="_x0000_i2067" type="#_x0000_t75" style="width:402pt;height:124pt" o:ole="">
+          <v:shape id="_x0000_i1051" type="#_x0000_t75" style="width:402.05pt;height:123.85pt" o:ole="">
             <v:imagedata r:id="rId72" o:title=""/>
           </v:shape>
-          <o:OLEObject Type="Embed" ProgID="Equation.DSMT4" ShapeID="_x0000_i2067" DrawAspect="Content" ObjectID="_1839494507" r:id="rId73"/>
+          <o:OLEObject Type="Embed" ProgID="Equation.DSMT4" ShapeID="_x0000_i1051" DrawAspect="Content" ObjectID="_1840625826" r:id="rId73"/>
         </w:object>
       </w:r>
     </w:p>
@@ -11153,6 +12404,7 @@
       <w:r>
         <w:t xml:space="preserve"> </w:t>
       </w:r>
+      <w:proofErr w:type="spellStart"/>
       <w:r>
         <w:rPr>
           <w:i/>
@@ -11170,6 +12422,7 @@
         </w:rPr>
         <w:t>i</w:t>
       </w:r>
+      <w:proofErr w:type="spellEnd"/>
       <w:r>
         <w:t xml:space="preserve"> равн</w:t>
       </w:r>
@@ -11185,6 +12438,7 @@
       <w:r>
         <w:t xml:space="preserve"> </w:t>
       </w:r>
+      <w:proofErr w:type="spellStart"/>
       <w:r>
         <w:rPr>
           <w:i/>
@@ -11202,6 +12456,7 @@
         </w:rPr>
         <w:t>i</w:t>
       </w:r>
+      <w:proofErr w:type="spellEnd"/>
       <w:r>
         <w:t xml:space="preserve"> содержит известные вероятности вида </w:t>
       </w:r>
@@ -11229,12 +12484,14 @@
       <w:r>
         <w:t xml:space="preserve"> правильные значения из выходных данных </w:t>
       </w:r>
+      <w:proofErr w:type="spellStart"/>
       <w:r>
         <w:rPr>
           <w:lang w:val="en-US"/>
         </w:rPr>
         <w:t>softmax</w:t>
       </w:r>
+      <w:proofErr w:type="spellEnd"/>
       <w:r>
         <w:t>.</w:t>
       </w:r>
@@ -11243,9 +12500,13 @@
       <w:pPr>
         <w:pStyle w:val="2"/>
       </w:pPr>
-      <w:bookmarkStart w:id="27" w:name="_Toc228875710"/>
-      <w:r>
-        <w:t>Вычисление градиента потерь — Часть 2</w:t>
+      <w:bookmarkStart w:id="27" w:name="_Toc230012517"/>
+      <w:r>
+        <w:lastRenderedPageBreak/>
+        <w:t>Вычисление градиента функции потерь</w:t>
+      </w:r>
+      <w:r>
+        <w:t xml:space="preserve"> — Часть 2</w:t>
       </w:r>
       <w:bookmarkEnd w:id="27"/>
     </w:p>
@@ -11257,6 +12518,7 @@
       <w:r>
         <w:t xml:space="preserve">Нахождение производной функции потерь кросс-энтропии по </w:t>
       </w:r>
+      <w:proofErr w:type="spellStart"/>
       <w:r>
         <w:rPr>
           <w:i/>
@@ -11274,6 +12536,7 @@
         </w:rPr>
         <w:t>j</w:t>
       </w:r>
+      <w:proofErr w:type="spellEnd"/>
       <w:r>
         <w:t xml:space="preserve"> (входные данные</w:t>
       </w:r>
@@ -11283,12 +12546,14 @@
       <w:r>
         <w:t xml:space="preserve"> </w:t>
       </w:r>
+      <w:proofErr w:type="spellStart"/>
       <w:r>
         <w:rPr>
           <w:lang w:val="en-US"/>
         </w:rPr>
         <w:t>softmax</w:t>
       </w:r>
+      <w:proofErr w:type="spellEnd"/>
       <w:r>
         <w:t xml:space="preserve">) является важным шагом, но для получения окончательного градиента потерь вычислительному шейдеру необходимо </w:t>
       </w:r>
@@ -11298,6 +12563,7 @@
       <w:r>
         <w:t xml:space="preserve">. Цель состоит в том, чтобы получить вектор, содержащий частную производную функции потерь по каждому весу </w:t>
       </w:r>
+      <w:proofErr w:type="spellStart"/>
       <w:r>
         <w:rPr>
           <w:i/>
@@ -11315,6 +12581,7 @@
         </w:rPr>
         <w:t>i</w:t>
       </w:r>
+      <w:proofErr w:type="spellEnd"/>
       <w:r>
         <w:t>:</w:t>
       </w:r>
@@ -11331,10 +12598,10 @@
           <w:position w:val="-32"/>
         </w:rPr>
         <w:object w:dxaOrig="1440" w:dyaOrig="740" w14:anchorId="61DCBA64">
-          <v:shape id="_x0000_i2070" type="#_x0000_t75" style="width:1in;height:37pt" o:ole="">
+          <v:shape id="_x0000_i1052" type="#_x0000_t75" style="width:1in;height:36.85pt" o:ole="">
             <v:imagedata r:id="rId74" o:title=""/>
           </v:shape>
-          <o:OLEObject Type="Embed" ProgID="Equation.DSMT4" ShapeID="_x0000_i2070" DrawAspect="Content" ObjectID="_1839494508" r:id="rId75"/>
+          <o:OLEObject Type="Embed" ProgID="Equation.DSMT4" ShapeID="_x0000_i1052" DrawAspect="Content" ObjectID="_1840625827" r:id="rId75"/>
         </w:object>
       </w:r>
     </w:p>
@@ -11355,15 +12622,18 @@
       <w:r>
         <w:t xml:space="preserve"> </w:t>
       </w:r>
+      <w:proofErr w:type="spellStart"/>
       <w:r>
         <w:rPr>
           <w:lang w:val="en-US"/>
         </w:rPr>
         <w:t>softmax</w:t>
       </w:r>
+      <w:proofErr w:type="spellEnd"/>
       <w:r>
         <w:t xml:space="preserve"> (</w:t>
       </w:r>
+      <w:proofErr w:type="spellStart"/>
       <w:r>
         <w:rPr>
           <w:i/>
@@ -11381,9 +12651,11 @@
         </w:rPr>
         <w:t>j</w:t>
       </w:r>
+      <w:proofErr w:type="spellEnd"/>
       <w:r>
         <w:t>) по каждому весу (</w:t>
       </w:r>
+      <w:proofErr w:type="spellStart"/>
       <w:r>
         <w:rPr>
           <w:i/>
@@ -11401,6 +12673,7 @@
         </w:rPr>
         <w:t>i</w:t>
       </w:r>
+      <w:proofErr w:type="spellEnd"/>
       <w:r>
         <w:t xml:space="preserve">). Чтобы </w:t>
       </w:r>
@@ -11508,7 +12781,15 @@
         <w:t>.</w:t>
       </w:r>
       <w:r>
-        <w:t xml:space="preserve"> Связь входных данных функции softmax с весами.</w:t>
+        <w:t xml:space="preserve"> Связь входных данных функции </w:t>
+      </w:r>
+      <w:proofErr w:type="spellStart"/>
+      <w:r>
+        <w:t>softmax</w:t>
+      </w:r>
+      <w:proofErr w:type="spellEnd"/>
+      <w:r>
+        <w:t xml:space="preserve"> с весами.</w:t>
       </w:r>
     </w:p>
     <w:p>
@@ -11548,10 +12829,10 @@
           <w:position w:val="-14"/>
         </w:rPr>
         <w:object w:dxaOrig="360" w:dyaOrig="400" w14:anchorId="089893C7">
-          <v:shape id="_x0000_i2074" type="#_x0000_t75" style="width:17.95pt;height:20pt" o:ole="">
+          <v:shape id="_x0000_i1053" type="#_x0000_t75" style="width:17.85pt;height:20.15pt" o:ole="">
             <v:imagedata r:id="rId77" o:title=""/>
           </v:shape>
-          <o:OLEObject Type="Embed" ProgID="Equation.DSMT4" ShapeID="_x0000_i2074" DrawAspect="Content" ObjectID="_1839494509" r:id="rId78"/>
+          <o:OLEObject Type="Embed" ProgID="Equation.DSMT4" ShapeID="_x0000_i1053" DrawAspect="Content" ObjectID="_1840625828" r:id="rId78"/>
         </w:object>
       </w:r>
       <w:r>
@@ -11635,10 +12916,10 @@
           <w:position w:val="-12"/>
         </w:rPr>
         <w:object w:dxaOrig="360" w:dyaOrig="380" w14:anchorId="60C2F949">
-          <v:shape id="_x0000_i2077" type="#_x0000_t75" style="width:17.95pt;height:19.1pt" o:ole="">
+          <v:shape id="_x0000_i1054" type="#_x0000_t75" style="width:17.85pt;height:19pt" o:ole="">
             <v:imagedata r:id="rId79" o:title=""/>
           </v:shape>
-          <o:OLEObject Type="Embed" ProgID="Equation.DSMT4" ShapeID="_x0000_i2077" DrawAspect="Content" ObjectID="_1839494510" r:id="rId80"/>
+          <o:OLEObject Type="Embed" ProgID="Equation.DSMT4" ShapeID="_x0000_i1054" DrawAspect="Content" ObjectID="_1840625829" r:id="rId80"/>
         </w:object>
       </w:r>
       <w:r>
@@ -11663,10 +12944,10 @@
           <w:position w:val="-48"/>
         </w:rPr>
         <w:object w:dxaOrig="3780" w:dyaOrig="1080" w14:anchorId="496AD3F1">
-          <v:shape id="_x0000_i2081" type="#_x0000_t75" style="width:188.95pt;height:54.05pt" o:ole="">
+          <v:shape id="_x0000_i1055" type="#_x0000_t75" style="width:188.95pt;height:54.15pt" o:ole="">
             <v:imagedata r:id="rId81" o:title=""/>
           </v:shape>
-          <o:OLEObject Type="Embed" ProgID="Equation.DSMT4" ShapeID="_x0000_i2081" DrawAspect="Content" ObjectID="_1839494511" r:id="rId82"/>
+          <o:OLEObject Type="Embed" ProgID="Equation.DSMT4" ShapeID="_x0000_i1055" DrawAspect="Content" ObjectID="_1840625830" r:id="rId82"/>
         </w:object>
       </w:r>
     </w:p>
@@ -11704,10 +12985,10 @@
           <w:position w:val="-12"/>
         </w:rPr>
         <w:object w:dxaOrig="360" w:dyaOrig="380" w14:anchorId="491DFEEB">
-          <v:shape id="_x0000_i2084" type="#_x0000_t75" style="width:17.95pt;height:19.1pt" o:ole="">
+          <v:shape id="_x0000_i1056" type="#_x0000_t75" style="width:17.85pt;height:19pt" o:ole="">
             <v:imagedata r:id="rId83" o:title=""/>
           </v:shape>
-          <o:OLEObject Type="Embed" ProgID="Equation.DSMT4" ShapeID="_x0000_i2084" DrawAspect="Content" ObjectID="_1839494512" r:id="rId84"/>
+          <o:OLEObject Type="Embed" ProgID="Equation.DSMT4" ShapeID="_x0000_i1056" DrawAspect="Content" ObjectID="_1840625831" r:id="rId84"/>
         </w:object>
       </w:r>
       <w:r>
@@ -11726,7 +13007,16 @@
         <w:jc w:val="both"/>
       </w:pPr>
       <w:r>
-        <w:t xml:space="preserve">Скрытые узлы используют функцию активации ReLU. Если </w:t>
+        <w:lastRenderedPageBreak/>
+        <w:t xml:space="preserve">Скрытые узлы используют функцию активации </w:t>
+      </w:r>
+      <w:proofErr w:type="spellStart"/>
+      <w:r>
+        <w:t>ReLU</w:t>
+      </w:r>
+      <w:proofErr w:type="spellEnd"/>
+      <w:r>
+        <w:t xml:space="preserve">. Если </w:t>
       </w:r>
       <w:r>
         <w:rPr>
@@ -11736,7 +13026,15 @@
         <w:t>x</w:t>
       </w:r>
       <w:r>
-        <w:t xml:space="preserve"> больше 0, ReLU(</w:t>
+        <w:t xml:space="preserve"> больше 0, </w:t>
+      </w:r>
+      <w:proofErr w:type="spellStart"/>
+      <w:r>
+        <w:t>ReLU</w:t>
+      </w:r>
+      <w:proofErr w:type="spellEnd"/>
+      <w:r>
+        <w:t>(</w:t>
       </w:r>
       <w:r>
         <w:rPr>
@@ -11769,7 +13067,15 @@
         <w:t>x</w:t>
       </w:r>
       <w:r>
-        <w:t xml:space="preserve"> меньше или равно 0, ReLU возвращает 0</w:t>
+        <w:t xml:space="preserve"> меньше или равно 0, </w:t>
+      </w:r>
+      <w:proofErr w:type="spellStart"/>
+      <w:r>
+        <w:t>ReLU</w:t>
+      </w:r>
+      <w:proofErr w:type="spellEnd"/>
+      <w:r>
+        <w:t xml:space="preserve"> возвращает 0</w:t>
       </w:r>
       <w:r>
         <w:t xml:space="preserve"> и</w:t>
@@ -11799,10 +13105,10 @@
           <w:position w:val="-124"/>
         </w:rPr>
         <w:object w:dxaOrig="7500" w:dyaOrig="2600" w14:anchorId="68ACB546">
-          <v:shape id="_x0000_i2087" type="#_x0000_t75" style="width:375pt;height:129.9pt" o:ole="">
+          <v:shape id="_x0000_i1057" type="#_x0000_t75" style="width:375pt;height:129.6pt" o:ole="">
             <v:imagedata r:id="rId85" o:title=""/>
           </v:shape>
-          <o:OLEObject Type="Embed" ProgID="Equation.DSMT4" ShapeID="_x0000_i2087" DrawAspect="Content" ObjectID="_1839494513" r:id="rId86"/>
+          <o:OLEObject Type="Embed" ProgID="Equation.DSMT4" ShapeID="_x0000_i1057" DrawAspect="Content" ObjectID="_1840625832" r:id="rId86"/>
         </w:object>
       </w:r>
     </w:p>
@@ -11849,10 +13155,10 @@
           <w:position w:val="-12"/>
         </w:rPr>
         <w:object w:dxaOrig="360" w:dyaOrig="380" w14:anchorId="3E963269">
-          <v:shape id="_x0000_i2090" type="#_x0000_t75" style="width:17.95pt;height:19.1pt" o:ole="">
+          <v:shape id="_x0000_i1058" type="#_x0000_t75" style="width:17.85pt;height:19pt" o:ole="">
             <v:imagedata r:id="rId87" o:title=""/>
           </v:shape>
-          <o:OLEObject Type="Embed" ProgID="Equation.DSMT4" ShapeID="_x0000_i2090" DrawAspect="Content" ObjectID="_1839494514" r:id="rId88"/>
+          <o:OLEObject Type="Embed" ProgID="Equation.DSMT4" ShapeID="_x0000_i1058" DrawAspect="Content" ObjectID="_1840625833" r:id="rId88"/>
         </w:object>
       </w:r>
       <w:r>
@@ -11871,10 +13177,10 @@
           <w:position w:val="-32"/>
         </w:rPr>
         <w:object w:dxaOrig="3860" w:dyaOrig="760" w14:anchorId="7B5B0E68">
-          <v:shape id="_x0000_i2095" type="#_x0000_t75" style="width:193.05pt;height:37.95pt" o:ole="">
+          <v:shape id="_x0000_i1059" type="#_x0000_t75" style="width:192.95pt;height:38pt" o:ole="">
             <v:imagedata r:id="rId89" o:title=""/>
           </v:shape>
-          <o:OLEObject Type="Embed" ProgID="Equation.DSMT4" ShapeID="_x0000_i2095" DrawAspect="Content" ObjectID="_1839494515" r:id="rId90"/>
+          <o:OLEObject Type="Embed" ProgID="Equation.DSMT4" ShapeID="_x0000_i1059" DrawAspect="Content" ObjectID="_1840625834" r:id="rId90"/>
         </w:object>
       </w:r>
     </w:p>
@@ -11890,19 +13196,13 @@
         <w:t xml:space="preserve"> потерь проще вычислить для весов, ближайших к выходным узлам. По этой причине вычислительный шейдер </w:t>
       </w:r>
       <w:r>
-        <w:t>вычисляет п</w:t>
-      </w:r>
-      <w:r>
-        <w:t>роизводные функции</w:t>
+        <w:t>вычисляет производные функции</w:t>
       </w:r>
       <w:r>
         <w:t xml:space="preserve"> потерь, выполняя серию циклов, которые идут от слоя 3 к слою 1. </w:t>
       </w:r>
       <w:r>
-        <w:t>П</w:t>
-      </w:r>
-      <w:r>
-        <w:t>роизводные функции потерь</w:t>
+        <w:t>Производные функции потерь</w:t>
       </w:r>
       <w:r>
         <w:t xml:space="preserve"> </w:t>
@@ -11928,12 +13228,14 @@
       <w:r>
         <w:t xml:space="preserve"> весов узлов смещения хранятся в переменной </w:t>
       </w:r>
+      <w:proofErr w:type="spellStart"/>
       <w:r>
         <w:rPr>
           <w:rFonts w:ascii="Courier New" w:hAnsi="Courier New" w:cs="Courier New"/>
         </w:rPr>
         <w:t>J_bias</w:t>
       </w:r>
+      <w:proofErr w:type="spellEnd"/>
       <w:r>
         <w:t>.</w:t>
       </w:r>
@@ -11978,7 +13280,23 @@
           <w:rFonts w:ascii="Courier New" w:hAnsi="Courier New" w:cs="Courier New"/>
           <w:lang w:val="en-US"/>
         </w:rPr>
-        <w:t>if (id.x == 0) {</w:t>
+        <w:t>if (</w:t>
+      </w:r>
+      <w:proofErr w:type="spellStart"/>
+      <w:r>
+        <w:rPr>
+          <w:rFonts w:ascii="Courier New" w:hAnsi="Courier New" w:cs="Courier New"/>
+          <w:lang w:val="en-US"/>
+        </w:rPr>
+        <w:t>id.x</w:t>
+      </w:r>
+      <w:proofErr w:type="spellEnd"/>
+      <w:r>
+        <w:rPr>
+          <w:rFonts w:ascii="Courier New" w:hAnsi="Courier New" w:cs="Courier New"/>
+          <w:lang w:val="en-US"/>
+        </w:rPr>
+        <w:t xml:space="preserve"> == 0) {</w:t>
       </w:r>
     </w:p>
     <w:p>
@@ -12012,7 +13330,71 @@
           <w:rFonts w:ascii="Courier New" w:hAnsi="Courier New" w:cs="Courier New"/>
           <w:lang w:val="en-US"/>
         </w:rPr>
-        <w:t>for (i = 0; i &lt; num_weights; i++) {</w:t>
+        <w:t>for (</w:t>
+      </w:r>
+      <w:proofErr w:type="spellStart"/>
+      <w:r>
+        <w:rPr>
+          <w:rFonts w:ascii="Courier New" w:hAnsi="Courier New" w:cs="Courier New"/>
+          <w:lang w:val="en-US"/>
+        </w:rPr>
+        <w:t>i</w:t>
+      </w:r>
+      <w:proofErr w:type="spellEnd"/>
+      <w:r>
+        <w:rPr>
+          <w:rFonts w:ascii="Courier New" w:hAnsi="Courier New" w:cs="Courier New"/>
+          <w:lang w:val="en-US"/>
+        </w:rPr>
+        <w:t xml:space="preserve"> = 0; </w:t>
+      </w:r>
+      <w:proofErr w:type="spellStart"/>
+      <w:r>
+        <w:rPr>
+          <w:rFonts w:ascii="Courier New" w:hAnsi="Courier New" w:cs="Courier New"/>
+          <w:lang w:val="en-US"/>
+        </w:rPr>
+        <w:t>i</w:t>
+      </w:r>
+      <w:proofErr w:type="spellEnd"/>
+      <w:r>
+        <w:rPr>
+          <w:rFonts w:ascii="Courier New" w:hAnsi="Courier New" w:cs="Courier New"/>
+          <w:lang w:val="en-US"/>
+        </w:rPr>
+        <w:t xml:space="preserve"> &lt; </w:t>
+      </w:r>
+      <w:proofErr w:type="spellStart"/>
+      <w:r>
+        <w:rPr>
+          <w:rFonts w:ascii="Courier New" w:hAnsi="Courier New" w:cs="Courier New"/>
+          <w:lang w:val="en-US"/>
+        </w:rPr>
+        <w:t>num_weights</w:t>
+      </w:r>
+      <w:proofErr w:type="spellEnd"/>
+      <w:r>
+        <w:rPr>
+          <w:rFonts w:ascii="Courier New" w:hAnsi="Courier New" w:cs="Courier New"/>
+          <w:lang w:val="en-US"/>
+        </w:rPr>
+        <w:t xml:space="preserve">; </w:t>
+      </w:r>
+      <w:proofErr w:type="spellStart"/>
+      <w:r>
+        <w:rPr>
+          <w:rFonts w:ascii="Courier New" w:hAnsi="Courier New" w:cs="Courier New"/>
+          <w:lang w:val="en-US"/>
+        </w:rPr>
+        <w:t>i</w:t>
+      </w:r>
+      <w:proofErr w:type="spellEnd"/>
+      <w:r>
+        <w:rPr>
+          <w:rFonts w:ascii="Courier New" w:hAnsi="Courier New" w:cs="Courier New"/>
+          <w:lang w:val="en-US"/>
+        </w:rPr>
+        <w:t>++) {</w:t>
       </w:r>
     </w:p>
     <w:p>
@@ -12046,7 +13428,39 @@
           <w:rFonts w:ascii="Courier New" w:hAnsi="Courier New" w:cs="Courier New"/>
           <w:lang w:val="en-US"/>
         </w:rPr>
-        <w:t>for (j = 0; j &lt; batch_size; j++) {</w:t>
+        <w:t xml:space="preserve">for (j = 0; j &lt; </w:t>
+      </w:r>
+      <w:proofErr w:type="spellStart"/>
+      <w:r>
+        <w:rPr>
+          <w:rFonts w:ascii="Courier New" w:hAnsi="Courier New" w:cs="Courier New"/>
+          <w:lang w:val="en-US"/>
+        </w:rPr>
+        <w:t>batch_size</w:t>
+      </w:r>
+      <w:proofErr w:type="spellEnd"/>
+      <w:r>
+        <w:rPr>
+          <w:rFonts w:ascii="Courier New" w:hAnsi="Courier New" w:cs="Courier New"/>
+          <w:lang w:val="en-US"/>
+        </w:rPr>
+        <w:t xml:space="preserve">; </w:t>
+      </w:r>
+      <w:proofErr w:type="spellStart"/>
+      <w:r>
+        <w:rPr>
+          <w:rFonts w:ascii="Courier New" w:hAnsi="Courier New" w:cs="Courier New"/>
+          <w:lang w:val="en-US"/>
+        </w:rPr>
+        <w:t>j++</w:t>
+      </w:r>
+      <w:proofErr w:type="spellEnd"/>
+      <w:r>
+        <w:rPr>
+          <w:rFonts w:ascii="Courier New" w:hAnsi="Courier New" w:cs="Courier New"/>
+          <w:lang w:val="en-US"/>
+        </w:rPr>
+        <w:t>) {</w:t>
       </w:r>
     </w:p>
     <w:p>
@@ -12063,7 +13477,55 @@
           <w:rFonts w:ascii="Courier New" w:hAnsi="Courier New" w:cs="Courier New"/>
           <w:lang w:val="en-US"/>
         </w:rPr>
-        <w:t>sum += J[j * num_weights + i];</w:t>
+        <w:t xml:space="preserve">sum += </w:t>
+      </w:r>
+      <w:proofErr w:type="gramStart"/>
+      <w:r>
+        <w:rPr>
+          <w:rFonts w:ascii="Courier New" w:hAnsi="Courier New" w:cs="Courier New"/>
+          <w:lang w:val="en-US"/>
+        </w:rPr>
+        <w:t>J[</w:t>
+      </w:r>
+      <w:proofErr w:type="gramEnd"/>
+      <w:r>
+        <w:rPr>
+          <w:rFonts w:ascii="Courier New" w:hAnsi="Courier New" w:cs="Courier New"/>
+          <w:lang w:val="en-US"/>
+        </w:rPr>
+        <w:t xml:space="preserve">j * </w:t>
+      </w:r>
+      <w:proofErr w:type="spellStart"/>
+      <w:r>
+        <w:rPr>
+          <w:rFonts w:ascii="Courier New" w:hAnsi="Courier New" w:cs="Courier New"/>
+          <w:lang w:val="en-US"/>
+        </w:rPr>
+        <w:t>num_weights</w:t>
+      </w:r>
+      <w:proofErr w:type="spellEnd"/>
+      <w:r>
+        <w:rPr>
+          <w:rFonts w:ascii="Courier New" w:hAnsi="Courier New" w:cs="Courier New"/>
+          <w:lang w:val="en-US"/>
+        </w:rPr>
+        <w:t xml:space="preserve"> + </w:t>
+      </w:r>
+      <w:proofErr w:type="spellStart"/>
+      <w:r>
+        <w:rPr>
+          <w:rFonts w:ascii="Courier New" w:hAnsi="Courier New" w:cs="Courier New"/>
+          <w:lang w:val="en-US"/>
+        </w:rPr>
+        <w:t>i</w:t>
+      </w:r>
+      <w:proofErr w:type="spellEnd"/>
+      <w:r>
+        <w:rPr>
+          <w:rFonts w:ascii="Courier New" w:hAnsi="Courier New" w:cs="Courier New"/>
+          <w:lang w:val="en-US"/>
+        </w:rPr>
+        <w:t>];</w:t>
       </w:r>
     </w:p>
     <w:p>
@@ -12097,7 +13559,23 @@
           <w:rFonts w:ascii="Courier New" w:hAnsi="Courier New" w:cs="Courier New"/>
           <w:lang w:val="en-US"/>
         </w:rPr>
-        <w:t>weights[i] -= eta * sum;</w:t>
+        <w:t>weights[</w:t>
+      </w:r>
+      <w:proofErr w:type="spellStart"/>
+      <w:r>
+        <w:rPr>
+          <w:rFonts w:ascii="Courier New" w:hAnsi="Courier New" w:cs="Courier New"/>
+          <w:lang w:val="en-US"/>
+        </w:rPr>
+        <w:t>i</w:t>
+      </w:r>
+      <w:proofErr w:type="spellEnd"/>
+      <w:r>
+        <w:rPr>
+          <w:rFonts w:ascii="Courier New" w:hAnsi="Courier New" w:cs="Courier New"/>
+          <w:lang w:val="en-US"/>
+        </w:rPr>
+        <w:t>] -= eta * sum;</w:t>
       </w:r>
     </w:p>
     <w:p>
@@ -12171,6 +13649,7 @@
           <w:rFonts w:ascii="Courier New" w:hAnsi="Courier New" w:cs="Courier New"/>
           <w:lang w:val="en-US"/>
         </w:rPr>
+        <w:lastRenderedPageBreak/>
         <w:t>// Iterate through biases</w:t>
       </w:r>
     </w:p>
@@ -12188,7 +13667,71 @@
           <w:rFonts w:ascii="Courier New" w:hAnsi="Courier New" w:cs="Courier New"/>
           <w:lang w:val="en-US"/>
         </w:rPr>
-        <w:t>for (i = 0; i &lt; num_bias; i++) {</w:t>
+        <w:t>for (</w:t>
+      </w:r>
+      <w:proofErr w:type="spellStart"/>
+      <w:r>
+        <w:rPr>
+          <w:rFonts w:ascii="Courier New" w:hAnsi="Courier New" w:cs="Courier New"/>
+          <w:lang w:val="en-US"/>
+        </w:rPr>
+        <w:t>i</w:t>
+      </w:r>
+      <w:proofErr w:type="spellEnd"/>
+      <w:r>
+        <w:rPr>
+          <w:rFonts w:ascii="Courier New" w:hAnsi="Courier New" w:cs="Courier New"/>
+          <w:lang w:val="en-US"/>
+        </w:rPr>
+        <w:t xml:space="preserve"> = 0; </w:t>
+      </w:r>
+      <w:proofErr w:type="spellStart"/>
+      <w:r>
+        <w:rPr>
+          <w:rFonts w:ascii="Courier New" w:hAnsi="Courier New" w:cs="Courier New"/>
+          <w:lang w:val="en-US"/>
+        </w:rPr>
+        <w:t>i</w:t>
+      </w:r>
+      <w:proofErr w:type="spellEnd"/>
+      <w:r>
+        <w:rPr>
+          <w:rFonts w:ascii="Courier New" w:hAnsi="Courier New" w:cs="Courier New"/>
+          <w:lang w:val="en-US"/>
+        </w:rPr>
+        <w:t xml:space="preserve"> &lt; </w:t>
+      </w:r>
+      <w:proofErr w:type="spellStart"/>
+      <w:r>
+        <w:rPr>
+          <w:rFonts w:ascii="Courier New" w:hAnsi="Courier New" w:cs="Courier New"/>
+          <w:lang w:val="en-US"/>
+        </w:rPr>
+        <w:t>num_bias</w:t>
+      </w:r>
+      <w:proofErr w:type="spellEnd"/>
+      <w:r>
+        <w:rPr>
+          <w:rFonts w:ascii="Courier New" w:hAnsi="Courier New" w:cs="Courier New"/>
+          <w:lang w:val="en-US"/>
+        </w:rPr>
+        <w:t xml:space="preserve">; </w:t>
+      </w:r>
+      <w:proofErr w:type="spellStart"/>
+      <w:r>
+        <w:rPr>
+          <w:rFonts w:ascii="Courier New" w:hAnsi="Courier New" w:cs="Courier New"/>
+          <w:lang w:val="en-US"/>
+        </w:rPr>
+        <w:t>i</w:t>
+      </w:r>
+      <w:proofErr w:type="spellEnd"/>
+      <w:r>
+        <w:rPr>
+          <w:rFonts w:ascii="Courier New" w:hAnsi="Courier New" w:cs="Courier New"/>
+          <w:lang w:val="en-US"/>
+        </w:rPr>
+        <w:t>++) {</w:t>
       </w:r>
     </w:p>
     <w:p>
@@ -12222,7 +13765,39 @@
           <w:rFonts w:ascii="Courier New" w:hAnsi="Courier New" w:cs="Courier New"/>
           <w:lang w:val="en-US"/>
         </w:rPr>
-        <w:t>for (j = 0; j &lt; batch_size; j++) {</w:t>
+        <w:t xml:space="preserve">for (j = 0; j &lt; </w:t>
+      </w:r>
+      <w:proofErr w:type="spellStart"/>
+      <w:r>
+        <w:rPr>
+          <w:rFonts w:ascii="Courier New" w:hAnsi="Courier New" w:cs="Courier New"/>
+          <w:lang w:val="en-US"/>
+        </w:rPr>
+        <w:t>batch_size</w:t>
+      </w:r>
+      <w:proofErr w:type="spellEnd"/>
+      <w:r>
+        <w:rPr>
+          <w:rFonts w:ascii="Courier New" w:hAnsi="Courier New" w:cs="Courier New"/>
+          <w:lang w:val="en-US"/>
+        </w:rPr>
+        <w:t xml:space="preserve">; </w:t>
+      </w:r>
+      <w:proofErr w:type="spellStart"/>
+      <w:r>
+        <w:rPr>
+          <w:rFonts w:ascii="Courier New" w:hAnsi="Courier New" w:cs="Courier New"/>
+          <w:lang w:val="en-US"/>
+        </w:rPr>
+        <w:t>j++</w:t>
+      </w:r>
+      <w:proofErr w:type="spellEnd"/>
+      <w:r>
+        <w:rPr>
+          <w:rFonts w:ascii="Courier New" w:hAnsi="Courier New" w:cs="Courier New"/>
+          <w:lang w:val="en-US"/>
+        </w:rPr>
+        <w:t>) {</w:t>
       </w:r>
     </w:p>
     <w:p>
@@ -12239,7 +13814,71 @@
           <w:rFonts w:ascii="Courier New" w:hAnsi="Courier New" w:cs="Courier New"/>
           <w:lang w:val="en-US"/>
         </w:rPr>
-        <w:t>sum += J_bias[j * num_bias + i];</w:t>
+        <w:t xml:space="preserve">sum += </w:t>
+      </w:r>
+      <w:proofErr w:type="spellStart"/>
+      <w:r>
+        <w:rPr>
+          <w:rFonts w:ascii="Courier New" w:hAnsi="Courier New" w:cs="Courier New"/>
+          <w:lang w:val="en-US"/>
+        </w:rPr>
+        <w:t>J_</w:t>
+      </w:r>
+      <w:proofErr w:type="gramStart"/>
+      <w:r>
+        <w:rPr>
+          <w:rFonts w:ascii="Courier New" w:hAnsi="Courier New" w:cs="Courier New"/>
+          <w:lang w:val="en-US"/>
+        </w:rPr>
+        <w:t>bias</w:t>
+      </w:r>
+      <w:proofErr w:type="spellEnd"/>
+      <w:r>
+        <w:rPr>
+          <w:rFonts w:ascii="Courier New" w:hAnsi="Courier New" w:cs="Courier New"/>
+          <w:lang w:val="en-US"/>
+        </w:rPr>
+        <w:t>[</w:t>
+      </w:r>
+      <w:proofErr w:type="gramEnd"/>
+      <w:r>
+        <w:rPr>
+          <w:rFonts w:ascii="Courier New" w:hAnsi="Courier New" w:cs="Courier New"/>
+          <w:lang w:val="en-US"/>
+        </w:rPr>
+        <w:t xml:space="preserve">j * </w:t>
+      </w:r>
+      <w:proofErr w:type="spellStart"/>
+      <w:r>
+        <w:rPr>
+          <w:rFonts w:ascii="Courier New" w:hAnsi="Courier New" w:cs="Courier New"/>
+          <w:lang w:val="en-US"/>
+        </w:rPr>
+        <w:t>num_bias</w:t>
+      </w:r>
+      <w:proofErr w:type="spellEnd"/>
+      <w:r>
+        <w:rPr>
+          <w:rFonts w:ascii="Courier New" w:hAnsi="Courier New" w:cs="Courier New"/>
+          <w:lang w:val="en-US"/>
+        </w:rPr>
+        <w:t xml:space="preserve"> + </w:t>
+      </w:r>
+      <w:proofErr w:type="spellStart"/>
+      <w:r>
+        <w:rPr>
+          <w:rFonts w:ascii="Courier New" w:hAnsi="Courier New" w:cs="Courier New"/>
+          <w:lang w:val="en-US"/>
+        </w:rPr>
+        <w:t>i</w:t>
+      </w:r>
+      <w:proofErr w:type="spellEnd"/>
+      <w:r>
+        <w:rPr>
+          <w:rFonts w:ascii="Courier New" w:hAnsi="Courier New" w:cs="Courier New"/>
+          <w:lang w:val="en-US"/>
+        </w:rPr>
+        <w:t>];</w:t>
       </w:r>
     </w:p>
     <w:p>
@@ -12268,12 +13907,37 @@
           <w:lang w:val="en-US"/>
         </w:rPr>
       </w:pPr>
-      <w:r>
-        <w:rPr>
-          <w:rFonts w:ascii="Courier New" w:hAnsi="Courier New" w:cs="Courier New"/>
-          <w:lang w:val="en-US"/>
-        </w:rPr>
-        <w:t>bias_weights[i] -= eta * sum;</w:t>
+      <w:proofErr w:type="spellStart"/>
+      <w:r>
+        <w:rPr>
+          <w:rFonts w:ascii="Courier New" w:hAnsi="Courier New" w:cs="Courier New"/>
+          <w:lang w:val="en-US"/>
+        </w:rPr>
+        <w:t>bias_weights</w:t>
+      </w:r>
+      <w:proofErr w:type="spellEnd"/>
+      <w:r>
+        <w:rPr>
+          <w:rFonts w:ascii="Courier New" w:hAnsi="Courier New" w:cs="Courier New"/>
+          <w:lang w:val="en-US"/>
+        </w:rPr>
+        <w:t>[</w:t>
+      </w:r>
+      <w:proofErr w:type="spellStart"/>
+      <w:r>
+        <w:rPr>
+          <w:rFonts w:ascii="Courier New" w:hAnsi="Courier New" w:cs="Courier New"/>
+          <w:lang w:val="en-US"/>
+        </w:rPr>
+        <w:t>i</w:t>
+      </w:r>
+      <w:proofErr w:type="spellEnd"/>
+      <w:r>
+        <w:rPr>
+          <w:rFonts w:ascii="Courier New" w:hAnsi="Courier New" w:cs="Courier New"/>
+          <w:lang w:val="en-US"/>
+        </w:rPr>
+        <w:t>] -= eta * sum;</w:t>
       </w:r>
     </w:p>
     <w:p>
@@ -12314,11 +13978,27 @@
           <w:rFonts w:ascii="Courier New" w:hAnsi="Courier New" w:cs="Courier New"/>
         </w:rPr>
       </w:pPr>
-      <w:r>
-        <w:rPr>
-          <w:rFonts w:ascii="Courier New" w:hAnsi="Courier New" w:cs="Courier New"/>
-        </w:rPr>
-        <w:t>storageBarrier();</w:t>
+      <w:proofErr w:type="spellStart"/>
+      <w:proofErr w:type="gramStart"/>
+      <w:r>
+        <w:rPr>
+          <w:rFonts w:ascii="Courier New" w:hAnsi="Courier New" w:cs="Courier New"/>
+        </w:rPr>
+        <w:t>storageBarrier</w:t>
+      </w:r>
+      <w:proofErr w:type="spellEnd"/>
+      <w:r>
+        <w:rPr>
+          <w:rFonts w:ascii="Courier New" w:hAnsi="Courier New" w:cs="Courier New"/>
+        </w:rPr>
+        <w:t>(</w:t>
+      </w:r>
+      <w:proofErr w:type="gramEnd"/>
+      <w:r>
+        <w:rPr>
+          <w:rFonts w:ascii="Courier New" w:hAnsi="Courier New" w:cs="Courier New"/>
+        </w:rPr>
+        <w:t>);</w:t>
       </w:r>
     </w:p>
     <w:p>
@@ -12361,7 +14041,7 @@
       <w:pPr>
         <w:pStyle w:val="2"/>
       </w:pPr>
-      <w:bookmarkStart w:id="28" w:name="_Toc228875711"/>
+      <w:bookmarkStart w:id="28" w:name="_Toc230012518"/>
       <w:r>
         <w:t>Тестирование сети</w:t>
       </w:r>
@@ -12387,14 +14067,40 @@
       <w:r>
         <w:t xml:space="preserve"> хранятся в буфере </w:t>
       </w:r>
+      <w:proofErr w:type="spellStart"/>
       <w:r>
         <w:rPr>
           <w:rFonts w:ascii="Courier New" w:hAnsi="Courier New" w:cs="Courier New"/>
         </w:rPr>
         <w:t>test_data</w:t>
       </w:r>
-      <w:r>
-        <w:t>. Для каждого входного вектора вычислительный шейдер выдает три значения: вероятность того, что радужная оболочка глаза принадлежит виду setosa, вероятность того, что она принадлежит виду versicolor, и вероятность того, что она принадлежит виду virginica.</w:t>
+      <w:proofErr w:type="spellEnd"/>
+      <w:r>
+        <w:t xml:space="preserve">. Для каждого входного вектора вычислительный шейдер выдает три значения: вероятность того, что радужная оболочка глаза принадлежит виду </w:t>
+      </w:r>
+      <w:proofErr w:type="spellStart"/>
+      <w:r>
+        <w:t>setosa</w:t>
+      </w:r>
+      <w:proofErr w:type="spellEnd"/>
+      <w:r>
+        <w:t xml:space="preserve">, вероятность того, что она принадлежит виду </w:t>
+      </w:r>
+      <w:proofErr w:type="spellStart"/>
+      <w:r>
+        <w:t>versicolor</w:t>
+      </w:r>
+      <w:proofErr w:type="spellEnd"/>
+      <w:r>
+        <w:t xml:space="preserve">, и вероятность того, что она принадлежит виду </w:t>
+      </w:r>
+      <w:proofErr w:type="spellStart"/>
+      <w:r>
+        <w:t>virginica</w:t>
+      </w:r>
+      <w:proofErr w:type="spellEnd"/>
+      <w:r>
+        <w:t>.</w:t>
       </w:r>
     </w:p>
     <w:p>
@@ -12437,7 +14143,23 @@
           <w:rFonts w:ascii="Courier New" w:hAnsi="Courier New" w:cs="Courier New"/>
           <w:lang w:val="en-US"/>
         </w:rPr>
-        <w:t>for (var test: u32 = 0; test &lt; num_test_points; test++) {</w:t>
+        <w:t xml:space="preserve">for (var test: u32 = 0; test &lt; </w:t>
+      </w:r>
+      <w:proofErr w:type="spellStart"/>
+      <w:r>
+        <w:rPr>
+          <w:rFonts w:ascii="Courier New" w:hAnsi="Courier New" w:cs="Courier New"/>
+          <w:lang w:val="en-US"/>
+        </w:rPr>
+        <w:t>num_test_points</w:t>
+      </w:r>
+      <w:proofErr w:type="spellEnd"/>
+      <w:r>
+        <w:rPr>
+          <w:rFonts w:ascii="Courier New" w:hAnsi="Courier New" w:cs="Courier New"/>
+          <w:lang w:val="en-US"/>
+        </w:rPr>
+        <w:t>; test++) {</w:t>
       </w:r>
     </w:p>
     <w:p>
@@ -12454,7 +14176,39 @@
           <w:rFonts w:ascii="Courier New" w:hAnsi="Courier New" w:cs="Courier New"/>
           <w:lang w:val="en-US"/>
         </w:rPr>
-        <w:t>var test_addr = test * num_inputs;</w:t>
+        <w:t xml:space="preserve">var </w:t>
+      </w:r>
+      <w:proofErr w:type="spellStart"/>
+      <w:r>
+        <w:rPr>
+          <w:rFonts w:ascii="Courier New" w:hAnsi="Courier New" w:cs="Courier New"/>
+          <w:lang w:val="en-US"/>
+        </w:rPr>
+        <w:t>test_addr</w:t>
+      </w:r>
+      <w:proofErr w:type="spellEnd"/>
+      <w:r>
+        <w:rPr>
+          <w:rFonts w:ascii="Courier New" w:hAnsi="Courier New" w:cs="Courier New"/>
+          <w:lang w:val="en-US"/>
+        </w:rPr>
+        <w:t xml:space="preserve"> = test * </w:t>
+      </w:r>
+      <w:proofErr w:type="spellStart"/>
+      <w:r>
+        <w:rPr>
+          <w:rFonts w:ascii="Courier New" w:hAnsi="Courier New" w:cs="Courier New"/>
+          <w:lang w:val="en-US"/>
+        </w:rPr>
+        <w:t>num_inputs</w:t>
+      </w:r>
+      <w:proofErr w:type="spellEnd"/>
+      <w:r>
+        <w:rPr>
+          <w:rFonts w:ascii="Courier New" w:hAnsi="Courier New" w:cs="Courier New"/>
+          <w:lang w:val="en-US"/>
+        </w:rPr>
+        <w:t>;</w:t>
       </w:r>
     </w:p>
     <w:p>
@@ -12488,7 +14242,23 @@
           <w:rFonts w:ascii="Courier New" w:hAnsi="Courier New" w:cs="Courier New"/>
           <w:lang w:val="en-US"/>
         </w:rPr>
-        <w:t>if (batch_id == 0) {</w:t>
+        <w:t>if (</w:t>
+      </w:r>
+      <w:proofErr w:type="spellStart"/>
+      <w:r>
+        <w:rPr>
+          <w:rFonts w:ascii="Courier New" w:hAnsi="Courier New" w:cs="Courier New"/>
+          <w:lang w:val="en-US"/>
+        </w:rPr>
+        <w:t>batch_id</w:t>
+      </w:r>
+      <w:proofErr w:type="spellEnd"/>
+      <w:r>
+        <w:rPr>
+          <w:rFonts w:ascii="Courier New" w:hAnsi="Courier New" w:cs="Courier New"/>
+          <w:lang w:val="en-US"/>
+        </w:rPr>
+        <w:t xml:space="preserve"> == 0) {</w:t>
       </w:r>
     </w:p>
     <w:p>
@@ -12522,7 +14292,71 @@
           <w:rFonts w:ascii="Courier New" w:hAnsi="Courier New" w:cs="Courier New"/>
           <w:lang w:val="en-US"/>
         </w:rPr>
-        <w:t>for (i = 0; i &lt; num_inputs; i++) {</w:t>
+        <w:t>for (</w:t>
+      </w:r>
+      <w:proofErr w:type="spellStart"/>
+      <w:r>
+        <w:rPr>
+          <w:rFonts w:ascii="Courier New" w:hAnsi="Courier New" w:cs="Courier New"/>
+          <w:lang w:val="en-US"/>
+        </w:rPr>
+        <w:t>i</w:t>
+      </w:r>
+      <w:proofErr w:type="spellEnd"/>
+      <w:r>
+        <w:rPr>
+          <w:rFonts w:ascii="Courier New" w:hAnsi="Courier New" w:cs="Courier New"/>
+          <w:lang w:val="en-US"/>
+        </w:rPr>
+        <w:t xml:space="preserve"> = 0; </w:t>
+      </w:r>
+      <w:proofErr w:type="spellStart"/>
+      <w:r>
+        <w:rPr>
+          <w:rFonts w:ascii="Courier New" w:hAnsi="Courier New" w:cs="Courier New"/>
+          <w:lang w:val="en-US"/>
+        </w:rPr>
+        <w:t>i</w:t>
+      </w:r>
+      <w:proofErr w:type="spellEnd"/>
+      <w:r>
+        <w:rPr>
+          <w:rFonts w:ascii="Courier New" w:hAnsi="Courier New" w:cs="Courier New"/>
+          <w:lang w:val="en-US"/>
+        </w:rPr>
+        <w:t xml:space="preserve"> &lt; </w:t>
+      </w:r>
+      <w:proofErr w:type="spellStart"/>
+      <w:r>
+        <w:rPr>
+          <w:rFonts w:ascii="Courier New" w:hAnsi="Courier New" w:cs="Courier New"/>
+          <w:lang w:val="en-US"/>
+        </w:rPr>
+        <w:t>num_inputs</w:t>
+      </w:r>
+      <w:proofErr w:type="spellEnd"/>
+      <w:r>
+        <w:rPr>
+          <w:rFonts w:ascii="Courier New" w:hAnsi="Courier New" w:cs="Courier New"/>
+          <w:lang w:val="en-US"/>
+        </w:rPr>
+        <w:t xml:space="preserve">; </w:t>
+      </w:r>
+      <w:proofErr w:type="spellStart"/>
+      <w:r>
+        <w:rPr>
+          <w:rFonts w:ascii="Courier New" w:hAnsi="Courier New" w:cs="Courier New"/>
+          <w:lang w:val="en-US"/>
+        </w:rPr>
+        <w:t>i</w:t>
+      </w:r>
+      <w:proofErr w:type="spellEnd"/>
+      <w:r>
+        <w:rPr>
+          <w:rFonts w:ascii="Courier New" w:hAnsi="Courier New" w:cs="Courier New"/>
+          <w:lang w:val="en-US"/>
+        </w:rPr>
+        <w:t>++) {</w:t>
       </w:r>
     </w:p>
     <w:p>
@@ -12539,7 +14373,64 @@
           <w:rFonts w:ascii="Courier New" w:hAnsi="Courier New" w:cs="Courier New"/>
           <w:lang w:val="en-US"/>
         </w:rPr>
-        <w:t xml:space="preserve">sum += test_data[test_addr + i] * </w:t>
+        <w:t xml:space="preserve">sum += </w:t>
+      </w:r>
+      <w:proofErr w:type="spellStart"/>
+      <w:r>
+        <w:rPr>
+          <w:rFonts w:ascii="Courier New" w:hAnsi="Courier New" w:cs="Courier New"/>
+          <w:lang w:val="en-US"/>
+        </w:rPr>
+        <w:t>test_</w:t>
+      </w:r>
+      <w:proofErr w:type="gramStart"/>
+      <w:r>
+        <w:rPr>
+          <w:rFonts w:ascii="Courier New" w:hAnsi="Courier New" w:cs="Courier New"/>
+          <w:lang w:val="en-US"/>
+        </w:rPr>
+        <w:t>data</w:t>
+      </w:r>
+      <w:proofErr w:type="spellEnd"/>
+      <w:r>
+        <w:rPr>
+          <w:rFonts w:ascii="Courier New" w:hAnsi="Courier New" w:cs="Courier New"/>
+          <w:lang w:val="en-US"/>
+        </w:rPr>
+        <w:t>[</w:t>
+      </w:r>
+      <w:proofErr w:type="spellStart"/>
+      <w:proofErr w:type="gramEnd"/>
+      <w:r>
+        <w:rPr>
+          <w:rFonts w:ascii="Courier New" w:hAnsi="Courier New" w:cs="Courier New"/>
+          <w:lang w:val="en-US"/>
+        </w:rPr>
+        <w:t>test_addr</w:t>
+      </w:r>
+      <w:proofErr w:type="spellEnd"/>
+      <w:r>
+        <w:rPr>
+          <w:rFonts w:ascii="Courier New" w:hAnsi="Courier New" w:cs="Courier New"/>
+          <w:lang w:val="en-US"/>
+        </w:rPr>
+        <w:t xml:space="preserve"> + </w:t>
+      </w:r>
+      <w:proofErr w:type="spellStart"/>
+      <w:r>
+        <w:rPr>
+          <w:rFonts w:ascii="Courier New" w:hAnsi="Courier New" w:cs="Courier New"/>
+          <w:lang w:val="en-US"/>
+        </w:rPr>
+        <w:t>i</w:t>
+      </w:r>
+      <w:proofErr w:type="spellEnd"/>
+      <w:r>
+        <w:rPr>
+          <w:rFonts w:ascii="Courier New" w:hAnsi="Courier New" w:cs="Courier New"/>
+          <w:lang w:val="en-US"/>
+        </w:rPr>
+        <w:t xml:space="preserve">] * </w:t>
       </w:r>
     </w:p>
     <w:p>
@@ -12551,13 +14442,24 @@
           <w:lang w:val="en-US"/>
         </w:rPr>
       </w:pPr>
-      <w:r>
-        <w:rPr>
-          <w:rFonts w:ascii="Courier New" w:hAnsi="Courier New" w:cs="Courier New"/>
-          <w:lang w:val="en-US"/>
-        </w:rPr>
-        <w:t>weights[node_id</w:t>
-      </w:r>
+      <w:proofErr w:type="gramStart"/>
+      <w:r>
+        <w:rPr>
+          <w:rFonts w:ascii="Courier New" w:hAnsi="Courier New" w:cs="Courier New"/>
+          <w:lang w:val="en-US"/>
+        </w:rPr>
+        <w:t>weights[</w:t>
+      </w:r>
+      <w:proofErr w:type="spellStart"/>
+      <w:proofErr w:type="gramEnd"/>
+      <w:r>
+        <w:rPr>
+          <w:rFonts w:ascii="Courier New" w:hAnsi="Courier New" w:cs="Courier New"/>
+          <w:lang w:val="en-US"/>
+        </w:rPr>
+        <w:t>node_id</w:t>
+      </w:r>
+      <w:proofErr w:type="spellEnd"/>
       <w:r>
         <w:rPr>
           <w:rFonts w:ascii="Courier New" w:hAnsi="Courier New" w:cs="Courier New"/>
@@ -12570,7 +14472,39 @@
           <w:rFonts w:ascii="Courier New" w:hAnsi="Courier New" w:cs="Courier New"/>
           <w:lang w:val="en-US"/>
         </w:rPr>
-        <w:t>* num_inputs + i];</w:t>
+        <w:t xml:space="preserve">* </w:t>
+      </w:r>
+      <w:proofErr w:type="spellStart"/>
+      <w:r>
+        <w:rPr>
+          <w:rFonts w:ascii="Courier New" w:hAnsi="Courier New" w:cs="Courier New"/>
+          <w:lang w:val="en-US"/>
+        </w:rPr>
+        <w:t>num_inputs</w:t>
+      </w:r>
+      <w:proofErr w:type="spellEnd"/>
+      <w:r>
+        <w:rPr>
+          <w:rFonts w:ascii="Courier New" w:hAnsi="Courier New" w:cs="Courier New"/>
+          <w:lang w:val="en-US"/>
+        </w:rPr>
+        <w:t xml:space="preserve"> + </w:t>
+      </w:r>
+      <w:proofErr w:type="spellStart"/>
+      <w:r>
+        <w:rPr>
+          <w:rFonts w:ascii="Courier New" w:hAnsi="Courier New" w:cs="Courier New"/>
+          <w:lang w:val="en-US"/>
+        </w:rPr>
+        <w:t>i</w:t>
+      </w:r>
+      <w:proofErr w:type="spellEnd"/>
+      <w:r>
+        <w:rPr>
+          <w:rFonts w:ascii="Courier New" w:hAnsi="Courier New" w:cs="Courier New"/>
+          <w:lang w:val="en-US"/>
+        </w:rPr>
+        <w:t>];</w:t>
       </w:r>
     </w:p>
     <w:p>
@@ -12604,7 +14538,39 @@
           <w:rFonts w:ascii="Courier New" w:hAnsi="Courier New" w:cs="Courier New"/>
           <w:lang w:val="en-US"/>
         </w:rPr>
-        <w:t>sum += bias_weights[node_id];</w:t>
+        <w:t xml:space="preserve">sum += </w:t>
+      </w:r>
+      <w:proofErr w:type="spellStart"/>
+      <w:r>
+        <w:rPr>
+          <w:rFonts w:ascii="Courier New" w:hAnsi="Courier New" w:cs="Courier New"/>
+          <w:lang w:val="en-US"/>
+        </w:rPr>
+        <w:t>bias_weights</w:t>
+      </w:r>
+      <w:proofErr w:type="spellEnd"/>
+      <w:r>
+        <w:rPr>
+          <w:rFonts w:ascii="Courier New" w:hAnsi="Courier New" w:cs="Courier New"/>
+          <w:lang w:val="en-US"/>
+        </w:rPr>
+        <w:t>[</w:t>
+      </w:r>
+      <w:proofErr w:type="spellStart"/>
+      <w:r>
+        <w:rPr>
+          <w:rFonts w:ascii="Courier New" w:hAnsi="Courier New" w:cs="Courier New"/>
+          <w:lang w:val="en-US"/>
+        </w:rPr>
+        <w:t>node_id</w:t>
+      </w:r>
+      <w:proofErr w:type="spellEnd"/>
+      <w:r>
+        <w:rPr>
+          <w:rFonts w:ascii="Courier New" w:hAnsi="Courier New" w:cs="Courier New"/>
+          <w:lang w:val="en-US"/>
+        </w:rPr>
+        <w:t>];</w:t>
       </w:r>
     </w:p>
     <w:p>
@@ -12621,7 +14587,39 @@
           <w:rFonts w:ascii="Courier New" w:hAnsi="Courier New" w:cs="Courier New"/>
           <w:lang w:val="en-US"/>
         </w:rPr>
-        <w:t>layer1[node_id] = max(0.0, sum);</w:t>
+        <w:t>layer1[</w:t>
+      </w:r>
+      <w:proofErr w:type="spellStart"/>
+      <w:r>
+        <w:rPr>
+          <w:rFonts w:ascii="Courier New" w:hAnsi="Courier New" w:cs="Courier New"/>
+          <w:lang w:val="en-US"/>
+        </w:rPr>
+        <w:t>node_id</w:t>
+      </w:r>
+      <w:proofErr w:type="spellEnd"/>
+      <w:r>
+        <w:rPr>
+          <w:rFonts w:ascii="Courier New" w:hAnsi="Courier New" w:cs="Courier New"/>
+          <w:lang w:val="en-US"/>
+        </w:rPr>
+        <w:t xml:space="preserve">] = </w:t>
+      </w:r>
+      <w:proofErr w:type="gramStart"/>
+      <w:r>
+        <w:rPr>
+          <w:rFonts w:ascii="Courier New" w:hAnsi="Courier New" w:cs="Courier New"/>
+          <w:lang w:val="en-US"/>
+        </w:rPr>
+        <w:t>max(</w:t>
+      </w:r>
+      <w:proofErr w:type="gramEnd"/>
+      <w:r>
+        <w:rPr>
+          <w:rFonts w:ascii="Courier New" w:hAnsi="Courier New" w:cs="Courier New"/>
+          <w:lang w:val="en-US"/>
+        </w:rPr>
+        <w:t>0.0, sum);</w:t>
       </w:r>
     </w:p>
     <w:p>
@@ -12650,12 +14648,30 @@
           <w:lang w:val="en-US"/>
         </w:rPr>
       </w:pPr>
-      <w:r>
-        <w:rPr>
-          <w:rFonts w:ascii="Courier New" w:hAnsi="Courier New" w:cs="Courier New"/>
-          <w:lang w:val="en-US"/>
-        </w:rPr>
-        <w:t>workgroupBarrier();</w:t>
+      <w:proofErr w:type="spellStart"/>
+      <w:proofErr w:type="gramStart"/>
+      <w:r>
+        <w:rPr>
+          <w:rFonts w:ascii="Courier New" w:hAnsi="Courier New" w:cs="Courier New"/>
+          <w:lang w:val="en-US"/>
+        </w:rPr>
+        <w:t>workgroupBarrier</w:t>
+      </w:r>
+      <w:proofErr w:type="spellEnd"/>
+      <w:r>
+        <w:rPr>
+          <w:rFonts w:ascii="Courier New" w:hAnsi="Courier New" w:cs="Courier New"/>
+          <w:lang w:val="en-US"/>
+        </w:rPr>
+        <w:t>(</w:t>
+      </w:r>
+      <w:proofErr w:type="gramEnd"/>
+      <w:r>
+        <w:rPr>
+          <w:rFonts w:ascii="Courier New" w:hAnsi="Courier New" w:cs="Courier New"/>
+          <w:lang w:val="en-US"/>
+        </w:rPr>
+        <w:t>);</w:t>
       </w:r>
     </w:p>
     <w:p>
@@ -12684,12 +14700,38 @@
           <w:lang w:val="en-US"/>
         </w:rPr>
       </w:pPr>
-      <w:r>
-        <w:rPr>
-          <w:rFonts w:ascii="Courier New" w:hAnsi="Courier New" w:cs="Courier New"/>
-          <w:lang w:val="en-US"/>
-        </w:rPr>
-        <w:t>weight_addr = l1_size * num_inputs;</w:t>
+      <w:proofErr w:type="spellStart"/>
+      <w:r>
+        <w:rPr>
+          <w:rFonts w:ascii="Courier New" w:hAnsi="Courier New" w:cs="Courier New"/>
+          <w:lang w:val="en-US"/>
+        </w:rPr>
+        <w:lastRenderedPageBreak/>
+        <w:t>weight_addr</w:t>
+      </w:r>
+      <w:proofErr w:type="spellEnd"/>
+      <w:r>
+        <w:rPr>
+          <w:rFonts w:ascii="Courier New" w:hAnsi="Courier New" w:cs="Courier New"/>
+          <w:lang w:val="en-US"/>
+        </w:rPr>
+        <w:t xml:space="preserve"> = l1_size * </w:t>
+      </w:r>
+      <w:proofErr w:type="spellStart"/>
+      <w:r>
+        <w:rPr>
+          <w:rFonts w:ascii="Courier New" w:hAnsi="Courier New" w:cs="Courier New"/>
+          <w:lang w:val="en-US"/>
+        </w:rPr>
+        <w:t>num_inputs</w:t>
+      </w:r>
+      <w:proofErr w:type="spellEnd"/>
+      <w:r>
+        <w:rPr>
+          <w:rFonts w:ascii="Courier New" w:hAnsi="Courier New" w:cs="Courier New"/>
+          <w:lang w:val="en-US"/>
+        </w:rPr>
+        <w:t>;</w:t>
       </w:r>
     </w:p>
     <w:p>
@@ -12701,12 +14743,21 @@
           <w:lang w:val="en-US"/>
         </w:rPr>
       </w:pPr>
-      <w:r>
-        <w:rPr>
-          <w:rFonts w:ascii="Courier New" w:hAnsi="Courier New" w:cs="Courier New"/>
-          <w:lang w:val="en-US"/>
-        </w:rPr>
-        <w:t>bias_addr = l1_size;</w:t>
+      <w:proofErr w:type="spellStart"/>
+      <w:r>
+        <w:rPr>
+          <w:rFonts w:ascii="Courier New" w:hAnsi="Courier New" w:cs="Courier New"/>
+          <w:lang w:val="en-US"/>
+        </w:rPr>
+        <w:t>bias_addr</w:t>
+      </w:r>
+      <w:proofErr w:type="spellEnd"/>
+      <w:r>
+        <w:rPr>
+          <w:rFonts w:ascii="Courier New" w:hAnsi="Courier New" w:cs="Courier New"/>
+          <w:lang w:val="en-US"/>
+        </w:rPr>
+        <w:t xml:space="preserve"> = l1_size;</w:t>
       </w:r>
     </w:p>
     <w:p>
@@ -12723,7 +14774,23 @@
           <w:rFonts w:ascii="Courier New" w:hAnsi="Courier New" w:cs="Courier New"/>
           <w:lang w:val="en-US"/>
         </w:rPr>
-        <w:t>if (batch_id == 0) {</w:t>
+        <w:t>if (</w:t>
+      </w:r>
+      <w:proofErr w:type="spellStart"/>
+      <w:r>
+        <w:rPr>
+          <w:rFonts w:ascii="Courier New" w:hAnsi="Courier New" w:cs="Courier New"/>
+          <w:lang w:val="en-US"/>
+        </w:rPr>
+        <w:t>batch_id</w:t>
+      </w:r>
+      <w:proofErr w:type="spellEnd"/>
+      <w:r>
+        <w:rPr>
+          <w:rFonts w:ascii="Courier New" w:hAnsi="Courier New" w:cs="Courier New"/>
+          <w:lang w:val="en-US"/>
+        </w:rPr>
+        <w:t xml:space="preserve"> == 0) {</w:t>
       </w:r>
     </w:p>
     <w:p>
@@ -12757,7 +14824,55 @@
           <w:rFonts w:ascii="Courier New" w:hAnsi="Courier New" w:cs="Courier New"/>
           <w:lang w:val="en-US"/>
         </w:rPr>
-        <w:t>for (i = 0; i &lt; l1_size; i++) {</w:t>
+        <w:t>for (</w:t>
+      </w:r>
+      <w:proofErr w:type="spellStart"/>
+      <w:r>
+        <w:rPr>
+          <w:rFonts w:ascii="Courier New" w:hAnsi="Courier New" w:cs="Courier New"/>
+          <w:lang w:val="en-US"/>
+        </w:rPr>
+        <w:t>i</w:t>
+      </w:r>
+      <w:proofErr w:type="spellEnd"/>
+      <w:r>
+        <w:rPr>
+          <w:rFonts w:ascii="Courier New" w:hAnsi="Courier New" w:cs="Courier New"/>
+          <w:lang w:val="en-US"/>
+        </w:rPr>
+        <w:t xml:space="preserve"> = 0; </w:t>
+      </w:r>
+      <w:proofErr w:type="spellStart"/>
+      <w:r>
+        <w:rPr>
+          <w:rFonts w:ascii="Courier New" w:hAnsi="Courier New" w:cs="Courier New"/>
+          <w:lang w:val="en-US"/>
+        </w:rPr>
+        <w:t>i</w:t>
+      </w:r>
+      <w:proofErr w:type="spellEnd"/>
+      <w:r>
+        <w:rPr>
+          <w:rFonts w:ascii="Courier New" w:hAnsi="Courier New" w:cs="Courier New"/>
+          <w:lang w:val="en-US"/>
+        </w:rPr>
+        <w:t xml:space="preserve"> &lt; l1_size; </w:t>
+      </w:r>
+      <w:proofErr w:type="spellStart"/>
+      <w:r>
+        <w:rPr>
+          <w:rFonts w:ascii="Courier New" w:hAnsi="Courier New" w:cs="Courier New"/>
+          <w:lang w:val="en-US"/>
+        </w:rPr>
+        <w:t>i</w:t>
+      </w:r>
+      <w:proofErr w:type="spellEnd"/>
+      <w:r>
+        <w:rPr>
+          <w:rFonts w:ascii="Courier New" w:hAnsi="Courier New" w:cs="Courier New"/>
+          <w:lang w:val="en-US"/>
+        </w:rPr>
+        <w:t>++) {</w:t>
       </w:r>
     </w:p>
     <w:p>
@@ -12774,7 +14889,23 @@
           <w:rFonts w:ascii="Courier New" w:hAnsi="Courier New" w:cs="Courier New"/>
           <w:lang w:val="en-US"/>
         </w:rPr>
-        <w:t xml:space="preserve">sum += layer1[i] * </w:t>
+        <w:t>sum += layer1[</w:t>
+      </w:r>
+      <w:proofErr w:type="spellStart"/>
+      <w:r>
+        <w:rPr>
+          <w:rFonts w:ascii="Courier New" w:hAnsi="Courier New" w:cs="Courier New"/>
+          <w:lang w:val="en-US"/>
+        </w:rPr>
+        <w:t>i</w:t>
+      </w:r>
+      <w:proofErr w:type="spellEnd"/>
+      <w:r>
+        <w:rPr>
+          <w:rFonts w:ascii="Courier New" w:hAnsi="Courier New" w:cs="Courier New"/>
+          <w:lang w:val="en-US"/>
+        </w:rPr>
+        <w:t xml:space="preserve">] * </w:t>
       </w:r>
     </w:p>
     <w:p>
@@ -12786,12 +14917,62 @@
           <w:lang w:val="en-US"/>
         </w:rPr>
       </w:pPr>
-      <w:r>
-        <w:rPr>
-          <w:rFonts w:ascii="Courier New" w:hAnsi="Courier New" w:cs="Courier New"/>
-          <w:lang w:val="en-US"/>
-        </w:rPr>
-        <w:t>weights[weight_addr + node_id * l1_size + i];</w:t>
+      <w:proofErr w:type="gramStart"/>
+      <w:r>
+        <w:rPr>
+          <w:rFonts w:ascii="Courier New" w:hAnsi="Courier New" w:cs="Courier New"/>
+          <w:lang w:val="en-US"/>
+        </w:rPr>
+        <w:t>weights[</w:t>
+      </w:r>
+      <w:proofErr w:type="spellStart"/>
+      <w:proofErr w:type="gramEnd"/>
+      <w:r>
+        <w:rPr>
+          <w:rFonts w:ascii="Courier New" w:hAnsi="Courier New" w:cs="Courier New"/>
+          <w:lang w:val="en-US"/>
+        </w:rPr>
+        <w:t>weight_addr</w:t>
+      </w:r>
+      <w:proofErr w:type="spellEnd"/>
+      <w:r>
+        <w:rPr>
+          <w:rFonts w:ascii="Courier New" w:hAnsi="Courier New" w:cs="Courier New"/>
+          <w:lang w:val="en-US"/>
+        </w:rPr>
+        <w:t xml:space="preserve"> + </w:t>
+      </w:r>
+      <w:proofErr w:type="spellStart"/>
+      <w:r>
+        <w:rPr>
+          <w:rFonts w:ascii="Courier New" w:hAnsi="Courier New" w:cs="Courier New"/>
+          <w:lang w:val="en-US"/>
+        </w:rPr>
+        <w:t>node_id</w:t>
+      </w:r>
+      <w:proofErr w:type="spellEnd"/>
+      <w:r>
+        <w:rPr>
+          <w:rFonts w:ascii="Courier New" w:hAnsi="Courier New" w:cs="Courier New"/>
+          <w:lang w:val="en-US"/>
+        </w:rPr>
+        <w:t xml:space="preserve"> * l1_size + </w:t>
+      </w:r>
+      <w:proofErr w:type="spellStart"/>
+      <w:r>
+        <w:rPr>
+          <w:rFonts w:ascii="Courier New" w:hAnsi="Courier New" w:cs="Courier New"/>
+          <w:lang w:val="en-US"/>
+        </w:rPr>
+        <w:t>i</w:t>
+      </w:r>
+      <w:proofErr w:type="spellEnd"/>
+      <w:r>
+        <w:rPr>
+          <w:rFonts w:ascii="Courier New" w:hAnsi="Courier New" w:cs="Courier New"/>
+          <w:lang w:val="en-US"/>
+        </w:rPr>
+        <w:t>];</w:t>
       </w:r>
     </w:p>
     <w:p>
@@ -12825,7 +15006,64 @@
           <w:rFonts w:ascii="Courier New" w:hAnsi="Courier New" w:cs="Courier New"/>
           <w:lang w:val="en-US"/>
         </w:rPr>
-        <w:t>sum += bias_weights[bias_addr + node_id];</w:t>
+        <w:t xml:space="preserve">sum += </w:t>
+      </w:r>
+      <w:proofErr w:type="spellStart"/>
+      <w:r>
+        <w:rPr>
+          <w:rFonts w:ascii="Courier New" w:hAnsi="Courier New" w:cs="Courier New"/>
+          <w:lang w:val="en-US"/>
+        </w:rPr>
+        <w:t>bias_</w:t>
+      </w:r>
+      <w:proofErr w:type="gramStart"/>
+      <w:r>
+        <w:rPr>
+          <w:rFonts w:ascii="Courier New" w:hAnsi="Courier New" w:cs="Courier New"/>
+          <w:lang w:val="en-US"/>
+        </w:rPr>
+        <w:t>weights</w:t>
+      </w:r>
+      <w:proofErr w:type="spellEnd"/>
+      <w:r>
+        <w:rPr>
+          <w:rFonts w:ascii="Courier New" w:hAnsi="Courier New" w:cs="Courier New"/>
+          <w:lang w:val="en-US"/>
+        </w:rPr>
+        <w:t>[</w:t>
+      </w:r>
+      <w:proofErr w:type="spellStart"/>
+      <w:proofErr w:type="gramEnd"/>
+      <w:r>
+        <w:rPr>
+          <w:rFonts w:ascii="Courier New" w:hAnsi="Courier New" w:cs="Courier New"/>
+          <w:lang w:val="en-US"/>
+        </w:rPr>
+        <w:t>bias_addr</w:t>
+      </w:r>
+      <w:proofErr w:type="spellEnd"/>
+      <w:r>
+        <w:rPr>
+          <w:rFonts w:ascii="Courier New" w:hAnsi="Courier New" w:cs="Courier New"/>
+          <w:lang w:val="en-US"/>
+        </w:rPr>
+        <w:t xml:space="preserve"> + </w:t>
+      </w:r>
+      <w:proofErr w:type="spellStart"/>
+      <w:r>
+        <w:rPr>
+          <w:rFonts w:ascii="Courier New" w:hAnsi="Courier New" w:cs="Courier New"/>
+          <w:lang w:val="en-US"/>
+        </w:rPr>
+        <w:t>node_id</w:t>
+      </w:r>
+      <w:proofErr w:type="spellEnd"/>
+      <w:r>
+        <w:rPr>
+          <w:rFonts w:ascii="Courier New" w:hAnsi="Courier New" w:cs="Courier New"/>
+          <w:lang w:val="en-US"/>
+        </w:rPr>
+        <w:t>];</w:t>
       </w:r>
     </w:p>
     <w:p>
@@ -12842,7 +15080,39 @@
           <w:rFonts w:ascii="Courier New" w:hAnsi="Courier New" w:cs="Courier New"/>
           <w:lang w:val="en-US"/>
         </w:rPr>
-        <w:t>layer2[node_id] = max(0.0, sum);</w:t>
+        <w:t>layer2[</w:t>
+      </w:r>
+      <w:proofErr w:type="spellStart"/>
+      <w:r>
+        <w:rPr>
+          <w:rFonts w:ascii="Courier New" w:hAnsi="Courier New" w:cs="Courier New"/>
+          <w:lang w:val="en-US"/>
+        </w:rPr>
+        <w:t>node_id</w:t>
+      </w:r>
+      <w:proofErr w:type="spellEnd"/>
+      <w:r>
+        <w:rPr>
+          <w:rFonts w:ascii="Courier New" w:hAnsi="Courier New" w:cs="Courier New"/>
+          <w:lang w:val="en-US"/>
+        </w:rPr>
+        <w:t xml:space="preserve">] = </w:t>
+      </w:r>
+      <w:proofErr w:type="gramStart"/>
+      <w:r>
+        <w:rPr>
+          <w:rFonts w:ascii="Courier New" w:hAnsi="Courier New" w:cs="Courier New"/>
+          <w:lang w:val="en-US"/>
+        </w:rPr>
+        <w:t>max(</w:t>
+      </w:r>
+      <w:proofErr w:type="gramEnd"/>
+      <w:r>
+        <w:rPr>
+          <w:rFonts w:ascii="Courier New" w:hAnsi="Courier New" w:cs="Courier New"/>
+          <w:lang w:val="en-US"/>
+        </w:rPr>
+        <w:t>0.0, sum);</w:t>
       </w:r>
     </w:p>
     <w:p>
@@ -12871,12 +15141,30 @@
           <w:lang w:val="en-US"/>
         </w:rPr>
       </w:pPr>
-      <w:r>
-        <w:rPr>
-          <w:rFonts w:ascii="Courier New" w:hAnsi="Courier New" w:cs="Courier New"/>
-          <w:lang w:val="en-US"/>
-        </w:rPr>
-        <w:t>workgroupBarrier();</w:t>
+      <w:proofErr w:type="spellStart"/>
+      <w:proofErr w:type="gramStart"/>
+      <w:r>
+        <w:rPr>
+          <w:rFonts w:ascii="Courier New" w:hAnsi="Courier New" w:cs="Courier New"/>
+          <w:lang w:val="en-US"/>
+        </w:rPr>
+        <w:t>workgroupBarrier</w:t>
+      </w:r>
+      <w:proofErr w:type="spellEnd"/>
+      <w:r>
+        <w:rPr>
+          <w:rFonts w:ascii="Courier New" w:hAnsi="Courier New" w:cs="Courier New"/>
+          <w:lang w:val="en-US"/>
+        </w:rPr>
+        <w:t>(</w:t>
+      </w:r>
+      <w:proofErr w:type="gramEnd"/>
+      <w:r>
+        <w:rPr>
+          <w:rFonts w:ascii="Courier New" w:hAnsi="Courier New" w:cs="Courier New"/>
+          <w:lang w:val="en-US"/>
+        </w:rPr>
+        <w:t>);</w:t>
       </w:r>
     </w:p>
     <w:p>
@@ -12905,12 +15193,21 @@
           <w:lang w:val="en-US"/>
         </w:rPr>
       </w:pPr>
-      <w:r>
-        <w:rPr>
-          <w:rFonts w:ascii="Courier New" w:hAnsi="Courier New" w:cs="Courier New"/>
-          <w:lang w:val="en-US"/>
-        </w:rPr>
-        <w:t>weight_addr += l2_size * l1_size;</w:t>
+      <w:proofErr w:type="spellStart"/>
+      <w:r>
+        <w:rPr>
+          <w:rFonts w:ascii="Courier New" w:hAnsi="Courier New" w:cs="Courier New"/>
+          <w:lang w:val="en-US"/>
+        </w:rPr>
+        <w:t>weight_addr</w:t>
+      </w:r>
+      <w:proofErr w:type="spellEnd"/>
+      <w:r>
+        <w:rPr>
+          <w:rFonts w:ascii="Courier New" w:hAnsi="Courier New" w:cs="Courier New"/>
+          <w:lang w:val="en-US"/>
+        </w:rPr>
+        <w:t xml:space="preserve"> += l2_size * l1_size;</w:t>
       </w:r>
     </w:p>
     <w:p>
@@ -12922,12 +15219,21 @@
           <w:lang w:val="en-US"/>
         </w:rPr>
       </w:pPr>
-      <w:r>
-        <w:rPr>
-          <w:rFonts w:ascii="Courier New" w:hAnsi="Courier New" w:cs="Courier New"/>
-          <w:lang w:val="en-US"/>
-        </w:rPr>
-        <w:t>bias_addr += l2_size;</w:t>
+      <w:proofErr w:type="spellStart"/>
+      <w:r>
+        <w:rPr>
+          <w:rFonts w:ascii="Courier New" w:hAnsi="Courier New" w:cs="Courier New"/>
+          <w:lang w:val="en-US"/>
+        </w:rPr>
+        <w:t>bias_addr</w:t>
+      </w:r>
+      <w:proofErr w:type="spellEnd"/>
+      <w:r>
+        <w:rPr>
+          <w:rFonts w:ascii="Courier New" w:hAnsi="Courier New" w:cs="Courier New"/>
+          <w:lang w:val="en-US"/>
+        </w:rPr>
+        <w:t xml:space="preserve"> += l2_size;</w:t>
       </w:r>
     </w:p>
     <w:p>
@@ -12939,12 +15245,53 @@
           <w:lang w:val="en-US"/>
         </w:rPr>
       </w:pPr>
-      <w:r>
-        <w:rPr>
-          <w:rFonts w:ascii="Courier New" w:hAnsi="Courier New" w:cs="Courier New"/>
-          <w:lang w:val="en-US"/>
-        </w:rPr>
-        <w:t>if((batch_id == 0) &amp;&amp; (node_id &lt; l3_size)) {</w:t>
+      <w:proofErr w:type="gramStart"/>
+      <w:r>
+        <w:rPr>
+          <w:rFonts w:ascii="Courier New" w:hAnsi="Courier New" w:cs="Courier New"/>
+          <w:lang w:val="en-US"/>
+        </w:rPr>
+        <w:t>if(</w:t>
+      </w:r>
+      <w:proofErr w:type="gramEnd"/>
+      <w:r>
+        <w:rPr>
+          <w:rFonts w:ascii="Courier New" w:hAnsi="Courier New" w:cs="Courier New"/>
+          <w:lang w:val="en-US"/>
+        </w:rPr>
+        <w:t>(</w:t>
+      </w:r>
+      <w:proofErr w:type="spellStart"/>
+      <w:r>
+        <w:rPr>
+          <w:rFonts w:ascii="Courier New" w:hAnsi="Courier New" w:cs="Courier New"/>
+          <w:lang w:val="en-US"/>
+        </w:rPr>
+        <w:t>batch_id</w:t>
+      </w:r>
+      <w:proofErr w:type="spellEnd"/>
+      <w:r>
+        <w:rPr>
+          <w:rFonts w:ascii="Courier New" w:hAnsi="Courier New" w:cs="Courier New"/>
+          <w:lang w:val="en-US"/>
+        </w:rPr>
+        <w:t xml:space="preserve"> == 0) &amp;&amp; (</w:t>
+      </w:r>
+      <w:proofErr w:type="spellStart"/>
+      <w:r>
+        <w:rPr>
+          <w:rFonts w:ascii="Courier New" w:hAnsi="Courier New" w:cs="Courier New"/>
+          <w:lang w:val="en-US"/>
+        </w:rPr>
+        <w:t>node_id</w:t>
+      </w:r>
+      <w:proofErr w:type="spellEnd"/>
+      <w:r>
+        <w:rPr>
+          <w:rFonts w:ascii="Courier New" w:hAnsi="Courier New" w:cs="Courier New"/>
+          <w:lang w:val="en-US"/>
+        </w:rPr>
+        <w:t xml:space="preserve"> &lt; l3_size)) {</w:t>
       </w:r>
     </w:p>
     <w:p>
@@ -12978,7 +15325,55 @@
           <w:rFonts w:ascii="Courier New" w:hAnsi="Courier New" w:cs="Courier New"/>
           <w:lang w:val="en-US"/>
         </w:rPr>
-        <w:t>for (i = 0; i &lt; l2_size; i++) {</w:t>
+        <w:t>for (</w:t>
+      </w:r>
+      <w:proofErr w:type="spellStart"/>
+      <w:r>
+        <w:rPr>
+          <w:rFonts w:ascii="Courier New" w:hAnsi="Courier New" w:cs="Courier New"/>
+          <w:lang w:val="en-US"/>
+        </w:rPr>
+        <w:t>i</w:t>
+      </w:r>
+      <w:proofErr w:type="spellEnd"/>
+      <w:r>
+        <w:rPr>
+          <w:rFonts w:ascii="Courier New" w:hAnsi="Courier New" w:cs="Courier New"/>
+          <w:lang w:val="en-US"/>
+        </w:rPr>
+        <w:t xml:space="preserve"> = 0; </w:t>
+      </w:r>
+      <w:proofErr w:type="spellStart"/>
+      <w:r>
+        <w:rPr>
+          <w:rFonts w:ascii="Courier New" w:hAnsi="Courier New" w:cs="Courier New"/>
+          <w:lang w:val="en-US"/>
+        </w:rPr>
+        <w:t>i</w:t>
+      </w:r>
+      <w:proofErr w:type="spellEnd"/>
+      <w:r>
+        <w:rPr>
+          <w:rFonts w:ascii="Courier New" w:hAnsi="Courier New" w:cs="Courier New"/>
+          <w:lang w:val="en-US"/>
+        </w:rPr>
+        <w:t xml:space="preserve"> &lt; l2_size; </w:t>
+      </w:r>
+      <w:proofErr w:type="spellStart"/>
+      <w:r>
+        <w:rPr>
+          <w:rFonts w:ascii="Courier New" w:hAnsi="Courier New" w:cs="Courier New"/>
+          <w:lang w:val="en-US"/>
+        </w:rPr>
+        <w:t>i</w:t>
+      </w:r>
+      <w:proofErr w:type="spellEnd"/>
+      <w:r>
+        <w:rPr>
+          <w:rFonts w:ascii="Courier New" w:hAnsi="Courier New" w:cs="Courier New"/>
+          <w:lang w:val="en-US"/>
+        </w:rPr>
+        <w:t>++) {</w:t>
       </w:r>
     </w:p>
     <w:p>
@@ -12995,7 +15390,23 @@
           <w:rFonts w:ascii="Courier New" w:hAnsi="Courier New" w:cs="Courier New"/>
           <w:lang w:val="en-US"/>
         </w:rPr>
-        <w:t xml:space="preserve">sum += layer2[i] * </w:t>
+        <w:t>sum += layer2[</w:t>
+      </w:r>
+      <w:proofErr w:type="spellStart"/>
+      <w:r>
+        <w:rPr>
+          <w:rFonts w:ascii="Courier New" w:hAnsi="Courier New" w:cs="Courier New"/>
+          <w:lang w:val="en-US"/>
+        </w:rPr>
+        <w:t>i</w:t>
+      </w:r>
+      <w:proofErr w:type="spellEnd"/>
+      <w:r>
+        <w:rPr>
+          <w:rFonts w:ascii="Courier New" w:hAnsi="Courier New" w:cs="Courier New"/>
+          <w:lang w:val="en-US"/>
+        </w:rPr>
+        <w:t xml:space="preserve">] * </w:t>
       </w:r>
     </w:p>
     <w:p>
@@ -13007,12 +15418,62 @@
           <w:lang w:val="en-US"/>
         </w:rPr>
       </w:pPr>
-      <w:r>
-        <w:rPr>
-          <w:rFonts w:ascii="Courier New" w:hAnsi="Courier New" w:cs="Courier New"/>
-          <w:lang w:val="en-US"/>
-        </w:rPr>
-        <w:t>weights[weight_addr + node_id * l2_size + i];</w:t>
+      <w:proofErr w:type="gramStart"/>
+      <w:r>
+        <w:rPr>
+          <w:rFonts w:ascii="Courier New" w:hAnsi="Courier New" w:cs="Courier New"/>
+          <w:lang w:val="en-US"/>
+        </w:rPr>
+        <w:t>weights[</w:t>
+      </w:r>
+      <w:proofErr w:type="spellStart"/>
+      <w:proofErr w:type="gramEnd"/>
+      <w:r>
+        <w:rPr>
+          <w:rFonts w:ascii="Courier New" w:hAnsi="Courier New" w:cs="Courier New"/>
+          <w:lang w:val="en-US"/>
+        </w:rPr>
+        <w:t>weight_addr</w:t>
+      </w:r>
+      <w:proofErr w:type="spellEnd"/>
+      <w:r>
+        <w:rPr>
+          <w:rFonts w:ascii="Courier New" w:hAnsi="Courier New" w:cs="Courier New"/>
+          <w:lang w:val="en-US"/>
+        </w:rPr>
+        <w:t xml:space="preserve"> + </w:t>
+      </w:r>
+      <w:proofErr w:type="spellStart"/>
+      <w:r>
+        <w:rPr>
+          <w:rFonts w:ascii="Courier New" w:hAnsi="Courier New" w:cs="Courier New"/>
+          <w:lang w:val="en-US"/>
+        </w:rPr>
+        <w:t>node_id</w:t>
+      </w:r>
+      <w:proofErr w:type="spellEnd"/>
+      <w:r>
+        <w:rPr>
+          <w:rFonts w:ascii="Courier New" w:hAnsi="Courier New" w:cs="Courier New"/>
+          <w:lang w:val="en-US"/>
+        </w:rPr>
+        <w:t xml:space="preserve"> * l2_size + </w:t>
+      </w:r>
+      <w:proofErr w:type="spellStart"/>
+      <w:r>
+        <w:rPr>
+          <w:rFonts w:ascii="Courier New" w:hAnsi="Courier New" w:cs="Courier New"/>
+          <w:lang w:val="en-US"/>
+        </w:rPr>
+        <w:t>i</w:t>
+      </w:r>
+      <w:proofErr w:type="spellEnd"/>
+      <w:r>
+        <w:rPr>
+          <w:rFonts w:ascii="Courier New" w:hAnsi="Courier New" w:cs="Courier New"/>
+          <w:lang w:val="en-US"/>
+        </w:rPr>
+        <w:t>];</w:t>
       </w:r>
     </w:p>
     <w:p>
@@ -13046,7 +15507,64 @@
           <w:rFonts w:ascii="Courier New" w:hAnsi="Courier New" w:cs="Courier New"/>
           <w:lang w:val="en-US"/>
         </w:rPr>
-        <w:t>sum += bias_weights[bias_addr + node_id];</w:t>
+        <w:t xml:space="preserve">sum += </w:t>
+      </w:r>
+      <w:proofErr w:type="spellStart"/>
+      <w:r>
+        <w:rPr>
+          <w:rFonts w:ascii="Courier New" w:hAnsi="Courier New" w:cs="Courier New"/>
+          <w:lang w:val="en-US"/>
+        </w:rPr>
+        <w:t>bias_</w:t>
+      </w:r>
+      <w:proofErr w:type="gramStart"/>
+      <w:r>
+        <w:rPr>
+          <w:rFonts w:ascii="Courier New" w:hAnsi="Courier New" w:cs="Courier New"/>
+          <w:lang w:val="en-US"/>
+        </w:rPr>
+        <w:t>weights</w:t>
+      </w:r>
+      <w:proofErr w:type="spellEnd"/>
+      <w:r>
+        <w:rPr>
+          <w:rFonts w:ascii="Courier New" w:hAnsi="Courier New" w:cs="Courier New"/>
+          <w:lang w:val="en-US"/>
+        </w:rPr>
+        <w:t>[</w:t>
+      </w:r>
+      <w:proofErr w:type="spellStart"/>
+      <w:proofErr w:type="gramEnd"/>
+      <w:r>
+        <w:rPr>
+          <w:rFonts w:ascii="Courier New" w:hAnsi="Courier New" w:cs="Courier New"/>
+          <w:lang w:val="en-US"/>
+        </w:rPr>
+        <w:t>bias_addr</w:t>
+      </w:r>
+      <w:proofErr w:type="spellEnd"/>
+      <w:r>
+        <w:rPr>
+          <w:rFonts w:ascii="Courier New" w:hAnsi="Courier New" w:cs="Courier New"/>
+          <w:lang w:val="en-US"/>
+        </w:rPr>
+        <w:t xml:space="preserve"> + </w:t>
+      </w:r>
+      <w:proofErr w:type="spellStart"/>
+      <w:r>
+        <w:rPr>
+          <w:rFonts w:ascii="Courier New" w:hAnsi="Courier New" w:cs="Courier New"/>
+          <w:lang w:val="en-US"/>
+        </w:rPr>
+        <w:t>node_id</w:t>
+      </w:r>
+      <w:proofErr w:type="spellEnd"/>
+      <w:r>
+        <w:rPr>
+          <w:rFonts w:ascii="Courier New" w:hAnsi="Courier New" w:cs="Courier New"/>
+          <w:lang w:val="en-US"/>
+        </w:rPr>
+        <w:t>];</w:t>
       </w:r>
     </w:p>
     <w:p>
@@ -13063,7 +15581,23 @@
           <w:rFonts w:ascii="Courier New" w:hAnsi="Courier New" w:cs="Courier New"/>
           <w:lang w:val="en-US"/>
         </w:rPr>
-        <w:t>layer3[node_id] = sum;</w:t>
+        <w:t>layer3[</w:t>
+      </w:r>
+      <w:proofErr w:type="spellStart"/>
+      <w:r>
+        <w:rPr>
+          <w:rFonts w:ascii="Courier New" w:hAnsi="Courier New" w:cs="Courier New"/>
+          <w:lang w:val="en-US"/>
+        </w:rPr>
+        <w:t>node_id</w:t>
+      </w:r>
+      <w:proofErr w:type="spellEnd"/>
+      <w:r>
+        <w:rPr>
+          <w:rFonts w:ascii="Courier New" w:hAnsi="Courier New" w:cs="Courier New"/>
+          <w:lang w:val="en-US"/>
+        </w:rPr>
+        <w:t>] = sum;</w:t>
       </w:r>
     </w:p>
     <w:p>
@@ -13092,12 +15626,30 @@
           <w:lang w:val="en-US"/>
         </w:rPr>
       </w:pPr>
-      <w:r>
-        <w:rPr>
-          <w:rFonts w:ascii="Courier New" w:hAnsi="Courier New" w:cs="Courier New"/>
-          <w:lang w:val="en-US"/>
-        </w:rPr>
-        <w:t>workgroupBarrier();</w:t>
+      <w:proofErr w:type="spellStart"/>
+      <w:proofErr w:type="gramStart"/>
+      <w:r>
+        <w:rPr>
+          <w:rFonts w:ascii="Courier New" w:hAnsi="Courier New" w:cs="Courier New"/>
+          <w:lang w:val="en-US"/>
+        </w:rPr>
+        <w:t>workgroupBarrier</w:t>
+      </w:r>
+      <w:proofErr w:type="spellEnd"/>
+      <w:r>
+        <w:rPr>
+          <w:rFonts w:ascii="Courier New" w:hAnsi="Courier New" w:cs="Courier New"/>
+          <w:lang w:val="en-US"/>
+        </w:rPr>
+        <w:t>(</w:t>
+      </w:r>
+      <w:proofErr w:type="gramEnd"/>
+      <w:r>
+        <w:rPr>
+          <w:rFonts w:ascii="Courier New" w:hAnsi="Courier New" w:cs="Courier New"/>
+          <w:lang w:val="en-US"/>
+        </w:rPr>
+        <w:t>);</w:t>
       </w:r>
     </w:p>
     <w:p>
@@ -13131,7 +15683,44 @@
           <w:rFonts w:ascii="Courier New" w:hAnsi="Courier New" w:cs="Courier New"/>
           <w:lang w:val="en-US"/>
         </w:rPr>
-        <w:t>if(id.x == 0) {</w:t>
+        <w:t>I</w:t>
+      </w:r>
+      <w:r>
+        <w:rPr>
+          <w:rFonts w:ascii="Courier New" w:hAnsi="Courier New" w:cs="Courier New"/>
+          <w:lang w:val="en-US"/>
+        </w:rPr>
+        <w:t>f</w:t>
+      </w:r>
+      <w:r>
+        <w:rPr>
+          <w:rFonts w:ascii="Courier New" w:hAnsi="Courier New" w:cs="Courier New"/>
+          <w:lang w:val="en-US"/>
+        </w:rPr>
+        <w:t xml:space="preserve"> </w:t>
+      </w:r>
+      <w:r>
+        <w:rPr>
+          <w:rFonts w:ascii="Courier New" w:hAnsi="Courier New" w:cs="Courier New"/>
+          <w:lang w:val="en-US"/>
+        </w:rPr>
+        <w:t>(</w:t>
+      </w:r>
+      <w:proofErr w:type="spellStart"/>
+      <w:r>
+        <w:rPr>
+          <w:rFonts w:ascii="Courier New" w:hAnsi="Courier New" w:cs="Courier New"/>
+          <w:lang w:val="en-US"/>
+        </w:rPr>
+        <w:t>id.x</w:t>
+      </w:r>
+      <w:proofErr w:type="spellEnd"/>
+      <w:r>
+        <w:rPr>
+          <w:rFonts w:ascii="Courier New" w:hAnsi="Courier New" w:cs="Courier New"/>
+          <w:lang w:val="en-US"/>
+        </w:rPr>
+        <w:t xml:space="preserve"> == 0) {</w:t>
       </w:r>
     </w:p>
     <w:p>
@@ -13160,12 +15749,37 @@
           <w:lang w:val="en-US"/>
         </w:rPr>
       </w:pPr>
-      <w:r>
-        <w:rPr>
-          <w:rFonts w:ascii="Courier New" w:hAnsi="Courier New" w:cs="Courier New"/>
-          <w:lang w:val="en-US"/>
-        </w:rPr>
-        <w:t>test_results[test * 3</w:t>
+      <w:proofErr w:type="spellStart"/>
+      <w:r>
+        <w:rPr>
+          <w:rFonts w:ascii="Courier New" w:hAnsi="Courier New" w:cs="Courier New"/>
+          <w:lang w:val="en-US"/>
+        </w:rPr>
+        <w:t>test_</w:t>
+      </w:r>
+      <w:proofErr w:type="gramStart"/>
+      <w:r>
+        <w:rPr>
+          <w:rFonts w:ascii="Courier New" w:hAnsi="Courier New" w:cs="Courier New"/>
+          <w:lang w:val="en-US"/>
+        </w:rPr>
+        <w:t>results</w:t>
+      </w:r>
+      <w:proofErr w:type="spellEnd"/>
+      <w:r>
+        <w:rPr>
+          <w:rFonts w:ascii="Courier New" w:hAnsi="Courier New" w:cs="Courier New"/>
+          <w:lang w:val="en-US"/>
+        </w:rPr>
+        <w:t>[</w:t>
+      </w:r>
+      <w:proofErr w:type="gramEnd"/>
+      <w:r>
+        <w:rPr>
+          <w:rFonts w:ascii="Courier New" w:hAnsi="Courier New" w:cs="Courier New"/>
+          <w:lang w:val="en-US"/>
+        </w:rPr>
+        <w:t>test * 3</w:t>
       </w:r>
       <w:r>
         <w:rPr>
@@ -13191,12 +15805,37 @@
           <w:lang w:val="en-US"/>
         </w:rPr>
       </w:pPr>
-      <w:r>
-        <w:rPr>
-          <w:rFonts w:ascii="Courier New" w:hAnsi="Courier New" w:cs="Courier New"/>
-          <w:lang w:val="en-US"/>
-        </w:rPr>
-        <w:t>test_results[test * 3 + 1] = exp(layer3[1])/d;</w:t>
+      <w:proofErr w:type="spellStart"/>
+      <w:r>
+        <w:rPr>
+          <w:rFonts w:ascii="Courier New" w:hAnsi="Courier New" w:cs="Courier New"/>
+          <w:lang w:val="en-US"/>
+        </w:rPr>
+        <w:t>test_</w:t>
+      </w:r>
+      <w:proofErr w:type="gramStart"/>
+      <w:r>
+        <w:rPr>
+          <w:rFonts w:ascii="Courier New" w:hAnsi="Courier New" w:cs="Courier New"/>
+          <w:lang w:val="en-US"/>
+        </w:rPr>
+        <w:t>results</w:t>
+      </w:r>
+      <w:proofErr w:type="spellEnd"/>
+      <w:r>
+        <w:rPr>
+          <w:rFonts w:ascii="Courier New" w:hAnsi="Courier New" w:cs="Courier New"/>
+          <w:lang w:val="en-US"/>
+        </w:rPr>
+        <w:t>[</w:t>
+      </w:r>
+      <w:proofErr w:type="gramEnd"/>
+      <w:r>
+        <w:rPr>
+          <w:rFonts w:ascii="Courier New" w:hAnsi="Courier New" w:cs="Courier New"/>
+          <w:lang w:val="en-US"/>
+        </w:rPr>
+        <w:t>test * 3 + 1] = exp(layer3[1])/d;</w:t>
       </w:r>
     </w:p>
     <w:p>
@@ -13208,12 +15847,37 @@
           <w:lang w:val="en-US"/>
         </w:rPr>
       </w:pPr>
-      <w:r>
-        <w:rPr>
-          <w:rFonts w:ascii="Courier New" w:hAnsi="Courier New" w:cs="Courier New"/>
-          <w:lang w:val="en-US"/>
-        </w:rPr>
-        <w:t>test_results[test * 3 + 2] = exp(layer3[2])/d;</w:t>
+      <w:proofErr w:type="spellStart"/>
+      <w:r>
+        <w:rPr>
+          <w:rFonts w:ascii="Courier New" w:hAnsi="Courier New" w:cs="Courier New"/>
+          <w:lang w:val="en-US"/>
+        </w:rPr>
+        <w:t>test_</w:t>
+      </w:r>
+      <w:proofErr w:type="gramStart"/>
+      <w:r>
+        <w:rPr>
+          <w:rFonts w:ascii="Courier New" w:hAnsi="Courier New" w:cs="Courier New"/>
+          <w:lang w:val="en-US"/>
+        </w:rPr>
+        <w:t>results</w:t>
+      </w:r>
+      <w:proofErr w:type="spellEnd"/>
+      <w:r>
+        <w:rPr>
+          <w:rFonts w:ascii="Courier New" w:hAnsi="Courier New" w:cs="Courier New"/>
+          <w:lang w:val="en-US"/>
+        </w:rPr>
+        <w:t>[</w:t>
+      </w:r>
+      <w:proofErr w:type="gramEnd"/>
+      <w:r>
+        <w:rPr>
+          <w:rFonts w:ascii="Courier New" w:hAnsi="Courier New" w:cs="Courier New"/>
+          <w:lang w:val="en-US"/>
+        </w:rPr>
+        <w:t>test * 3 + 2] = exp(layer3[2])/d;</w:t>
       </w:r>
     </w:p>
     <w:p>
@@ -13239,11 +15903,27 @@
           <w:rFonts w:ascii="Courier New" w:hAnsi="Courier New" w:cs="Courier New"/>
         </w:rPr>
       </w:pPr>
-      <w:r>
-        <w:rPr>
-          <w:rFonts w:ascii="Courier New" w:hAnsi="Courier New" w:cs="Courier New"/>
-        </w:rPr>
-        <w:t>storageBarrier();</w:t>
+      <w:proofErr w:type="spellStart"/>
+      <w:proofErr w:type="gramStart"/>
+      <w:r>
+        <w:rPr>
+          <w:rFonts w:ascii="Courier New" w:hAnsi="Courier New" w:cs="Courier New"/>
+        </w:rPr>
+        <w:t>storageBarrier</w:t>
+      </w:r>
+      <w:proofErr w:type="spellEnd"/>
+      <w:r>
+        <w:rPr>
+          <w:rFonts w:ascii="Courier New" w:hAnsi="Courier New" w:cs="Courier New"/>
+        </w:rPr>
+        <w:t>(</w:t>
+      </w:r>
+      <w:proofErr w:type="gramEnd"/>
+      <w:r>
+        <w:rPr>
+          <w:rFonts w:ascii="Courier New" w:hAnsi="Courier New" w:cs="Courier New"/>
+        </w:rPr>
+        <w:t>);</w:t>
       </w:r>
     </w:p>
     <w:p>
@@ -13267,6 +15947,7 @@
         <w:jc w:val="both"/>
       </w:pPr>
       <w:r>
+        <w:lastRenderedPageBreak/>
         <w:t>У</w:t>
       </w:r>
       <w:r>
@@ -13276,18 +15957,85 @@
         <w:t xml:space="preserve">их на </w:t>
       </w:r>
       <w:r>
-        <w:t>веса и добавляют к сумме вес смещения. Узлы в слое 2 получают взвешенные выходные данные узлов слоя 1, а узлы в слое 3 получают взвешенные выходные данные узлов слоя 2. Итоговые вероятности вычисляются путем вычисления функции softmax для значений слоя 3.</w:t>
+        <w:t xml:space="preserve">веса и добавляют к сумме вес смещения. Узлы в слое 2 получают взвешенные выходные данные узлов слоя 1, а узлы в слое 3 получают взвешенные выходные данные узлов слоя 2. Итоговые вероятности вычисляются путем вычисления функции </w:t>
+      </w:r>
+      <w:proofErr w:type="spellStart"/>
+      <w:r>
+        <w:t>softmax</w:t>
+      </w:r>
+      <w:proofErr w:type="spellEnd"/>
+      <w:r>
+        <w:t xml:space="preserve"> для значений слоя 3.</w:t>
       </w:r>
     </w:p>
     <w:p>
       <w:pPr>
         <w:pStyle w:val="1"/>
       </w:pPr>
-      <w:bookmarkStart w:id="29" w:name="_Toc228875712"/>
+      <w:bookmarkStart w:id="29" w:name="_Toc230012519"/>
       <w:r>
         <w:t>Задание для самостоятельной работы</w:t>
       </w:r>
       <w:bookmarkEnd w:id="29"/>
+    </w:p>
+    <w:p>
+      <w:pPr>
+        <w:pStyle w:val="a3"/>
+        <w:numPr>
+          <w:ilvl w:val="0"/>
+          <w:numId w:val="46"/>
+        </w:numPr>
+      </w:pPr>
+      <w:r>
+        <w:t xml:space="preserve">Поварьируйте параметром </w:t>
+      </w:r>
+      <w:r>
+        <w:rPr>
+          <w:rFonts w:ascii="Courier New" w:hAnsi="Courier New" w:cs="Courier New"/>
+          <w:lang w:val="en-US"/>
+        </w:rPr>
+        <w:t>num</w:t>
+      </w:r>
+      <w:r>
+        <w:rPr>
+          <w:rFonts w:ascii="Courier New" w:hAnsi="Courier New" w:cs="Courier New"/>
+        </w:rPr>
+        <w:t>_</w:t>
+      </w:r>
+      <w:r>
+        <w:rPr>
+          <w:rFonts w:ascii="Courier New" w:hAnsi="Courier New" w:cs="Courier New"/>
+          <w:lang w:val="en-US"/>
+        </w:rPr>
+        <w:t>epochs</w:t>
+      </w:r>
+      <w:r>
+        <w:t xml:space="preserve"> </w:t>
+      </w:r>
+      <w:r>
+        <w:t>(</w:t>
+      </w:r>
+      <w:r>
+        <w:t>к</w:t>
+      </w:r>
+      <w:r>
+        <w:t>оличество циклов обучения</w:t>
+      </w:r>
+      <w:r>
+        <w:t>). Как меняются результаты классификации?</w:t>
+      </w:r>
+    </w:p>
+    <w:p>
+      <w:pPr>
+        <w:pStyle w:val="a3"/>
+        <w:numPr>
+          <w:ilvl w:val="0"/>
+          <w:numId w:val="46"/>
+        </w:numPr>
+      </w:pPr>
+      <w:r>
+        <w:t>Добавьте в нейронную сеть еще один скрытый слой. Проведите сравнение результатов классификации двух нейронных сетей.</w:t>
+      </w:r>
     </w:p>
     <w:sectPr>
       <w:footerReference w:type="default" r:id="rId91"/>
@@ -15724,6 +18472,95 @@
     </w:lvl>
   </w:abstractNum>
   <w:abstractNum w:abstractNumId="24" w15:restartNumberingAfterBreak="0">
+    <w:nsid w:val="41E1142B"/>
+    <w:multiLevelType w:val="hybridMultilevel"/>
+    <w:tmpl w:val="2F7C329E"/>
+    <w:lvl w:ilvl="0" w:tplc="0419000F">
+      <w:start w:val="1"/>
+      <w:numFmt w:val="decimal"/>
+      <w:lvlText w:val="%1."/>
+      <w:lvlJc w:val="left"/>
+      <w:pPr>
+        <w:ind w:left="720" w:hanging="360"/>
+      </w:pPr>
+      <w:rPr>
+        <w:rFonts w:hint="default"/>
+      </w:rPr>
+    </w:lvl>
+    <w:lvl w:ilvl="1" w:tplc="04190019" w:tentative="1">
+      <w:start w:val="1"/>
+      <w:numFmt w:val="lowerLetter"/>
+      <w:lvlText w:val="%2."/>
+      <w:lvlJc w:val="left"/>
+      <w:pPr>
+        <w:ind w:left="1440" w:hanging="360"/>
+      </w:pPr>
+    </w:lvl>
+    <w:lvl w:ilvl="2" w:tplc="0419001B" w:tentative="1">
+      <w:start w:val="1"/>
+      <w:numFmt w:val="lowerRoman"/>
+      <w:lvlText w:val="%3."/>
+      <w:lvlJc w:val="right"/>
+      <w:pPr>
+        <w:ind w:left="2160" w:hanging="180"/>
+      </w:pPr>
+    </w:lvl>
+    <w:lvl w:ilvl="3" w:tplc="0419000F" w:tentative="1">
+      <w:start w:val="1"/>
+      <w:numFmt w:val="decimal"/>
+      <w:lvlText w:val="%4."/>
+      <w:lvlJc w:val="left"/>
+      <w:pPr>
+        <w:ind w:left="2880" w:hanging="360"/>
+      </w:pPr>
+    </w:lvl>
+    <w:lvl w:ilvl="4" w:tplc="04190019" w:tentative="1">
+      <w:start w:val="1"/>
+      <w:numFmt w:val="lowerLetter"/>
+      <w:lvlText w:val="%5."/>
+      <w:lvlJc w:val="left"/>
+      <w:pPr>
+        <w:ind w:left="3600" w:hanging="360"/>
+      </w:pPr>
+    </w:lvl>
+    <w:lvl w:ilvl="5" w:tplc="0419001B" w:tentative="1">
+      <w:start w:val="1"/>
+      <w:numFmt w:val="lowerRoman"/>
+      <w:lvlText w:val="%6."/>
+      <w:lvlJc w:val="right"/>
+      <w:pPr>
+        <w:ind w:left="4320" w:hanging="180"/>
+      </w:pPr>
+    </w:lvl>
+    <w:lvl w:ilvl="6" w:tplc="0419000F" w:tentative="1">
+      <w:start w:val="1"/>
+      <w:numFmt w:val="decimal"/>
+      <w:lvlText w:val="%7."/>
+      <w:lvlJc w:val="left"/>
+      <w:pPr>
+        <w:ind w:left="5040" w:hanging="360"/>
+      </w:pPr>
+    </w:lvl>
+    <w:lvl w:ilvl="7" w:tplc="04190019" w:tentative="1">
+      <w:start w:val="1"/>
+      <w:numFmt w:val="lowerLetter"/>
+      <w:lvlText w:val="%8."/>
+      <w:lvlJc w:val="left"/>
+      <w:pPr>
+        <w:ind w:left="5760" w:hanging="360"/>
+      </w:pPr>
+    </w:lvl>
+    <w:lvl w:ilvl="8" w:tplc="0419001B" w:tentative="1">
+      <w:start w:val="1"/>
+      <w:numFmt w:val="lowerRoman"/>
+      <w:lvlText w:val="%9."/>
+      <w:lvlJc w:val="right"/>
+      <w:pPr>
+        <w:ind w:left="6480" w:hanging="180"/>
+      </w:pPr>
+    </w:lvl>
+  </w:abstractNum>
+  <w:abstractNum w:abstractNumId="25" w15:restartNumberingAfterBreak="0">
     <w:nsid w:val="43E03D04"/>
     <w:multiLevelType w:val="hybridMultilevel"/>
     <w:tmpl w:val="04242F6C"/>
@@ -15812,7 +18649,7 @@
       </w:pPr>
     </w:lvl>
   </w:abstractNum>
-  <w:abstractNum w:abstractNumId="25" w15:restartNumberingAfterBreak="0">
+  <w:abstractNum w:abstractNumId="26" w15:restartNumberingAfterBreak="0">
     <w:nsid w:val="46573054"/>
     <w:multiLevelType w:val="hybridMultilevel"/>
     <w:tmpl w:val="0F627658"/>
@@ -15901,7 +18738,7 @@
       </w:pPr>
     </w:lvl>
   </w:abstractNum>
-  <w:abstractNum w:abstractNumId="26" w15:restartNumberingAfterBreak="0">
+  <w:abstractNum w:abstractNumId="27" w15:restartNumberingAfterBreak="0">
     <w:nsid w:val="46AC6E1D"/>
     <w:multiLevelType w:val="hybridMultilevel"/>
     <w:tmpl w:val="4D341F76"/>
@@ -16014,7 +18851,7 @@
       </w:rPr>
     </w:lvl>
   </w:abstractNum>
-  <w:abstractNum w:abstractNumId="27" w15:restartNumberingAfterBreak="0">
+  <w:abstractNum w:abstractNumId="28" w15:restartNumberingAfterBreak="0">
     <w:nsid w:val="46EA340B"/>
     <w:multiLevelType w:val="hybridMultilevel"/>
     <w:tmpl w:val="6694D9BC"/>
@@ -16103,7 +18940,7 @@
       </w:pPr>
     </w:lvl>
   </w:abstractNum>
-  <w:abstractNum w:abstractNumId="28" w15:restartNumberingAfterBreak="0">
+  <w:abstractNum w:abstractNumId="29" w15:restartNumberingAfterBreak="0">
     <w:nsid w:val="482A407F"/>
     <w:multiLevelType w:val="hybridMultilevel"/>
     <w:tmpl w:val="22A8DF94"/>
@@ -16216,7 +19053,7 @@
       </w:rPr>
     </w:lvl>
   </w:abstractNum>
-  <w:abstractNum w:abstractNumId="29" w15:restartNumberingAfterBreak="0">
+  <w:abstractNum w:abstractNumId="30" w15:restartNumberingAfterBreak="0">
     <w:nsid w:val="4CC269FF"/>
     <w:multiLevelType w:val="hybridMultilevel"/>
     <w:tmpl w:val="328A242E"/>
@@ -16305,7 +19142,7 @@
       </w:pPr>
     </w:lvl>
   </w:abstractNum>
-  <w:abstractNum w:abstractNumId="30" w15:restartNumberingAfterBreak="0">
+  <w:abstractNum w:abstractNumId="31" w15:restartNumberingAfterBreak="0">
     <w:nsid w:val="51585ACC"/>
     <w:multiLevelType w:val="hybridMultilevel"/>
     <w:tmpl w:val="957C1C9E"/>
@@ -16391,7 +19228,7 @@
       </w:pPr>
     </w:lvl>
   </w:abstractNum>
-  <w:abstractNum w:abstractNumId="31" w15:restartNumberingAfterBreak="0">
+  <w:abstractNum w:abstractNumId="32" w15:restartNumberingAfterBreak="0">
     <w:nsid w:val="53A82970"/>
     <w:multiLevelType w:val="hybridMultilevel"/>
     <w:tmpl w:val="DBB68498"/>
@@ -16480,7 +19317,7 @@
       </w:pPr>
     </w:lvl>
   </w:abstractNum>
-  <w:abstractNum w:abstractNumId="32" w15:restartNumberingAfterBreak="0">
+  <w:abstractNum w:abstractNumId="33" w15:restartNumberingAfterBreak="0">
     <w:nsid w:val="54A2164E"/>
     <w:multiLevelType w:val="hybridMultilevel"/>
     <w:tmpl w:val="79ECD280"/>
@@ -16593,7 +19430,7 @@
       </w:rPr>
     </w:lvl>
   </w:abstractNum>
-  <w:abstractNum w:abstractNumId="33" w15:restartNumberingAfterBreak="0">
+  <w:abstractNum w:abstractNumId="34" w15:restartNumberingAfterBreak="0">
     <w:nsid w:val="563735FE"/>
     <w:multiLevelType w:val="hybridMultilevel"/>
     <w:tmpl w:val="224C3AB2"/>
@@ -16706,7 +19543,7 @@
       </w:rPr>
     </w:lvl>
   </w:abstractNum>
-  <w:abstractNum w:abstractNumId="34" w15:restartNumberingAfterBreak="0">
+  <w:abstractNum w:abstractNumId="35" w15:restartNumberingAfterBreak="0">
     <w:nsid w:val="5C5749F3"/>
     <w:multiLevelType w:val="hybridMultilevel"/>
     <w:tmpl w:val="B4BC4080"/>
@@ -16819,7 +19656,7 @@
       </w:rPr>
     </w:lvl>
   </w:abstractNum>
-  <w:abstractNum w:abstractNumId="35" w15:restartNumberingAfterBreak="0">
+  <w:abstractNum w:abstractNumId="36" w15:restartNumberingAfterBreak="0">
     <w:nsid w:val="60F8605D"/>
     <w:multiLevelType w:val="hybridMultilevel"/>
     <w:tmpl w:val="4D5E62AC"/>
@@ -16908,7 +19745,7 @@
       </w:pPr>
     </w:lvl>
   </w:abstractNum>
-  <w:abstractNum w:abstractNumId="36" w15:restartNumberingAfterBreak="0">
+  <w:abstractNum w:abstractNumId="37" w15:restartNumberingAfterBreak="0">
     <w:nsid w:val="615E1196"/>
     <w:multiLevelType w:val="hybridMultilevel"/>
     <w:tmpl w:val="EDAC9E02"/>
@@ -17021,7 +19858,7 @@
       </w:rPr>
     </w:lvl>
   </w:abstractNum>
-  <w:abstractNum w:abstractNumId="37" w15:restartNumberingAfterBreak="0">
+  <w:abstractNum w:abstractNumId="38" w15:restartNumberingAfterBreak="0">
     <w:nsid w:val="62A10EEE"/>
     <w:multiLevelType w:val="hybridMultilevel"/>
     <w:tmpl w:val="3E408298"/>
@@ -17107,7 +19944,7 @@
       </w:pPr>
     </w:lvl>
   </w:abstractNum>
-  <w:abstractNum w:abstractNumId="38" w15:restartNumberingAfterBreak="0">
+  <w:abstractNum w:abstractNumId="39" w15:restartNumberingAfterBreak="0">
     <w:nsid w:val="640E41A0"/>
     <w:multiLevelType w:val="hybridMultilevel"/>
     <w:tmpl w:val="C2028142"/>
@@ -17219,7 +20056,7 @@
       </w:rPr>
     </w:lvl>
   </w:abstractNum>
-  <w:abstractNum w:abstractNumId="39" w15:restartNumberingAfterBreak="0">
+  <w:abstractNum w:abstractNumId="40" w15:restartNumberingAfterBreak="0">
     <w:nsid w:val="680B4585"/>
     <w:multiLevelType w:val="hybridMultilevel"/>
     <w:tmpl w:val="FE5CA112"/>
@@ -17308,7 +20145,7 @@
       </w:pPr>
     </w:lvl>
   </w:abstractNum>
-  <w:abstractNum w:abstractNumId="40" w15:restartNumberingAfterBreak="0">
+  <w:abstractNum w:abstractNumId="41" w15:restartNumberingAfterBreak="0">
     <w:nsid w:val="68EF5AE0"/>
     <w:multiLevelType w:val="hybridMultilevel"/>
     <w:tmpl w:val="36B044E4"/>
@@ -17421,7 +20258,7 @@
       </w:rPr>
     </w:lvl>
   </w:abstractNum>
-  <w:abstractNum w:abstractNumId="41" w15:restartNumberingAfterBreak="0">
+  <w:abstractNum w:abstractNumId="42" w15:restartNumberingAfterBreak="0">
     <w:nsid w:val="6D44115F"/>
     <w:multiLevelType w:val="hybridMultilevel"/>
     <w:tmpl w:val="832EE542"/>
@@ -17510,7 +20347,7 @@
       </w:pPr>
     </w:lvl>
   </w:abstractNum>
-  <w:abstractNum w:abstractNumId="42" w15:restartNumberingAfterBreak="0">
+  <w:abstractNum w:abstractNumId="43" w15:restartNumberingAfterBreak="0">
     <w:nsid w:val="72F44C51"/>
     <w:multiLevelType w:val="hybridMultilevel"/>
     <w:tmpl w:val="A89841F6"/>
@@ -17599,7 +20436,7 @@
       </w:pPr>
     </w:lvl>
   </w:abstractNum>
-  <w:abstractNum w:abstractNumId="43" w15:restartNumberingAfterBreak="0">
+  <w:abstractNum w:abstractNumId="44" w15:restartNumberingAfterBreak="0">
     <w:nsid w:val="746F1E63"/>
     <w:multiLevelType w:val="hybridMultilevel"/>
     <w:tmpl w:val="FF7E12A8"/>
@@ -17688,7 +20525,7 @@
       </w:pPr>
     </w:lvl>
   </w:abstractNum>
-  <w:abstractNum w:abstractNumId="44" w15:restartNumberingAfterBreak="0">
+  <w:abstractNum w:abstractNumId="45" w15:restartNumberingAfterBreak="0">
     <w:nsid w:val="78302178"/>
     <w:multiLevelType w:val="hybridMultilevel"/>
     <w:tmpl w:val="52E81A3A"/>
@@ -17802,7 +20639,7 @@
     </w:lvl>
   </w:abstractNum>
   <w:num w:numId="1">
-    <w:abstractNumId w:val="42"/>
+    <w:abstractNumId w:val="43"/>
   </w:num>
   <w:num w:numId="2">
     <w:abstractNumId w:val="3"/>
@@ -17811,40 +20648,40 @@
     <w:abstractNumId w:val="22"/>
   </w:num>
   <w:num w:numId="4">
-    <w:abstractNumId w:val="38"/>
+    <w:abstractNumId w:val="39"/>
   </w:num>
   <w:num w:numId="5">
     <w:abstractNumId w:val="2"/>
   </w:num>
   <w:num w:numId="6">
-    <w:abstractNumId w:val="39"/>
+    <w:abstractNumId w:val="40"/>
   </w:num>
   <w:num w:numId="7">
     <w:abstractNumId w:val="11"/>
   </w:num>
   <w:num w:numId="8">
-    <w:abstractNumId w:val="41"/>
+    <w:abstractNumId w:val="42"/>
   </w:num>
   <w:num w:numId="9">
     <w:abstractNumId w:val="5"/>
   </w:num>
   <w:num w:numId="10">
-    <w:abstractNumId w:val="43"/>
+    <w:abstractNumId w:val="44"/>
   </w:num>
   <w:num w:numId="11">
     <w:abstractNumId w:val="10"/>
   </w:num>
   <w:num w:numId="12">
-    <w:abstractNumId w:val="44"/>
+    <w:abstractNumId w:val="45"/>
   </w:num>
   <w:num w:numId="13">
-    <w:abstractNumId w:val="40"/>
+    <w:abstractNumId w:val="41"/>
   </w:num>
   <w:num w:numId="14">
-    <w:abstractNumId w:val="31"/>
+    <w:abstractNumId w:val="32"/>
   </w:num>
   <w:num w:numId="15">
-    <w:abstractNumId w:val="28"/>
+    <w:abstractNumId w:val="29"/>
   </w:num>
   <w:num w:numId="16">
     <w:abstractNumId w:val="12"/>
@@ -17853,13 +20690,13 @@
     <w:abstractNumId w:val="6"/>
   </w:num>
   <w:num w:numId="18">
-    <w:abstractNumId w:val="37"/>
+    <w:abstractNumId w:val="38"/>
   </w:num>
   <w:num w:numId="19">
     <w:abstractNumId w:val="20"/>
   </w:num>
   <w:num w:numId="20">
-    <w:abstractNumId w:val="30"/>
+    <w:abstractNumId w:val="31"/>
   </w:num>
   <w:num w:numId="21">
     <w:abstractNumId w:val="13"/>
@@ -17877,28 +20714,28 @@
     <w:abstractNumId w:val="1"/>
   </w:num>
   <w:num w:numId="26">
-    <w:abstractNumId w:val="32"/>
+    <w:abstractNumId w:val="33"/>
   </w:num>
   <w:num w:numId="27">
-    <w:abstractNumId w:val="25"/>
+    <w:abstractNumId w:val="26"/>
   </w:num>
   <w:num w:numId="28">
-    <w:abstractNumId w:val="29"/>
+    <w:abstractNumId w:val="30"/>
   </w:num>
   <w:num w:numId="29">
     <w:abstractNumId w:val="15"/>
   </w:num>
   <w:num w:numId="30">
-    <w:abstractNumId w:val="27"/>
+    <w:abstractNumId w:val="28"/>
   </w:num>
   <w:num w:numId="31">
-    <w:abstractNumId w:val="24"/>
+    <w:abstractNumId w:val="25"/>
   </w:num>
   <w:num w:numId="32">
     <w:abstractNumId w:val="19"/>
   </w:num>
   <w:num w:numId="33">
-    <w:abstractNumId w:val="35"/>
+    <w:abstractNumId w:val="36"/>
   </w:num>
   <w:num w:numId="34">
     <w:abstractNumId w:val="23"/>
@@ -17913,13 +20750,13 @@
     <w:abstractNumId w:val="21"/>
   </w:num>
   <w:num w:numId="38">
-    <w:abstractNumId w:val="36"/>
+    <w:abstractNumId w:val="37"/>
   </w:num>
   <w:num w:numId="39">
     <w:abstractNumId w:val="9"/>
   </w:num>
   <w:num w:numId="40">
-    <w:abstractNumId w:val="26"/>
+    <w:abstractNumId w:val="27"/>
   </w:num>
   <w:num w:numId="41">
     <w:abstractNumId w:val="17"/>
@@ -17931,10 +20768,13 @@
     <w:abstractNumId w:val="14"/>
   </w:num>
   <w:num w:numId="44">
+    <w:abstractNumId w:val="35"/>
+  </w:num>
+  <w:num w:numId="45">
     <w:abstractNumId w:val="34"/>
   </w:num>
-  <w:num w:numId="45">
-    <w:abstractNumId w:val="33"/>
+  <w:num w:numId="46">
+    <w:abstractNumId w:val="24"/>
   </w:num>
 </w:numbering>
 </file>
